--- a/trening-krd/manual-trenera.docx
+++ b/trening-krd/manual-trenera.docx
@@ -12,7 +12,38 @@
     </w:p>
     <w:p>
       <w:r>
-        <w:t xml:space="preserve">Коротко: вместо долгих групповых упражнений на слайдах участники проходят 4 игры в тренажёре </w:t>
+        <w:rPr>
+          <w:b/>
+          <w:bCs/>
+        </w:rPr>
+        <w:t xml:space="preserve">О чём тренинг.</w:t>
+      </w:r>
+      <w:r>
+        <w:t xml:space="preserve"> Почему одни и те же нарушения возвращаются на каждой проверке и как написать КРД, после которого они не вернутся. Участники учатся отличать коррекцию от КРД, искать корневую причину и формулировать мероприятия так, чтобы их можно было проверить.</w:t>
+      </w:r>
+    </w:p>
+    <w:p>
+      <w:r>
+        <w:rPr>
+          <w:b/>
+          <w:bCs/>
+        </w:rPr>
+        <w:t xml:space="preserve">Длительность:</w:t>
+      </w:r>
+      <w:r>
+        <w:t xml:space="preserve"> 75–80 минут. Раньше было больше двух часов: длинные групповые упражнения на слайдах я заменила на 4 короткие игры в тренажёре.</w:t>
+      </w:r>
+    </w:p>
+    <w:p>
+      <w:r>
+        <w:rPr>
+          <w:b/>
+          <w:bCs/>
+        </w:rPr>
+        <w:t xml:space="preserve">Что нужно:</w:t>
+      </w:r>
+      <w:r>
+        <w:t xml:space="preserve"> презентация, файл тренажёра </w:t>
       </w:r>
       <w:r>
         <w:rPr>
@@ -21,7 +52,7 @@
         <w:t xml:space="preserve">krd-trenazher.html</w:t>
       </w:r>
       <w:r>
-        <w:t xml:space="preserve">. Каждая занимает 5–7 минут, после неё я разбираю только спорные места. Тренинг идёт 75–80 минут вместо двух часов с лишним.</w:t>
+        <w:t xml:space="preserve"> у каждого участника, у меня общий экран. Работает и очно, и онлайн: отвечают голосом или в чат.</w:t>
       </w:r>
     </w:p>
     <w:p>
@@ -36,7 +67,7 @@
         <w:pStyle w:val="Heading1"/>
       </w:pPr>
       <w:r>
-        <w:t xml:space="preserve">Подготовка (за день)</w:t>
+        <w:t xml:space="preserve">Перед тренингом</w:t>
       </w:r>
     </w:p>
     <w:p>
@@ -48,7 +79,7 @@
         </w:numPr>
       </w:pPr>
       <w:r>
-        <w:t xml:space="preserve">Разослать участникам файл </w:t>
+        <w:t xml:space="preserve">За день разослать участникам </w:t>
       </w:r>
       <w:r>
         <w:rPr>
@@ -57,7 +88,7 @@
         <w:t xml:space="preserve">krd-trenazher.html</w:t>
       </w:r>
       <w:r>
-        <w:t xml:space="preserve">.</w:t>
+        <w:t xml:space="preserve">. В письме написать: «Сохраните файл на рабочий стол и откройте двойным щелчком в Edge или Chrome. Прямо из письма не открывайте».</w:t>
       </w:r>
     </w:p>
     <w:p>
@@ -69,17 +100,7 @@
         </w:numPr>
       </w:pPr>
       <w:r>
-        <w:t xml:space="preserve">В письме написать: </w:t>
-      </w:r>
-      <w:r>
-        <w:rPr>
-          <w:b/>
-          <w:bCs/>
-        </w:rPr>
-        <w:t xml:space="preserve">«Сохраните файл на рабочий стол и откройте двойным щелчком (Edge или Chrome). Прямо из письма не открывайте»</w:t>
-      </w:r>
-      <w:r>
-        <w:t xml:space="preserve">.</w:t>
+        <w:t xml:space="preserve">Самой пройти все 4 игры, чтобы знать, где люди спотыкаются.</w:t>
       </w:r>
     </w:p>
     <w:p>
@@ -91,7 +112,7 @@
         </w:numPr>
       </w:pPr>
       <w:r>
-        <w:t xml:space="preserve">Самой пройти все 4 игры один раз, чтобы знать, где подвох.</w:t>
+        <w:t xml:space="preserve">Скрыть в презентации 18 слайдов (список ниже).</w:t>
       </w:r>
     </w:p>
     <w:p>
@@ -103,15 +124,20 @@
         </w:numPr>
       </w:pPr>
       <w:r>
-        <w:t xml:space="preserve">Скрыть в презентации слайды из списка ниже.</w:t>
-      </w:r>
-    </w:p>
-    <w:p>
-      <w:pPr>
-        <w:pBdr>
-          <w:bottom w:val="single" w:color="C9D4E8" w:sz="6" w:space="1"/>
-        </w:pBdr>
-      </w:pPr>
+        <w:t xml:space="preserve">Посмотреть статистику своего дивизиона на слайдах 6–8 и выбрать нужный слайд.</w:t>
+      </w:r>
+    </w:p>
+    <w:p>
+      <w:pPr>
+        <w:pStyle w:val="ListParagraph"/>
+        <w:numPr>
+          <w:ilvl w:val="0"/>
+          <w:numId w:val="2"/>
+        </w:numPr>
+      </w:pPr>
+      <w:r>
+        <w:t xml:space="preserve">Проверить, что видео на слайде 20 запускается и звук идёт.</w:t>
+      </w:r>
     </w:p>
     <w:p>
       <w:pPr>
@@ -222,7 +248,7 @@
                 <w:bCs/>
                 <w:color w:val="14213D"/>
               </w:rPr>
-              <w:t xml:space="preserve">Чем заменяем</w:t>
+              <w:t xml:space="preserve">Чем заменяю</w:t>
             </w:r>
           </w:p>
         </w:tc>
@@ -249,10 +275,6 @@
           </w:tcPr>
           <w:p>
             <w:r>
-              <w:rPr>
-                <w:b/>
-                <w:bCs/>
-              </w:rPr>
               <w:t xml:space="preserve">2 из 6–8</w:t>
             </w:r>
           </w:p>
@@ -324,10 +346,6 @@
           </w:tcPr>
           <w:p>
             <w:r>
-              <w:rPr>
-                <w:b/>
-                <w:bCs/>
-              </w:rPr>
               <w:t xml:space="preserve">11–15</w:t>
             </w:r>
           </w:p>
@@ -399,10 +417,6 @@
           </w:tcPr>
           <w:p>
             <w:r>
-              <w:rPr>
-                <w:b/>
-                <w:bCs/>
-              </w:rPr>
               <w:t xml:space="preserve">24–25</w:t>
             </w:r>
           </w:p>
@@ -474,10 +488,6 @@
           </w:tcPr>
           <w:p>
             <w:r>
-              <w:rPr>
-                <w:b/>
-                <w:bCs/>
-              </w:rPr>
               <w:t xml:space="preserve">27–28</w:t>
             </w:r>
           </w:p>
@@ -500,7 +510,7 @@
           </w:tcPr>
           <w:p>
             <w:r>
-              <w:t xml:space="preserve">«5 почему» в группах + шаблон</w:t>
+              <w:t xml:space="preserve">«5 почему» в группах и шаблон</w:t>
             </w:r>
           </w:p>
         </w:tc>
@@ -549,10 +559,6 @@
           </w:tcPr>
           <w:p>
             <w:r>
-              <w:rPr>
-                <w:b/>
-                <w:bCs/>
-              </w:rPr>
               <w:t xml:space="preserve">30</w:t>
             </w:r>
           </w:p>
@@ -624,10 +630,6 @@
           </w:tcPr>
           <w:p>
             <w:r>
-              <w:rPr>
-                <w:b/>
-                <w:bCs/>
-              </w:rPr>
               <w:t xml:space="preserve">36–41</w:t>
             </w:r>
           </w:p>
@@ -650,7 +652,7 @@
           </w:tcPr>
           <w:p>
             <w:r>
-              <w:t xml:space="preserve">Найдите ошибки в формулировках (группы 1 и 2), сформулируйте КРД по Исикаве</w:t>
+              <w:t xml:space="preserve">Ищем ошибки в формулировках, пишем КРД по Исикаве</w:t>
             </w:r>
           </w:p>
         </w:tc>
@@ -680,23 +682,11 @@
     </w:tbl>
     <w:p/>
     <w:p>
-      <w:r>
-        <w:t xml:space="preserve">Всего скрываю 18 слайдов. Слайд 42 оставляю: на нём в конце каждый пишет своё КРД (см. ниже).</w:t>
-      </w:r>
-    </w:p>
-    <w:p>
-      <w:pPr>
-        <w:pBdr>
-          <w:bottom w:val="single" w:color="C9D4E8" w:sz="6" w:space="1"/>
-        </w:pBdr>
-      </w:pPr>
-    </w:p>
-    <w:p>
       <w:pPr>
         <w:pStyle w:val="Heading1"/>
       </w:pPr>
       <w:r>
-        <w:t xml:space="preserve">Ход тренинга</w:t>
+        <w:t xml:space="preserve">Карта тренинга</w:t>
       </w:r>
     </w:p>
     <w:tbl>
@@ -800,7 +790,7 @@
                 <w:bCs/>
                 <w:color w:val="14213D"/>
               </w:rPr>
-              <w:t xml:space="preserve">Что делаю</w:t>
+              <w:t xml:space="preserve">Блок</w:t>
             </w:r>
           </w:p>
         </w:tc>
@@ -871,7 +861,7 @@
           </w:tcPr>
           <w:p>
             <w:r>
-              <w:t xml:space="preserve">Знакомство, цель, правила. Прошу открыть тренажёр и держать его под рукой</w:t>
+              <w:t xml:space="preserve">Открытие</w:t>
             </w:r>
           </w:p>
         </w:tc>
@@ -942,7 +932,7 @@
           </w:tcPr>
           <w:p>
             <w:r>
-              <w:t xml:space="preserve">Разминка: называют КРД на четыре нарушения. Потом показываю, как это записано в 1С ПБ. Обычно смеются, узнают себя</w:t>
+              <w:t xml:space="preserve">Разминка</w:t>
             </w:r>
           </w:p>
         </w:tc>
@@ -1013,7 +1003,7 @@
           </w:tcPr>
           <w:p>
             <w:r>
-              <w:t xml:space="preserve">Статистика: 67% нарушений без КРД, повторы растут. «Вот зачем мы здесь»</w:t>
+              <w:t xml:space="preserve">Зачем это всё</w:t>
             </w:r>
           </w:p>
         </w:tc>
@@ -1084,7 +1074,7 @@
           </w:tcPr>
           <w:p>
             <w:r>
-              <w:t xml:space="preserve">Йода, три понятия из Кодекса</w:t>
+              <w:t xml:space="preserve">Кодекс джедаев</w:t>
             </w:r>
           </w:p>
         </w:tc>
@@ -1111,10 +1101,6 @@
           </w:tcPr>
           <w:p>
             <w:r>
-              <w:rPr>
-                <w:b/>
-                <w:bCs/>
-              </w:rPr>
               <w:t xml:space="preserve">8 мин</w:t>
             </w:r>
           </w:p>
@@ -1137,7 +1123,7 @@
           </w:tcPr>
           <w:p>
             <w:r>
-              <w:t xml:space="preserve">—</w:t>
+              <w:t xml:space="preserve">тренажёр</w:t>
             </w:r>
           </w:p>
         </w:tc>
@@ -1234,7 +1220,7 @@
           </w:tcPr>
           <w:p>
             <w:r>
-              <w:t xml:space="preserve">Устно: может ли быть КРД без коррекции и наоборот. Разбираю 2 примера со слайда 17</w:t>
+              <w:t xml:space="preserve">КРД без коррекции и наоборот</w:t>
             </w:r>
           </w:p>
         </w:tc>
@@ -1261,7 +1247,7 @@
           </w:tcPr>
           <w:p>
             <w:r>
-              <w:t xml:space="preserve">5 мин</w:t>
+              <w:t xml:space="preserve">5 мин + видео</w:t>
             </w:r>
           </w:p>
         </w:tc>
@@ -1305,7 +1291,7 @@
           </w:tcPr>
           <w:p>
             <w:r>
-              <w:t xml:space="preserve">Корневая причина, видео, инструменты, Исикава (слайд 23 — просто показать, как это выглядит вживую)</w:t>
+              <w:t xml:space="preserve">Корневая причина, диаграмма Исикавы</w:t>
             </w:r>
           </w:p>
         </w:tc>
@@ -1332,10 +1318,6 @@
           </w:tcPr>
           <w:p>
             <w:r>
-              <w:rPr>
-                <w:b/>
-                <w:bCs/>
-              </w:rPr>
               <w:t xml:space="preserve">10 мин</w:t>
             </w:r>
           </w:p>
@@ -1358,7 +1340,7 @@
           </w:tcPr>
           <w:p>
             <w:r>
-              <w:t xml:space="preserve">—</w:t>
+              <w:t xml:space="preserve">тренажёр</w:t>
             </w:r>
           </w:p>
         </w:tc>
@@ -1482,10 +1464,6 @@
           </w:tcPr>
           <w:p>
             <w:r>
-              <w:rPr>
-                <w:b/>
-                <w:bCs/>
-              </w:rPr>
               <w:t xml:space="preserve">10 мин</w:t>
             </w:r>
           </w:p>
@@ -1508,7 +1486,7 @@
           </w:tcPr>
           <w:p>
             <w:r>
-              <w:t xml:space="preserve">—</w:t>
+              <w:t xml:space="preserve">тренажёр</w:t>
             </w:r>
           </w:p>
         </w:tc>
@@ -1536,9 +1514,6 @@
               </w:rPr>
               <w:t xml:space="preserve">Игра 3. Дойди до корня</w:t>
             </w:r>
-            <w:r>
-              <w:t xml:space="preserve"> (кейс 1; кейс 2 — кто быстрее)</w:t>
-            </w:r>
           </w:p>
         </w:tc>
       </w:tr>
@@ -1608,7 +1583,7 @@
           </w:tcPr>
           <w:p>
             <w:r>
-              <w:t xml:space="preserve">Закрепляем: корень → «поэтому» → проблема</w:t>
+              <w:t xml:space="preserve">Проверка «поэтому»</w:t>
             </w:r>
           </w:p>
         </w:tc>
@@ -1679,7 +1654,7 @@
           </w:tcPr>
           <w:p>
             <w:r>
-              <w:t xml:space="preserve">Четыре ошибки формулировок + системное КРД. Идём быстро, игра дальше закрепит</w:t>
+              <w:t xml:space="preserve">Четыре ошибки формулировок, системное КРД</w:t>
             </w:r>
           </w:p>
         </w:tc>
@@ -1706,10 +1681,6 @@
           </w:tcPr>
           <w:p>
             <w:r>
-              <w:rPr>
-                <w:b/>
-                <w:bCs/>
-              </w:rPr>
               <w:t xml:space="preserve">8 мин</w:t>
             </w:r>
           </w:p>
@@ -1732,7 +1703,7 @@
           </w:tcPr>
           <w:p>
             <w:r>
-              <w:t xml:space="preserve">—</w:t>
+              <w:t xml:space="preserve">тренажёр</w:t>
             </w:r>
           </w:p>
         </w:tc>
@@ -1829,7 +1800,7 @@
           </w:tcPr>
           <w:p>
             <w:r>
-              <w:t xml:space="preserve">Своё КРД (по желанию, см. ниже)</w:t>
+              <w:t xml:space="preserve">Своё КРД (по желанию)</w:t>
             </w:r>
           </w:p>
         </w:tc>
@@ -1900,7 +1871,7 @@
           </w:tcPr>
           <w:p>
             <w:r>
-              <w:t xml:space="preserve">Почему КРД не срабатывает, итоги, «для меня самое важное…»</w:t>
+              <w:t xml:space="preserve">Почему КРД не срабатывает, итоги</w:t>
             </w:r>
           </w:p>
         </w:tc>
@@ -1919,7 +1890,7 @@
         <w:pStyle w:val="Heading1"/>
       </w:pPr>
       <w:r>
-        <w:t xml:space="preserve">Как проводить каждую игру</w:t>
+        <w:t xml:space="preserve">Блок 1. Открытие (слайды 1–3, 3 минуты)</w:t>
       </w:r>
     </w:p>
     <w:p>
@@ -1928,7 +1899,881 @@
           <w:b/>
           <w:bCs/>
         </w:rPr>
-        <w:t xml:space="preserve">Общая схема:</w:t>
+        <w:t xml:space="preserve">Зачем:</w:t>
+      </w:r>
+      <w:r>
+        <w:t xml:space="preserve"> настроить группу и снять страх ошибиться.</w:t>
+      </w:r>
+    </w:p>
+    <w:p>
+      <w:r>
+        <w:rPr>
+          <w:b/>
+          <w:bCs/>
+        </w:rPr>
+        <w:t xml:space="preserve">Что говорю:</w:t>
+      </w:r>
+      <w:r>
+        <w:t xml:space="preserve"> «Сегодня разбираемся, почему одни и те же нарушения мы находим на каждой проверке. Ответ почти всегда один: КРД написали, а причину не тронули. Будет много практики и почти никакой теории».</w:t>
+      </w:r>
+    </w:p>
+    <w:p>
+      <w:r>
+        <w:t xml:space="preserve">Цель (слайд 2): называю три вопроса, на которые ответим к концу.</w:t>
+      </w:r>
+    </w:p>
+    <w:p>
+      <w:r>
+        <w:t xml:space="preserve">Правила (слайд 3): не читаю все, выделяю одно: «Ошибок нет, есть обратная связь. В играх можно ошибаться сколько угодно, никто результаты не увидит».</w:t>
+      </w:r>
+    </w:p>
+    <w:p>
+      <w:r>
+        <w:rPr>
+          <w:b/>
+          <w:bCs/>
+        </w:rPr>
+        <w:t xml:space="preserve">В конце блока:</w:t>
+      </w:r>
+      <w:r>
+        <w:t xml:space="preserve"> «Откройте файл тренажёра и держите его под рукой, скоро понадобится».</w:t>
+      </w:r>
+    </w:p>
+    <w:p>
+      <w:pPr>
+        <w:pStyle w:val="Heading1"/>
+      </w:pPr>
+      <w:r>
+        <w:t xml:space="preserve">Блок 2. Разминка (слайды 4–5, 7 минут)</w:t>
+      </w:r>
+    </w:p>
+    <w:p>
+      <w:r>
+        <w:rPr>
+          <w:b/>
+          <w:bCs/>
+        </w:rPr>
+        <w:t xml:space="preserve">Зачем:</w:t>
+      </w:r>
+      <w:r>
+        <w:t xml:space="preserve"> показать группе, что проблема есть, на их же примерах.</w:t>
+      </w:r>
+    </w:p>
+    <w:p>
+      <w:r>
+        <w:t xml:space="preserve">Слайд 4: четыре нарушения. «Какое КРД вы бы написали? Три минуты, пишите в чат или говорите». Записываю два-три ответа, не оцениваю.</w:t>
+      </w:r>
+    </w:p>
+    <w:p>
+      <w:r>
+        <w:t xml:space="preserve">Слайд 5: «А теперь смотрим, как это записано в 1С ПБ». Обычно смеются и узнают себя. Задаю два вопроса:</w:t>
+      </w:r>
+    </w:p>
+    <w:p>
+      <w:pPr>
+        <w:pStyle w:val="ListParagraph"/>
+        <w:numPr>
+          <w:ilvl w:val="0"/>
+          <w:numId w:val="2"/>
+        </w:numPr>
+      </w:pPr>
+      <w:r>
+        <w:t xml:space="preserve">«Усилить контроль»: что именно мы будем делать завтра?</w:t>
+      </w:r>
+    </w:p>
+    <w:p>
+      <w:pPr>
+        <w:pStyle w:val="ListParagraph"/>
+        <w:numPr>
+          <w:ilvl w:val="0"/>
+          <w:numId w:val="2"/>
+        </w:numPr>
+      </w:pPr>
+      <w:r>
+        <w:t xml:space="preserve">«Выход из зимы»: это причина? Что с ней можно сделать?</w:t>
+      </w:r>
+    </w:p>
+    <w:p>
+      <w:r>
+        <w:t xml:space="preserve">Не разбираю глубоко: «Запомните эти формулировки, к концу тренинга вы сами их переделаете».</w:t>
+      </w:r>
+    </w:p>
+    <w:p>
+      <w:pPr>
+        <w:pStyle w:val="Heading1"/>
+      </w:pPr>
+      <w:r>
+        <w:t xml:space="preserve">Блок 3. Зачем это всё (слайд 6, 7 или 8, 2 минуты)</w:t>
+      </w:r>
+    </w:p>
+    <w:p>
+      <w:r>
+        <w:t xml:space="preserve">Показываю только статистику своего дивизиона. Называю две цифры: сколько нарушений вообще без КРД и сколько повторилось.</w:t>
+      </w:r>
+    </w:p>
+    <w:p>
+      <w:r>
+        <w:rPr>
+          <w:b/>
+          <w:bCs/>
+        </w:rPr>
+        <w:t xml:space="preserve">Что говорю:</w:t>
+      </w:r>
+      <w:r>
+        <w:t xml:space="preserve"> «Если КРД не работает, нарушение возвращается на следующей проверке. Это то же нарушение, только теперь повторное».</w:t>
+      </w:r>
+    </w:p>
+    <w:p>
+      <w:pPr>
+        <w:pStyle w:val="Heading1"/>
+      </w:pPr>
+      <w:r>
+        <w:t xml:space="preserve">Блок 4. Кодекс джедаев (слайды 9–10, 3 минуты)</w:t>
+      </w:r>
+    </w:p>
+    <w:p>
+      <w:r>
+        <w:t xml:space="preserve">Слайд 9: Йода, настроение.</w:t>
+      </w:r>
+    </w:p>
+    <w:p>
+      <w:r>
+        <w:t xml:space="preserve">Слайд 10: три понятия. Объясняю на бытовом примере:</w:t>
+      </w:r>
+    </w:p>
+    <w:p>
+      <w:pPr>
+        <w:pStyle w:val="ListParagraph"/>
+        <w:numPr>
+          <w:ilvl w:val="0"/>
+          <w:numId w:val="2"/>
+        </w:numPr>
+      </w:pPr>
+      <w:r>
+        <w:rPr>
+          <w:b/>
+          <w:bCs/>
+        </w:rPr>
+        <w:t xml:space="preserve">Несоответствие:</w:t>
+      </w:r>
+      <w:r>
+        <w:t xml:space="preserve"> течёт крыша.</w:t>
+      </w:r>
+    </w:p>
+    <w:p>
+      <w:pPr>
+        <w:pStyle w:val="ListParagraph"/>
+        <w:numPr>
+          <w:ilvl w:val="0"/>
+          <w:numId w:val="2"/>
+        </w:numPr>
+      </w:pPr>
+      <w:r>
+        <w:rPr>
+          <w:b/>
+          <w:bCs/>
+        </w:rPr>
+        <w:t xml:space="preserve">Коррекция:</w:t>
+      </w:r>
+      <w:r>
+        <w:t xml:space="preserve"> подставить ведро. Сейчас не капает, но крыша дырявая.</w:t>
+      </w:r>
+    </w:p>
+    <w:p>
+      <w:pPr>
+        <w:pStyle w:val="ListParagraph"/>
+        <w:numPr>
+          <w:ilvl w:val="0"/>
+          <w:numId w:val="2"/>
+        </w:numPr>
+      </w:pPr>
+      <w:r>
+        <w:rPr>
+          <w:b/>
+          <w:bCs/>
+        </w:rPr>
+        <w:t xml:space="preserve">КРД:</w:t>
+      </w:r>
+      <w:r>
+        <w:t xml:space="preserve"> починить крышу. Больше не потечёт.</w:t>
+      </w:r>
+    </w:p>
+    <w:p>
+      <w:r>
+        <w:t xml:space="preserve">«Ведро нужно, без него зальёт склад. Но если мы только меняем вёдра, крыша так и течёт».</w:t>
+      </w:r>
+    </w:p>
+    <w:p>
+      <w:pPr>
+        <w:pStyle w:val="Heading1"/>
+      </w:pPr>
+      <w:r>
+        <w:t xml:space="preserve">Игра 1. Коррекция или КРД? (8 минут)</w:t>
+      </w:r>
+    </w:p>
+    <w:p>
+      <w:r>
+        <w:t xml:space="preserve">Раскладывают мероприятия по трём корзинам: коррекция, КРД или «мимо» (не устраняет ни нарушение, ни причину). 5 кейсов, 16 карточек.</w:t>
+      </w:r>
+    </w:p>
+    <w:p>
+      <w:r>
+        <w:rPr>
+          <w:b/>
+          <w:bCs/>
+        </w:rPr>
+        <w:t xml:space="preserve">Где спотыкаются:</w:t>
+      </w:r>
+    </w:p>
+    <w:p>
+      <w:pPr>
+        <w:pStyle w:val="ListParagraph"/>
+        <w:numPr>
+          <w:ilvl w:val="0"/>
+          <w:numId w:val="2"/>
+        </w:numPr>
+      </w:pPr>
+      <w:r>
+        <w:rPr>
+          <w:b/>
+          <w:bCs/>
+        </w:rPr>
+        <w:t xml:space="preserve">«Проверить остальные склады и исправить».</w:t>
+      </w:r>
+      <w:r>
+        <w:t xml:space="preserve"> Многие кладут в КРД. Объясняю: это та же коррекция, просто на всех складах. Причину она не трогает.</w:t>
+      </w:r>
+    </w:p>
+    <w:p>
+      <w:pPr>
+        <w:pStyle w:val="ListParagraph"/>
+        <w:numPr>
+          <w:ilvl w:val="0"/>
+          <w:numId w:val="2"/>
+        </w:numPr>
+      </w:pPr>
+      <w:r>
+        <w:rPr>
+          <w:b/>
+          <w:bCs/>
+        </w:rPr>
+        <w:t xml:space="preserve">«Провести анализ по нарушению»</w:t>
+      </w:r>
+      <w:r>
+        <w:t xml:space="preserve"> уходит в «мимо». Анализ делают до того, как пишут план, а не вместо действий.</w:t>
+      </w:r>
+    </w:p>
+    <w:p>
+      <w:pPr>
+        <w:pStyle w:val="ListParagraph"/>
+        <w:numPr>
+          <w:ilvl w:val="0"/>
+          <w:numId w:val="2"/>
+        </w:numPr>
+      </w:pPr>
+      <w:r>
+        <w:rPr>
+          <w:b/>
+          <w:bCs/>
+        </w:rPr>
+        <w:t xml:space="preserve">«Инструктаж водителю погрузчика»</w:t>
+      </w:r>
+      <w:r>
+        <w:t xml:space="preserve"> тоже мимо: водитель ни при чём, удлинителей вил просто нет.</w:t>
+      </w:r>
+    </w:p>
+    <w:p>
+      <w:r>
+        <w:rPr>
+          <w:b/>
+          <w:bCs/>
+        </w:rPr>
+        <w:t xml:space="preserve">Итог:</w:t>
+      </w:r>
+      <w:r>
+        <w:t xml:space="preserve"> «Коррекция: что исправить сейчас. КРД: что изменить, чтобы не повторилось».</w:t>
+      </w:r>
+    </w:p>
+    <w:p>
+      <w:pPr>
+        <w:pStyle w:val="Heading1"/>
+      </w:pPr>
+      <w:r>
+        <w:t xml:space="preserve">Блок 5. КРД без коррекции и наоборот (слайды 16–18, 4 минуты)</w:t>
+      </w:r>
+    </w:p>
+    <w:p>
+      <w:r>
+        <w:t xml:space="preserve">Слайд 16: задаю оба вопроса группе и жду ответа.</w:t>
+      </w:r>
+    </w:p>
+    <w:p>
+      <w:r>
+        <w:t xml:space="preserve">Слайд 17: разбираем два примера.</w:t>
+      </w:r>
+    </w:p>
+    <w:p>
+      <w:pPr>
+        <w:pStyle w:val="ListParagraph"/>
+        <w:numPr>
+          <w:ilvl w:val="0"/>
+          <w:numId w:val="2"/>
+        </w:numPr>
+      </w:pPr>
+      <w:r>
+        <w:t xml:space="preserve">Журнал температуры не заполнен: коррекция нужна (восстановить записи, если данные сохранились) и КРД нужно.</w:t>
+      </w:r>
+    </w:p>
+    <w:p>
+      <w:pPr>
+        <w:pStyle w:val="ListParagraph"/>
+        <w:numPr>
+          <w:ilvl w:val="0"/>
+          <w:numId w:val="2"/>
+        </w:numPr>
+      </w:pPr>
+      <w:r>
+        <w:t xml:space="preserve">Уникальное изделие, услуга больше не повторится: коррекция невозможна, КРД может не понадобиться.</w:t>
+      </w:r>
+    </w:p>
+    <w:p>
+      <w:r>
+        <w:t xml:space="preserve">Слайд 18 закрепляет: «Если решили КРД не делать, это нормально. Но решение записываем и объясняем почему».</w:t>
+      </w:r>
+    </w:p>
+    <w:p>
+      <w:pPr>
+        <w:pStyle w:val="Heading1"/>
+      </w:pPr>
+      <w:r>
+        <w:t xml:space="preserve">Блок 6. Корневая причина (слайды 19–23, 5 минут и видео)</w:t>
+      </w:r>
+    </w:p>
+    <w:p>
+      <w:r>
+        <w:t xml:space="preserve">Слайд 19: «Дальше самое важное. Хорошее КРД бывает только на правильную причину».</w:t>
+      </w:r>
+    </w:p>
+    <w:p>
+      <w:r>
+        <w:t xml:space="preserve">Слайд 20: видео. После него один вопрос: «Что сначала казалось причиной? А что было на самом деле?»</w:t>
+      </w:r>
+    </w:p>
+    <w:p>
+      <w:r>
+        <w:t xml:space="preserve">Слайд 21: называю инструменты. «Сегодня работаем с двумя самыми простыми: Исикава и 5 почему».</w:t>
+      </w:r>
+    </w:p>
+    <w:p>
+      <w:r>
+        <w:t xml:space="preserve">Слайд 22: как устроена рыба. Голова: проблема. Кости: группы причин. Сначала накидываем всё, что может влиять, потом выбираем главное.</w:t>
+      </w:r>
+    </w:p>
+    <w:p>
+      <w:r>
+        <w:t xml:space="preserve">Слайд 23: «Вот так это выглядит вживую, на доске или в Excel». Показываю и иду дальше.</w:t>
+      </w:r>
+    </w:p>
+    <w:p>
+      <w:pPr>
+        <w:pStyle w:val="Heading1"/>
+      </w:pPr>
+      <w:r>
+        <w:t xml:space="preserve">Игра 2. Рыбья кость (10 минут)</w:t>
+      </w:r>
+    </w:p>
+    <w:p>
+      <w:r>
+        <w:t xml:space="preserve">Кейс со слайда 24: нет инструкции по ОТ для мойки высокого давления. Участники перетаскивают причины на кости (или просто нажимают на кость), мусор отправляют в корзину «Не причина». Потом выбирают главную причину и КРД.</w:t>
+      </w:r>
+    </w:p>
+    <w:p>
+      <w:r>
+        <w:rPr>
+          <w:b/>
+          <w:bCs/>
+        </w:rPr>
+        <w:t xml:space="preserve">Где спотыкаются:</w:t>
+      </w:r>
+    </w:p>
+    <w:p>
+      <w:pPr>
+        <w:pStyle w:val="ListParagraph"/>
+        <w:numPr>
+          <w:ilvl w:val="0"/>
+          <w:numId w:val="2"/>
+        </w:numPr>
+      </w:pPr>
+      <w:r>
+        <w:rPr>
+          <w:b/>
+          <w:bCs/>
+        </w:rPr>
+        <w:t xml:space="preserve">Одна причина подходит к двум костям.</w:t>
+      </w:r>
+      <w:r>
+        <w:t xml:space="preserve"> Игра засчитывает оба варианта. Говорю: «Не спорим, куда положить. Главное, не потерять причину».</w:t>
+      </w:r>
+    </w:p>
+    <w:p>
+      <w:pPr>
+        <w:pStyle w:val="ListParagraph"/>
+        <w:numPr>
+          <w:ilvl w:val="0"/>
+          <w:numId w:val="2"/>
+        </w:numPr>
+      </w:pPr>
+      <w:r>
+        <w:rPr>
+          <w:b/>
+          <w:bCs/>
+        </w:rPr>
+        <w:t xml:space="preserve">Корзина «Не причина».</w:t>
+      </w:r>
+      <w:r>
+        <w:t xml:space="preserve"> «Инструкции нет»: это сама проблема. «Специалист безответственный»: поиск виноватого.</w:t>
+      </w:r>
+    </w:p>
+    <w:p>
+      <w:pPr>
+        <w:pStyle w:val="ListParagraph"/>
+        <w:numPr>
+          <w:ilvl w:val="0"/>
+          <w:numId w:val="2"/>
+        </w:numPr>
+      </w:pPr>
+      <w:r>
+        <w:rPr>
+          <w:b/>
+          <w:bCs/>
+        </w:rPr>
+        <w:t xml:space="preserve">Главная причина:</w:t>
+      </w:r>
+      <w:r>
+        <w:t xml:space="preserve"> в порядке ввода оборудования нет шага «проверить инструкцию». Спрашиваю: «Почему не „руководитель не знал“?» Потому что придёт другой руководитель, и всё повторится.</w:t>
+      </w:r>
+    </w:p>
+    <w:p>
+      <w:pPr>
+        <w:pStyle w:val="ListParagraph"/>
+        <w:numPr>
+          <w:ilvl w:val="0"/>
+          <w:numId w:val="2"/>
+        </w:numPr>
+      </w:pPr>
+      <w:r>
+        <w:rPr>
+          <w:b/>
+          <w:bCs/>
+        </w:rPr>
+        <w:t xml:space="preserve">«Разработать инструкцию»</w:t>
+      </w:r>
+      <w:r>
+        <w:t xml:space="preserve"> это коррекция, а не КРД. На этом ловятся почти все.</w:t>
+      </w:r>
+    </w:p>
+    <w:p>
+      <w:pPr>
+        <w:pStyle w:val="Heading1"/>
+      </w:pPr>
+      <w:r>
+        <w:t xml:space="preserve">Блок 7. Правила «5 почему» (слайд 26, 2 минуты)</w:t>
+      </w:r>
+    </w:p>
+    <w:p>
+      <w:r>
+        <w:t xml:space="preserve">Из шести правил выделяю три, на них построена следующая игра:</w:t>
+      </w:r>
+    </w:p>
+    <w:p>
+      <w:pPr>
+        <w:pStyle w:val="ListParagraph"/>
+        <w:numPr>
+          <w:ilvl w:val="0"/>
+          <w:numId w:val="2"/>
+        </w:numPr>
+      </w:pPr>
+      <w:r>
+        <w:t xml:space="preserve">спрашиваем «почему?», а не «кто?»;</w:t>
+      </w:r>
+    </w:p>
+    <w:p>
+      <w:pPr>
+        <w:pStyle w:val="ListParagraph"/>
+        <w:numPr>
+          <w:ilvl w:val="0"/>
+          <w:numId w:val="2"/>
+        </w:numPr>
+      </w:pPr>
+      <w:r>
+        <w:t xml:space="preserve">не кидаем камни в чужой огород;</w:t>
+      </w:r>
+    </w:p>
+    <w:p>
+      <w:pPr>
+        <w:pStyle w:val="ListParagraph"/>
+        <w:numPr>
+          <w:ilvl w:val="0"/>
+          <w:numId w:val="2"/>
+        </w:numPr>
+      </w:pPr>
+      <w:r>
+        <w:t xml:space="preserve">отвечаем фактами, а не догадками.</w:t>
+      </w:r>
+    </w:p>
+    <w:p>
+      <w:pPr>
+        <w:pStyle w:val="Heading1"/>
+      </w:pPr>
+      <w:r>
+        <w:t xml:space="preserve">Игра 3. Дойди до корня (10 минут)</w:t>
+      </w:r>
+    </w:p>
+    <w:p>
+      <w:r>
+        <w:t xml:space="preserve">«5 почему» на готовом случае. На каждом шаге три ответа, выбрать нужно тот, что опирается на факты. Кейс 1 (оплавленный кабель) проходят все, кейс 2 (упавший двигатель) те, кто закончил раньше.</w:t>
+      </w:r>
+    </w:p>
+    <w:p>
+      <w:r>
+        <w:rPr>
+          <w:b/>
+          <w:bCs/>
+        </w:rPr>
+        <w:t xml:space="preserve">Где спотыкаются:</w:t>
+      </w:r>
+    </w:p>
+    <w:p>
+      <w:pPr>
+        <w:pStyle w:val="ListParagraph"/>
+        <w:numPr>
+          <w:ilvl w:val="0"/>
+          <w:numId w:val="2"/>
+        </w:numPr>
+      </w:pPr>
+      <w:r>
+        <w:t xml:space="preserve">Неверные ответы это ровно те ошибки со слайда 26: «кто виноват», «камень в чужой огород», «придумали ответ заранее».</w:t>
+      </w:r>
+    </w:p>
+    <w:p>
+      <w:pPr>
+        <w:pStyle w:val="ListParagraph"/>
+        <w:numPr>
+          <w:ilvl w:val="0"/>
+          <w:numId w:val="2"/>
+        </w:numPr>
+      </w:pPr>
+      <w:r>
+        <w:rPr>
+          <w:b/>
+          <w:bCs/>
+        </w:rPr>
+        <w:t xml:space="preserve">«Погрузчиков мало, купить ещё»:</w:t>
+      </w:r>
+      <w:r>
+        <w:t xml:space="preserve"> классика, решение придумали до анализа.</w:t>
+      </w:r>
+    </w:p>
+    <w:p>
+      <w:pPr>
+        <w:pStyle w:val="ListParagraph"/>
+        <w:numPr>
+          <w:ilvl w:val="0"/>
+          <w:numId w:val="2"/>
+        </w:numPr>
+      </w:pPr>
+      <w:r>
+        <w:t xml:space="preserve">После пятого «почему» игра показывает проверку «поэтому». Прошу кого-нибудь прочитать её вслух.</w:t>
+      </w:r>
+    </w:p>
+    <w:p>
+      <w:pPr>
+        <w:pStyle w:val="Heading1"/>
+      </w:pPr>
+      <w:r>
+        <w:t xml:space="preserve">Блок 8. Проверка «поэтому» (слайд 29, 1 минута)</w:t>
+      </w:r>
+    </w:p>
+    <w:p>
+      <w:r>
+        <w:t xml:space="preserve">«Только что вы это видели в игре. Читаем от корня к проблеме через „поэтому“. Если где-то натяжка, корень найден неверно».</w:t>
+      </w:r>
+    </w:p>
+    <w:p>
+      <w:pPr>
+        <w:pStyle w:val="Heading1"/>
+      </w:pPr>
+      <w:r>
+        <w:t xml:space="preserve">Блок 9. Ошибки формулировок (слайды 31–35, 5 минут)</w:t>
+      </w:r>
+    </w:p>
+    <w:p>
+      <w:r>
+        <w:t xml:space="preserve">Иду быстро, по одной минуте на ошибку. Зачитываю пример и «совет мастера».</w:t>
+      </w:r>
+    </w:p>
+    <w:p>
+      <w:pPr>
+        <w:pStyle w:val="ListParagraph"/>
+        <w:numPr>
+          <w:ilvl w:val="0"/>
+          <w:numId w:val="2"/>
+        </w:numPr>
+      </w:pPr>
+      <w:r>
+        <w:rPr>
+          <w:b/>
+          <w:bCs/>
+        </w:rPr>
+        <w:t xml:space="preserve">№1 «Поди туда, не знаю куда»:</w:t>
+      </w:r>
+      <w:r>
+        <w:t xml:space="preserve"> общие слова. Проверка: что покажу проверяющему через месяц?</w:t>
+      </w:r>
+    </w:p>
+    <w:p>
+      <w:pPr>
+        <w:pStyle w:val="ListParagraph"/>
+        <w:numPr>
+          <w:ilvl w:val="0"/>
+          <w:numId w:val="2"/>
+        </w:numPr>
+      </w:pPr>
+      <w:r>
+        <w:rPr>
+          <w:b/>
+          <w:bCs/>
+        </w:rPr>
+        <w:t xml:space="preserve">№2 «Матрёшка»:</w:t>
+      </w:r>
+      <w:r>
+        <w:t xml:space="preserve"> мероприятие, которое обещает придумать мероприятия.</w:t>
+      </w:r>
+    </w:p>
+    <w:p>
+      <w:pPr>
+        <w:pStyle w:val="ListParagraph"/>
+        <w:numPr>
+          <w:ilvl w:val="0"/>
+          <w:numId w:val="2"/>
+        </w:numPr>
+      </w:pPr>
+      <w:r>
+        <w:rPr>
+          <w:b/>
+          <w:bCs/>
+        </w:rPr>
+        <w:t xml:space="preserve">№3 «Мероприятие в квадрате»:</w:t>
+      </w:r>
+      <w:r>
+        <w:t xml:space="preserve"> это и так наша работа, записанная как КРД.</w:t>
+      </w:r>
+    </w:p>
+    <w:p>
+      <w:pPr>
+        <w:pStyle w:val="ListParagraph"/>
+        <w:numPr>
+          <w:ilvl w:val="0"/>
+          <w:numId w:val="2"/>
+        </w:numPr>
+      </w:pPr>
+      <w:r>
+        <w:rPr>
+          <w:b/>
+          <w:bCs/>
+        </w:rPr>
+        <w:t xml:space="preserve">№4 «Мимо причины»:</w:t>
+      </w:r>
+      <w:r>
+        <w:t xml:space="preserve"> мероприятие не трогает причину.</w:t>
+      </w:r>
+    </w:p>
+    <w:p>
+      <w:r>
+        <w:t xml:space="preserve">Слайд 35, системное КРД: «Не переставить катушки на своём складе, а поменять порядок так, чтобы на всех складах такого не было».</w:t>
+      </w:r>
+    </w:p>
+    <w:p>
+      <w:pPr>
+        <w:pStyle w:val="Heading1"/>
+      </w:pPr>
+      <w:r>
+        <w:t xml:space="preserve">Игра 4. Выбери лучшее КРД (8 минут)</w:t>
+      </w:r>
+    </w:p>
+    <w:p>
+      <w:r>
+        <w:t xml:space="preserve">Шесть случаев. Сверху несоответствие и причина, под ними четыре мероприятия. Нужно выбрать настоящее КРД. После ответа на каждом варианте появляется подпись, чем он плох: общие слова, матрёшка, «это и так обязанность», мимо причины или коррекция. Ошибки те же, что на слайдах 31–34.</w:t>
+      </w:r>
+    </w:p>
+    <w:p>
+      <w:r>
+        <w:rPr>
+          <w:b/>
+          <w:bCs/>
+        </w:rPr>
+        <w:t xml:space="preserve">Где спотыкаются:</w:t>
+      </w:r>
+    </w:p>
+    <w:p>
+      <w:pPr>
+        <w:pStyle w:val="ListParagraph"/>
+        <w:numPr>
+          <w:ilvl w:val="0"/>
+          <w:numId w:val="2"/>
+        </w:numPr>
+      </w:pPr>
+      <w:r>
+        <w:rPr>
+          <w:b/>
+          <w:bCs/>
+        </w:rPr>
+        <w:t xml:space="preserve">В каждом случае есть коррекция-ловушка</w:t>
+      </w:r>
+      <w:r>
+        <w:t xml:space="preserve">, например «Посыпать пандус песком». Её часто выбирают, потому что она конкретная. Объясняю: конкретная, но причину не трогает.</w:t>
+      </w:r>
+    </w:p>
+    <w:p>
+      <w:pPr>
+        <w:pStyle w:val="ListParagraph"/>
+        <w:numPr>
+          <w:ilvl w:val="0"/>
+          <w:numId w:val="2"/>
+        </w:numPr>
+      </w:pPr>
+      <w:r>
+        <w:rPr>
+          <w:b/>
+          <w:bCs/>
+        </w:rPr>
+        <w:t xml:space="preserve">«Актуализировать топологию склада»</w:t>
+      </w:r>
+      <w:r>
+        <w:t xml:space="preserve"> при нехватке площадей: мимо причины. Схема не добавит ни метра.</w:t>
+      </w:r>
+    </w:p>
+    <w:p>
+      <w:pPr>
+        <w:pStyle w:val="ListParagraph"/>
+        <w:numPr>
+          <w:ilvl w:val="0"/>
+          <w:numId w:val="2"/>
+        </w:numPr>
+      </w:pPr>
+      <w:r>
+        <w:rPr>
+          <w:b/>
+          <w:bCs/>
+        </w:rPr>
+        <w:t xml:space="preserve">«Ознакомить с ОСТО»</w:t>
+      </w:r>
+      <w:r>
+        <w:t xml:space="preserve">, когда на площадке один контейнер: тоже мимо. Требования знают все, а разделять некуда.</w:t>
+      </w:r>
+    </w:p>
+    <w:p>
+      <w:r>
+        <w:rPr>
+          <w:b/>
+          <w:bCs/>
+        </w:rPr>
+        <w:t xml:space="preserve">Итог:</w:t>
+      </w:r>
+      <w:r>
+        <w:t xml:space="preserve"> «Что я покажу проверяющему через месяц? Если нечего, формулировка плохая».</w:t>
+      </w:r>
+    </w:p>
+    <w:p>
+      <w:pPr>
+        <w:pStyle w:val="Heading1"/>
+      </w:pPr>
+      <w:r>
+        <w:t xml:space="preserve">Блок 10. Своё КРД (слайд 42, 5 минут, по желанию)</w:t>
+      </w:r>
+    </w:p>
+    <w:p>
+      <w:r>
+        <w:t xml:space="preserve">Если есть время, это самая полезная часть. Каждый берёт одно реальное нарушение своего подразделения из 1С ПБ и за 5 минут пишет: причина, коррекция, КРД со сроком и ответственным. Двое-трое зачитывают, группа проверяет по трём вопросам:</w:t>
+      </w:r>
+    </w:p>
+    <w:p>
+      <w:pPr>
+        <w:pStyle w:val="ListParagraph"/>
+        <w:numPr>
+          <w:ilvl w:val="0"/>
+          <w:numId w:val="2"/>
+        </w:numPr>
+      </w:pPr>
+      <w:r>
+        <w:t xml:space="preserve">конкретно?</w:t>
+      </w:r>
+    </w:p>
+    <w:p>
+      <w:pPr>
+        <w:pStyle w:val="ListParagraph"/>
+        <w:numPr>
+          <w:ilvl w:val="0"/>
+          <w:numId w:val="2"/>
+        </w:numPr>
+      </w:pPr>
+      <w:r>
+        <w:t xml:space="preserve">связано с причиной?</w:t>
+      </w:r>
+    </w:p>
+    <w:p>
+      <w:pPr>
+        <w:pStyle w:val="ListParagraph"/>
+        <w:numPr>
+          <w:ilvl w:val="0"/>
+          <w:numId w:val="2"/>
+        </w:numPr>
+      </w:pPr>
+      <w:r>
+        <w:t xml:space="preserve">не из должностной инструкции?</w:t>
+      </w:r>
+    </w:p>
+    <w:p>
+      <w:r>
+        <w:t xml:space="preserve">Игры учат узнавать правильное КРД, а писать своё учит только эта часть. Без неё тренинг короче, но слабее.</w:t>
+      </w:r>
+    </w:p>
+    <w:p>
+      <w:pPr>
+        <w:pStyle w:val="Heading1"/>
+      </w:pPr>
+      <w:r>
+        <w:t xml:space="preserve">Блок 11. Почему КРД не срабатывает и итоги (слайды 43–45, 5 минут)</w:t>
+      </w:r>
+    </w:p>
+    <w:p>
+      <w:r>
+        <w:t xml:space="preserve">Слайд 43: три причины, почему КРД не помогло. Спрашиваю: «Как вы узнаете, что ваше КРД сработало?» Ответ, который жду: нарушение не повторилось на следующей проверке.</w:t>
+      </w:r>
+    </w:p>
+    <w:p>
+      <w:r>
+        <w:t xml:space="preserve">Слайд 44: каждый заканчивает фразу «Для меня самое важное в управлении КРД это…». Онлайн пишут в чат, очно по кругу, по одной фразе.</w:t>
+      </w:r>
+    </w:p>
+    <w:p>
+      <w:r>
+        <w:t xml:space="preserve">Слайд 45: благодарю, даю контакты для вопросов.</w:t>
+      </w:r>
+    </w:p>
+    <w:p>
+      <w:pPr>
+        <w:pBdr>
+          <w:bottom w:val="single" w:color="C9D4E8" w:sz="6" w:space="1"/>
+        </w:pBdr>
+      </w:pPr>
+    </w:p>
+    <w:p>
+      <w:pPr>
+        <w:pStyle w:val="Heading1"/>
+      </w:pPr>
+      <w:r>
+        <w:t xml:space="preserve">Как проводить игры</w:t>
       </w:r>
     </w:p>
     <w:p>
@@ -1952,7 +2797,7 @@
         </w:numPr>
       </w:pPr>
       <w:r>
-        <w:t xml:space="preserve">Молчу, не подсказываю. Сама показываю на экране таймер или свою игру.</w:t>
+        <w:t xml:space="preserve">Молчу и не подсказываю. Сама показываю на экране свою игру или таймер.</w:t>
       </w:r>
     </w:p>
     <w:p>
@@ -1981,433 +2826,8 @@
     </w:p>
     <w:p>
       <w:r>
-        <w:t xml:space="preserve">Если кто-то не успел, ничего страшного. Главное — разбор.</w:t>
-      </w:r>
-    </w:p>
-    <w:p>
-      <w:pPr>
-        <w:pStyle w:val="Heading2"/>
-      </w:pPr>
-      <w:r>
-        <w:t xml:space="preserve">Игра 1. Коррекция или КРД?</w:t>
-      </w:r>
-    </w:p>
-    <w:p>
-      <w:r>
-        <w:t xml:space="preserve">Раскладывают мероприятия по трём корзинам: коррекция, КРД, мимо.</w:t>
-      </w:r>
-    </w:p>
-    <w:p>
-      <w:r>
-        <w:t xml:space="preserve">На что обратить внимание:</w:t>
-      </w:r>
-    </w:p>
-    <w:p>
-      <w:pPr>
-        <w:pStyle w:val="ListParagraph"/>
-        <w:numPr>
-          <w:ilvl w:val="0"/>
-          <w:numId w:val="2"/>
-        </w:numPr>
-      </w:pPr>
-      <w:r>
-        <w:rPr>
-          <w:b/>
-          <w:bCs/>
-        </w:rPr>
-        <w:t xml:space="preserve">«Проверить остальные склады и исправить»</w:t>
-      </w:r>
-      <w:r>
-        <w:t xml:space="preserve"> — многие кладут в КРД. Объясняю: это та же коррекция, просто шире, причину она не трогает.</w:t>
-      </w:r>
-    </w:p>
-    <w:p>
-      <w:pPr>
-        <w:pStyle w:val="ListParagraph"/>
-        <w:numPr>
-          <w:ilvl w:val="0"/>
-          <w:numId w:val="2"/>
-        </w:numPr>
-      </w:pPr>
-      <w:r>
-        <w:rPr>
-          <w:b/>
-          <w:bCs/>
-        </w:rPr>
-        <w:t xml:space="preserve">«Провести анализ по нарушению»</w:t>
-      </w:r>
-      <w:r>
-        <w:t xml:space="preserve"> — это «мимо». Анализ делают до плана, а не вместо него.</w:t>
-      </w:r>
-    </w:p>
-    <w:p>
-      <w:pPr>
-        <w:pStyle w:val="ListParagraph"/>
-        <w:numPr>
-          <w:ilvl w:val="0"/>
-          <w:numId w:val="2"/>
-        </w:numPr>
-      </w:pPr>
-      <w:r>
-        <w:rPr>
-          <w:b/>
-          <w:bCs/>
-        </w:rPr>
-        <w:t xml:space="preserve">«Инструктаж водителю погрузчика»</w:t>
-      </w:r>
-      <w:r>
-        <w:t xml:space="preserve"> — тоже мимо: водитель ни при чём, удлинителей вил нет.</w:t>
-      </w:r>
-    </w:p>
-    <w:p>
-      <w:r>
-        <w:t xml:space="preserve">Фраза для итога: </w:t>
-      </w:r>
-      <w:r>
-        <w:rPr>
-          <w:i/>
-          <w:iCs/>
-        </w:rPr>
-        <w:t xml:space="preserve">«Коррекция — что исправить сейчас. КРД — что изменить, чтобы не повторилось»</w:t>
-      </w:r>
-      <w:r>
-        <w:t xml:space="preserve">.</w:t>
-      </w:r>
-    </w:p>
-    <w:p>
-      <w:pPr>
-        <w:pStyle w:val="Heading2"/>
-      </w:pPr>
-      <w:r>
-        <w:t xml:space="preserve">Игра 2. Рыбья кость</w:t>
-      </w:r>
-    </w:p>
-    <w:p>
-      <w:r>
-        <w:t xml:space="preserve">Кейс со слайда 24: нет инструкции по ОТ для мойки высокого давления. Участники перетаскивают причины на кости (или просто нажимают на кость), мусор отправляют в корзину. Потом выбирают главную причину и КРД.</w:t>
-      </w:r>
-    </w:p>
-    <w:p>
-      <w:r>
-        <w:t xml:space="preserve">На что обратить внимание:</w:t>
-      </w:r>
-    </w:p>
-    <w:p>
-      <w:pPr>
-        <w:pStyle w:val="ListParagraph"/>
-        <w:numPr>
-          <w:ilvl w:val="0"/>
-          <w:numId w:val="2"/>
-        </w:numPr>
-      </w:pPr>
-      <w:r>
-        <w:rPr>
-          <w:b/>
-          <w:bCs/>
-        </w:rPr>
-        <w:t xml:space="preserve">Одна причина может подойти к двум костям</w:t>
-      </w:r>
-      <w:r>
-        <w:t xml:space="preserve"> — игра засчитывает оба варианта. Говорю: «Не спорим, куда положить, главное — не потерять причину».</w:t>
-      </w:r>
-    </w:p>
-    <w:p>
-      <w:pPr>
-        <w:pStyle w:val="ListParagraph"/>
-        <w:numPr>
-          <w:ilvl w:val="0"/>
-          <w:numId w:val="2"/>
-        </w:numPr>
-      </w:pPr>
-      <w:r>
-        <w:rPr>
-          <w:b/>
-          <w:bCs/>
-        </w:rPr>
-        <w:t xml:space="preserve">Корзина «Не причина»</w:t>
-      </w:r>
-      <w:r>
-        <w:t xml:space="preserve">: «инструкции нет» — это сама проблема, «специалист безответственный» — поиск виноватого.</w:t>
-      </w:r>
-    </w:p>
-    <w:p>
-      <w:pPr>
-        <w:pStyle w:val="ListParagraph"/>
-        <w:numPr>
-          <w:ilvl w:val="0"/>
-          <w:numId w:val="2"/>
-        </w:numPr>
-      </w:pPr>
-      <w:r>
-        <w:rPr>
-          <w:b/>
-          <w:bCs/>
-        </w:rPr>
-        <w:t xml:space="preserve">Главная причина</w:t>
-      </w:r>
-      <w:r>
-        <w:t xml:space="preserve"> — «в порядке ввода нет шага проверки инструкции». Спрашиваю: «Почему не „руководитель не знал“?» Ответ: придёт другой руководитель — повторится.</w:t>
-      </w:r>
-    </w:p>
-    <w:p>
-      <w:pPr>
-        <w:pStyle w:val="ListParagraph"/>
-        <w:numPr>
-          <w:ilvl w:val="0"/>
-          <w:numId w:val="2"/>
-        </w:numPr>
-      </w:pPr>
-      <w:r>
-        <w:rPr>
-          <w:b/>
-          <w:bCs/>
-        </w:rPr>
-        <w:t xml:space="preserve">«Разработать инструкцию»</w:t>
-      </w:r>
-      <w:r>
-        <w:t xml:space="preserve"> — это коррекция, а не КРД. На этом ловятся почти все.</w:t>
-      </w:r>
-    </w:p>
-    <w:p>
-      <w:pPr>
-        <w:pStyle w:val="Heading2"/>
-      </w:pPr>
-      <w:r>
-        <w:t xml:space="preserve">Игра 3. Дойди до корня</w:t>
-      </w:r>
-    </w:p>
-    <w:p>
-      <w:r>
-        <w:t xml:space="preserve">«5 почему» с готовыми ответами, из которых нужно выбрать тот, что опирается на факты.</w:t>
-      </w:r>
-    </w:p>
-    <w:p>
-      <w:r>
-        <w:t xml:space="preserve">На что обратить внимание:</w:t>
-      </w:r>
-    </w:p>
-    <w:p>
-      <w:pPr>
-        <w:pStyle w:val="ListParagraph"/>
-        <w:numPr>
-          <w:ilvl w:val="0"/>
-          <w:numId w:val="2"/>
-        </w:numPr>
-      </w:pPr>
-      <w:r>
-        <w:t xml:space="preserve">Неверные ответы — это ровно те ошибки, о которых слайд 26: «кто виноват», «камень в чужой огород», «придумали ответ заранее».</w:t>
-      </w:r>
-    </w:p>
-    <w:p>
-      <w:pPr>
-        <w:pStyle w:val="ListParagraph"/>
-        <w:numPr>
-          <w:ilvl w:val="0"/>
-          <w:numId w:val="2"/>
-        </w:numPr>
-      </w:pPr>
-      <w:r>
-        <w:rPr>
-          <w:b/>
-          <w:bCs/>
-        </w:rPr>
-        <w:t xml:space="preserve">«Погрузчиков мало, купить ещё»</w:t>
-      </w:r>
-      <w:r>
-        <w:t xml:space="preserve"> — классика: решение придумали до анализа.</w:t>
-      </w:r>
-    </w:p>
-    <w:p>
-      <w:pPr>
-        <w:pStyle w:val="ListParagraph"/>
-        <w:numPr>
-          <w:ilvl w:val="0"/>
-          <w:numId w:val="2"/>
-        </w:numPr>
-      </w:pPr>
-      <w:r>
-        <w:t xml:space="preserve">После пятого «почему» игра сама показывает проверку «поэтому». Прошу кого-нибудь прочитать её вслух.</w:t>
-      </w:r>
-    </w:p>
-    <w:p>
-      <w:r>
-        <w:t xml:space="preserve">Кейс 1 (кабель) проходят все. Кейс 2 (двигатель) — кто закончил раньше.</w:t>
-      </w:r>
-    </w:p>
-    <w:p>
-      <w:pPr>
-        <w:pStyle w:val="Heading2"/>
-      </w:pPr>
-      <w:r>
-        <w:t xml:space="preserve">Игра 4. Выбери лучшее КРД</w:t>
-      </w:r>
-    </w:p>
-    <w:p>
-      <w:r>
-        <w:t xml:space="preserve">Шесть случаев. Сверху несоответствие и причина, под ними четыре мероприятия. Нужно выбрать годное КРД. После ответа на каждом варианте появляется подпись, чем он плох: общие слова, матрёшка, «это и так обязанность», мимо причины или коррекция. Названия ошибок — те же, что на слайдах 31–34.</w:t>
-      </w:r>
-    </w:p>
-    <w:p>
-      <w:r>
-        <w:t xml:space="preserve">На что обратить внимание:</w:t>
-      </w:r>
-    </w:p>
-    <w:p>
-      <w:pPr>
-        <w:pStyle w:val="ListParagraph"/>
-        <w:numPr>
-          <w:ilvl w:val="0"/>
-          <w:numId w:val="2"/>
-        </w:numPr>
-      </w:pPr>
-      <w:r>
-        <w:rPr>
-          <w:b/>
-          <w:bCs/>
-        </w:rPr>
-        <w:t xml:space="preserve">В каждом случае есть коррекция-ловушка</w:t>
-      </w:r>
-      <w:r>
-        <w:t xml:space="preserve">, например «Посыпать пандус песком». Её часто выбирают, потому что она конкретная. Объясняю: да, конкретная, но причину не трогает.</w:t>
-      </w:r>
-    </w:p>
-    <w:p>
-      <w:pPr>
-        <w:pStyle w:val="ListParagraph"/>
-        <w:numPr>
-          <w:ilvl w:val="0"/>
-          <w:numId w:val="2"/>
-        </w:numPr>
-      </w:pPr>
-      <w:r>
-        <w:rPr>
-          <w:b/>
-          <w:bCs/>
-        </w:rPr>
-        <w:t xml:space="preserve">«Актуализировать топологию склада»</w:t>
-      </w:r>
-      <w:r>
-        <w:t xml:space="preserve"> при нехватке площадей — мимо причины. Схема не добавит ни метра.</w:t>
-      </w:r>
-    </w:p>
-    <w:p>
-      <w:pPr>
-        <w:pStyle w:val="ListParagraph"/>
-        <w:numPr>
-          <w:ilvl w:val="0"/>
-          <w:numId w:val="2"/>
-        </w:numPr>
-      </w:pPr>
-      <w:r>
-        <w:rPr>
-          <w:b/>
-          <w:bCs/>
-        </w:rPr>
-        <w:t xml:space="preserve">«Ознакомить с ОСТО»</w:t>
-      </w:r>
-      <w:r>
-        <w:t xml:space="preserve">, когда на площадке один контейнер, — тоже мимо. Знают все, а разделять некуда.</w:t>
-      </w:r>
-    </w:p>
-    <w:p>
-      <w:pPr>
-        <w:pStyle w:val="ListParagraph"/>
-        <w:numPr>
-          <w:ilvl w:val="0"/>
-          <w:numId w:val="2"/>
-        </w:numPr>
-      </w:pPr>
-      <w:r>
-        <w:t xml:space="preserve">Главный вопрос для итога: </w:t>
-      </w:r>
-      <w:r>
-        <w:rPr>
-          <w:i/>
-          <w:iCs/>
-        </w:rPr>
-        <w:t xml:space="preserve">«Что я покажу проверяющему через месяц?»</w:t>
-      </w:r>
-      <w:r>
-        <w:t xml:space="preserve"> Если нечего — формулировка плохая.</w:t>
-      </w:r>
-    </w:p>
-    <w:p>
-      <w:pPr>
-        <w:pBdr>
-          <w:bottom w:val="single" w:color="C9D4E8" w:sz="6" w:space="1"/>
-        </w:pBdr>
-      </w:pPr>
-    </w:p>
-    <w:p>
-      <w:pPr>
-        <w:pStyle w:val="Heading1"/>
-      </w:pPr>
-      <w:r>
-        <w:t xml:space="preserve">Своё КРД (слайд 42, по желанию)</w:t>
-      </w:r>
-    </w:p>
-    <w:p>
-      <w:r>
-        <w:t xml:space="preserve">Если осталось время, это самая полезная часть. Каждый берёт </w:t>
-      </w:r>
-      <w:r>
-        <w:rPr>
-          <w:b/>
-          <w:bCs/>
-        </w:rPr>
-        <w:t xml:space="preserve">одно реальное нарушение своего подразделения из 1С ПБ</w:t>
-      </w:r>
-      <w:r>
-        <w:t xml:space="preserve"> и за 5 минут пишет: причину → коррекцию → КРД со сроком и ответственным. Двое-трое зачитывают, группа проверяет по Кодексу:</w:t>
-      </w:r>
-    </w:p>
-    <w:p>
-      <w:pPr>
-        <w:pStyle w:val="ListParagraph"/>
-        <w:numPr>
-          <w:ilvl w:val="0"/>
-          <w:numId w:val="2"/>
-        </w:numPr>
-      </w:pPr>
-      <w:r>
-        <w:t xml:space="preserve">конкретно?</w:t>
-      </w:r>
-    </w:p>
-    <w:p>
-      <w:pPr>
-        <w:pStyle w:val="ListParagraph"/>
-        <w:numPr>
-          <w:ilvl w:val="0"/>
-          <w:numId w:val="2"/>
-        </w:numPr>
-      </w:pPr>
-      <w:r>
-        <w:t xml:space="preserve">связано с причиной?</w:t>
-      </w:r>
-    </w:p>
-    <w:p>
-      <w:pPr>
-        <w:pStyle w:val="ListParagraph"/>
-        <w:numPr>
-          <w:ilvl w:val="0"/>
-          <w:numId w:val="2"/>
-        </w:numPr>
-      </w:pPr>
-      <w:r>
-        <w:t xml:space="preserve">не из должностной инструкции?</w:t>
-      </w:r>
-    </w:p>
-    <w:p>
-      <w:r>
-        <w:t xml:space="preserve">Игры учат узнавать хорошее КРД, а писать своё — только эта часть. Если её выбросить, тренинг станет короче, но слабее.</w:t>
-      </w:r>
-    </w:p>
-    <w:p>
-      <w:pPr>
-        <w:pBdr>
-          <w:bottom w:val="single" w:color="C9D4E8" w:sz="6" w:space="1"/>
-        </w:pBdr>
-      </w:pPr>
+        <w:t xml:space="preserve">Если кто-то не успел, ничего страшного. Главное, разбор.</w:t>
+      </w:r>
     </w:p>
     <w:p>
       <w:pPr>
@@ -2538,7 +2958,7 @@
           </w:tcPr>
           <w:p>
             <w:r>
-              <w:t xml:space="preserve">Сохранить на рабочий стол, открыть через Edge. Если нет прав — играет в паре с соседом или смотрит мой экран</w:t>
+              <w:t xml:space="preserve">Сохранить на рабочий стол, открыть через Edge. Не вышло: играет в паре с соседом или смотрит мой экран</w:t>
             </w:r>
           </w:p>
         </w:tc>
@@ -2614,7 +3034,7 @@
           </w:tcPr>
           <w:p>
             <w:r>
-              <w:t xml:space="preserve">Группа «зависла» на споре</w:t>
+              <w:t xml:space="preserve">Группа зависла на споре</w:t>
             </w:r>
           </w:p>
         </w:tc>
@@ -2636,7 +3056,7 @@
           </w:tcPr>
           <w:p>
             <w:r>
-              <w:t xml:space="preserve">«Отличный вопрос, оставим на разбор» — и дальше по таймеру</w:t>
+              <w:t xml:space="preserve">«Отличный вопрос, оставим на разбор», и дальше по таймеру</w:t>
             </w:r>
           </w:p>
         </w:tc>
@@ -2663,6 +3083,55 @@
           </w:tcPr>
           <w:p>
             <w:r>
+              <w:t xml:space="preserve">Не хватает времени</w:t>
+            </w:r>
+          </w:p>
+        </w:tc>
+        <w:tc>
+          <w:tcPr>
+            <w:tcW w:type="dxa" w:w="5783"/>
+            <w:tcBorders>
+              <w:top w:val="single" w:color="C9D4E8" w:sz="4"/>
+              <w:left w:val="single" w:color="C9D4E8" w:sz="4"/>
+              <w:bottom w:val="single" w:color="C9D4E8" w:sz="4"/>
+              <w:right w:val="single" w:color="C9D4E8" w:sz="4"/>
+            </w:tcBorders>
+            <w:tcMar>
+              <w:top w:type="dxa" w:w="80"/>
+              <w:left w:type="dxa" w:w="120"/>
+              <w:bottom w:type="dxa" w:w="80"/>
+              <w:right w:type="dxa" w:w="120"/>
+            </w:tcMar>
+          </w:tcPr>
+          <w:p>
+            <w:r>
+              <w:t xml:space="preserve">Убираю блок 10 (своё КРД) и кейс 2 в игре 3</w:t>
+            </w:r>
+          </w:p>
+        </w:tc>
+      </w:tr>
+      <w:tr>
+        <w:trPr>
+          <w:tblHeader w:val="off"/>
+        </w:trPr>
+        <w:tc>
+          <w:tcPr>
+            <w:tcW w:type="dxa" w:w="3855"/>
+            <w:tcBorders>
+              <w:top w:val="single" w:color="C9D4E8" w:sz="4"/>
+              <w:left w:val="single" w:color="C9D4E8" w:sz="4"/>
+              <w:bottom w:val="single" w:color="C9D4E8" w:sz="4"/>
+              <w:right w:val="single" w:color="C9D4E8" w:sz="4"/>
+            </w:tcBorders>
+            <w:tcMar>
+              <w:top w:type="dxa" w:w="80"/>
+              <w:left w:type="dxa" w:w="120"/>
+              <w:bottom w:type="dxa" w:w="80"/>
+              <w:right w:type="dxa" w:w="120"/>
+            </w:tcMar>
+          </w:tcPr>
+          <w:p>
+            <w:r>
               <w:t xml:space="preserve">Нужно поменять кейс</w:t>
             </w:r>
           </w:p>
@@ -2685,16 +3154,7 @@
           </w:tcPr>
           <w:p>
             <w:r>
-              <w:t xml:space="preserve">Открыть файл в Блокноте, найти текст в блоке </w:t>
-            </w:r>
-            <w:r>
-              <w:rPr>
-                <w:rFonts w:ascii="Consolas" w:cs="Consolas" w:eastAsia="Consolas" w:hAnsi="Consolas"/>
-              </w:rPr>
-              <w:t xml:space="preserve">ДАННЫЕ</w:t>
-            </w:r>
-            <w:r>
-              <w:t xml:space="preserve"> в начале, заменить в кавычках</w:t>
+              <w:t xml:space="preserve">Открыть файл тренажёра в Блокноте, найти текст в блоке «ДАННЫЕ» в начале, заменить в кавычках</w:t>
             </w:r>
           </w:p>
         </w:tc>

--- a/trening-krd/manual-trenera.docx
+++ b/trening-krd/manual-trenera.docx
@@ -2076,7 +2076,7 @@
         <w:t xml:space="preserve">Коррекция:</w:t>
       </w:r>
       <w:r>
-        <w:t xml:space="preserve"> подставить ведро. Сейчас не капает, но крыша дырявая.</w:t>
+        <w:t xml:space="preserve"> залатать дыру в крыше. Течь устранена.</w:t>
       </w:r>
     </w:p>
     <w:p>
@@ -2095,12 +2095,12 @@
         <w:t xml:space="preserve">КРД:</w:t>
       </w:r>
       <w:r>
-        <w:t xml:space="preserve"> починить крышу. Больше не потечёт.</w:t>
-      </w:r>
-    </w:p>
-    <w:p>
-      <w:r>
-        <w:t xml:space="preserve">«Ведро нужно, без него зальёт склад. Но если мы только меняем вёдра, крыша так и течёт».</w:t>
+        <w:t xml:space="preserve"> понять, почему появилась дыра, и убрать эту причину. Например, снег с крыши сбивают ломами и пробивают кровлю. Значит, меняем инвентарь и порядок уборки снега.</w:t>
+      </w:r>
+    </w:p>
+    <w:p>
+      <w:r>
+        <w:t xml:space="preserve">Отдельно спрашиваю: «А подставить ведро это что?» Ни то ни другое. Это временная мера: склад не зальёт, но крыша как текла, так и течёт. В плане мероприятий такие «вёдра» часто выдают за коррекцию.</w:t>
       </w:r>
     </w:p>
     <w:p>
@@ -2113,7 +2113,7 @@
     </w:p>
     <w:p>
       <w:r>
-        <w:t xml:space="preserve">Раскладывают мероприятия по трём корзинам: коррекция, КРД или «мимо» (не устраняет ни нарушение, ни причину). 5 кейсов, 16 карточек.</w:t>
+        <w:t xml:space="preserve">Раскладывают мероприятия по трём корзинам: коррекция, КРД или «мимо» (не устраняет ни нарушение, ни причину). 5 кейсов, 17 карточек.</w:t>
       </w:r>
     </w:p>
     <w:p>
@@ -2183,6 +2183,25 @@
       </w:r>
     </w:p>
     <w:p>
+      <w:pPr>
+        <w:pStyle w:val="ListParagraph"/>
+        <w:numPr>
+          <w:ilvl w:val="0"/>
+          <w:numId w:val="2"/>
+        </w:numPr>
+      </w:pPr>
+      <w:r>
+        <w:rPr>
+          <w:b/>
+          <w:bCs/>
+        </w:rPr>
+        <w:t xml:space="preserve">«Повесить табличку „Проход не загромождать“»</w:t>
+      </w:r>
+      <w:r>
+        <w:t xml:space="preserve"> это наше «ведро»: поддоны стоят где стояли. Не коррекция, а мимо.</w:t>
+      </w:r>
+    </w:p>
+    <w:p>
       <w:r>
         <w:rPr>
           <w:b/>
@@ -2631,7 +2650,7 @@
         <w:t xml:space="preserve">В каждом случае есть коррекция-ловушка</w:t>
       </w:r>
       <w:r>
-        <w:t xml:space="preserve">, например «Посыпать пандус песком». Её часто выбирают, потому что она конкретная. Объясняю: конкретная, но причину не трогает.</w:t>
+        <w:t xml:space="preserve">, например «Сколоть лёд с пандуса». Её часто выбирают, потому что она конкретная. Объясняю: лёд убрали, нарушение устранено, но покрытие осталось гладким, и после мороза всё повторится.</w:t>
       </w:r>
     </w:p>
     <w:p>

--- a/trening-krd/manual-trenera.docx
+++ b/trening-krd/manual-trenera.docx
@@ -100,7 +100,7 @@
         </w:numPr>
       </w:pPr>
       <w:r>
-        <w:t xml:space="preserve">Самой пройти все 4 игры, чтобы знать, где люди спотыкаются.</w:t>
+        <w:t xml:space="preserve">Самой пройти все 4 игры, чтобы знать, где люди спотыкаются. Прогресс в тренажёре не сохраняется: перед показом экрана достаточно обновить страницу (F5), и всё будет с нуля.</w:t>
       </w:r>
     </w:p>
     <w:p>
@@ -1924,7 +1924,7 @@
     </w:p>
     <w:p>
       <w:r>
-        <w:t xml:space="preserve">Правила (слайд 3): не читаю все, выделяю одно: «Ошибок нет, есть обратная связь. В играх можно ошибаться сколько угодно, никто результаты не увидит».</w:t>
+        <w:t xml:space="preserve">Правила (слайд 3): не читаю все, выделяю одно: «Ошибок нет, есть обратная связь. В играх можно ошибаться сколько угодно: результаты нигде не сохраняются, никто их не увидит».</w:t>
       </w:r>
     </w:p>
     <w:p>
@@ -2647,10 +2647,10 @@
           <w:b/>
           <w:bCs/>
         </w:rPr>
-        <w:t xml:space="preserve">В каждом случае есть коррекция-ловушка</w:t>
-      </w:r>
-      <w:r>
-        <w:t xml:space="preserve">, например «Сколоть лёд с пандуса». Её часто выбирают, потому что она конкретная. Объясняю: лёд убрали, нарушение устранено, но покрытие осталось гладким, и после мороза всё повторится.</w:t>
+        <w:t xml:space="preserve">В каждом случае есть коррекция-ловушка:</w:t>
+      </w:r>
+      <w:r>
+        <w:t xml:space="preserve"> «Перерисовать схему», «Сколоть лёд», «Поставить 3 контейнера». Её выбирают чаще всего, потому что она конкретная и полезная. Объясняю: дефект исправили, но порядок, из-за которого он появился, остался. В следующий раз всё повторится на другом секторе, другой площадке, после следующего мороза.</w:t>
       </w:r>
     </w:p>
     <w:p>
@@ -2666,10 +2666,10 @@
           <w:b/>
           <w:bCs/>
         </w:rPr>
-        <w:t xml:space="preserve">«Актуализировать топологию склада»</w:t>
-      </w:r>
-      <w:r>
-        <w:t xml:space="preserve"> при нехватке площадей: мимо причины. Схема не добавит ни метра.</w:t>
+        <w:t xml:space="preserve">Правило, которое я проговариваю:</w:t>
+      </w:r>
+      <w:r>
+        <w:t xml:space="preserve"> исправить, заменить, переложить, построить это коррекция. КРД меняет порядок работы: регламент, договор, систему в 1С.</w:t>
       </w:r>
     </w:p>
     <w:p>
@@ -2685,10 +2685,29 @@
           <w:b/>
           <w:bCs/>
         </w:rPr>
-        <w:t xml:space="preserve">«Ознакомить с ОСТО»</w:t>
-      </w:r>
-      <w:r>
-        <w:t xml:space="preserve">, когда на площадке один контейнер: тоже мимо. Требования знают все, а разделять некуда.</w:t>
+        <w:t xml:space="preserve">«Актуализировать топологию склада»:</w:t>
+      </w:r>
+      <w:r>
+        <w:t xml:space="preserve"> мимо причины. Склад всё так же узнаёт о поставке КГО в последний момент.</w:t>
+      </w:r>
+    </w:p>
+    <w:p>
+      <w:pPr>
+        <w:pStyle w:val="ListParagraph"/>
+        <w:numPr>
+          <w:ilvl w:val="0"/>
+          <w:numId w:val="2"/>
+        </w:numPr>
+      </w:pPr>
+      <w:r>
+        <w:rPr>
+          <w:b/>
+          <w:bCs/>
+        </w:rPr>
+        <w:t xml:space="preserve">«Ознакомить с ОСТО»:</w:t>
+      </w:r>
+      <w:r>
+        <w:t xml:space="preserve"> тоже мимо. Требования знают все, а контейнер один, потому что так написано в договоре.</w:t>
       </w:r>
     </w:p>
     <w:p>

--- a/trening-krd/manual-trenera.docx
+++ b/trening-krd/manual-trenera.docx
@@ -53,6 +53,18 @@
       </w:r>
       <w:r>
         <w:t xml:space="preserve"> у каждого участника, у меня общий экран. Работает и очно, и онлайн: отвечают голосом или в чат.</w:t>
+      </w:r>
+    </w:p>
+    <w:p>
+      <w:r>
+        <w:rPr>
+          <w:b/>
+          <w:bCs/>
+        </w:rPr>
+        <w:t xml:space="preserve">Про истории.</w:t>
+      </w:r>
+      <w:r>
+        <w:t xml:space="preserve"> Значком 🎤 отмечены истории, факты и шутки. Читать их с листа не нужно: пробегите глазами заранее и рассказывайте своими словами. Все сразу не влезут, каждая добавляет 1–2 минуты. Выберите 4–5 любимых. Обязательные, на мой взгляд: Звезда Смерти, история Исикавы, пример Оно со станком и мемориал.</w:t>
       </w:r>
     </w:p>
     <w:p>
@@ -1940,6 +1952,18 @@
       </w:r>
     </w:p>
     <w:p>
+      <w:r>
+        <w:rPr>
+          <w:b/>
+          <w:bCs/>
+        </w:rPr>
+        <w:t xml:space="preserve">🎤 Можно рассказать (30 секунд):</w:t>
+      </w:r>
+      <w:r>
+        <w:t xml:space="preserve"> «Каору Исикава, тот самый, чью рыбью кость мы сегодня будем собирать, говорил: качество начинается с обучения и заканчивается обучением. Так что мы с вами сейчас занимаемся качеством, даже если кажется, что просто сидим на тренинге».</w:t>
+      </w:r>
+    </w:p>
+    <w:p>
       <w:pPr>
         <w:pStyle w:val="Heading1"/>
       </w:pPr>
@@ -1999,6 +2023,54 @@
       </w:r>
     </w:p>
     <w:p>
+      <w:r>
+        <w:rPr>
+          <w:b/>
+          <w:bCs/>
+        </w:rPr>
+        <w:t xml:space="preserve">🎤 Шутки к слайду 5</w:t>
+      </w:r>
+      <w:r>
+        <w:t xml:space="preserve"> (говорю с улыбкой, не в адрес конкретных людей):</w:t>
+      </w:r>
+    </w:p>
+    <w:p>
+      <w:pPr>
+        <w:pStyle w:val="ListParagraph"/>
+        <w:numPr>
+          <w:ilvl w:val="0"/>
+          <w:numId w:val="2"/>
+        </w:numPr>
+      </w:pPr>
+      <w:r>
+        <w:t xml:space="preserve">«Причина: выход из зимы. Значит, КРД: отменить зиму. Срок: до весны. Ответственный: Дед Мороз».</w:t>
+      </w:r>
+    </w:p>
+    <w:p>
+      <w:pPr>
+        <w:pStyle w:val="ListParagraph"/>
+        <w:numPr>
+          <w:ilvl w:val="0"/>
+          <w:numId w:val="2"/>
+        </w:numPr>
+      </w:pPr>
+      <w:r>
+        <w:t xml:space="preserve">«Причина: низкий уровень культуры ПБ. КРД: повысить культуру. Ответственный, видимо, министерство культуры».</w:t>
+      </w:r>
+    </w:p>
+    <w:p>
+      <w:pPr>
+        <w:pStyle w:val="ListParagraph"/>
+        <w:numPr>
+          <w:ilvl w:val="0"/>
+          <w:numId w:val="2"/>
+        </w:numPr>
+      </w:pPr>
+      <w:r>
+        <w:t xml:space="preserve">«Если сложить все „усилить контроль“ из наших планов, контроль у нас должен быть строже, чем в ЦУПе. А нарушения почему-то повторяются».</w:t>
+      </w:r>
+    </w:p>
+    <w:p>
       <w:pPr>
         <w:pStyle w:val="Heading1"/>
       </w:pPr>
@@ -2024,6 +2096,18 @@
       </w:r>
     </w:p>
     <w:p>
+      <w:r>
+        <w:rPr>
+          <w:b/>
+          <w:bCs/>
+        </w:rPr>
+        <w:t xml:space="preserve">🎤 Можно сказать:</w:t>
+      </w:r>
+      <w:r>
+        <w:t xml:space="preserve"> «Есть фраза, которую приписывают Эйнштейну: безумие это делать одно и то же и ждать другого результата. Сам Эйнштейн её, скорее всего, не говорил. Но наши планы мероприятий её отлично подтверждают: одно и то же „усилить контроль“ из года в год, а нарушения те же».</w:t>
+      </w:r>
+    </w:p>
+    <w:p>
       <w:pPr>
         <w:pStyle w:val="Heading1"/>
       </w:pPr>
@@ -2104,6 +2188,52 @@
       </w:r>
     </w:p>
     <w:p>
+      <w:r>
+        <w:rPr>
+          <w:b/>
+          <w:bCs/>
+        </w:rPr>
+        <w:t xml:space="preserve">🎤 История про Звезду Смерти</w:t>
+      </w:r>
+      <w:r>
+        <w:t xml:space="preserve"> (в тему джедаев, всегда заходит):</w:t>
+      </w:r>
+    </w:p>
+    <w:p>
+      <w:r>
+        <w:t xml:space="preserve">«Помните, как взорвали Звезду Смерти? Повстанцы попали торпедой в маленькую выхлопную шахту. Давайте разберём, как Империя отработала это несоответствие.</w:t>
+      </w:r>
+    </w:p>
+    <w:p>
+      <w:pPr>
+        <w:pStyle w:val="ListParagraph"/>
+        <w:numPr>
+          <w:ilvl w:val="0"/>
+          <w:numId w:val="2"/>
+        </w:numPr>
+      </w:pPr>
+      <w:r>
+        <w:t xml:space="preserve">Коррекция: построили новую Звезду Смерти. Несоответствие устранено, станция снова есть.</w:t>
+      </w:r>
+    </w:p>
+    <w:p>
+      <w:pPr>
+        <w:pStyle w:val="ListParagraph"/>
+        <w:numPr>
+          <w:ilvl w:val="0"/>
+          <w:numId w:val="2"/>
+        </w:numPr>
+      </w:pPr>
+      <w:r>
+        <w:t xml:space="preserve">КРД: а вот его не сделали. Никто не спросил, почему в проекте вообще осталось слабое место и почему его никто не проверил.</w:t>
+      </w:r>
+    </w:p>
+    <w:p>
+      <w:r>
+        <w:t xml:space="preserve">Итог: вторую Звезду Смерти тоже взорвали. Коррекция есть, КРД нет, повторное нарушение. Узнаёте?»</w:t>
+      </w:r>
+    </w:p>
+    <w:p>
       <w:pPr>
         <w:pStyle w:val="Heading1"/>
       </w:pPr>
@@ -2275,6 +2405,18 @@
     </w:p>
     <w:p>
       <w:r>
+        <w:rPr>
+          <w:b/>
+          <w:bCs/>
+        </w:rPr>
+        <w:t xml:space="preserve">🎤 Можно сказать:</w:t>
+      </w:r>
+      <w:r>
+        <w:t xml:space="preserve"> «Если в причине написано „человеческий фактор“, значит, анализ просто закончили слишком рано. Человек ошибся, да. А почему у него была возможность ошибиться? Вот там и прячется настоящая причина».</w:t>
+      </w:r>
+    </w:p>
+    <w:p>
+      <w:r>
         <w:t xml:space="preserve">Слайд 20: видео. После него один вопрос: «Что сначала казалось причиной? А что было на самом деле?»</w:t>
       </w:r>
     </w:p>
@@ -2290,6 +2432,119 @@
     </w:p>
     <w:p>
       <w:r>
+        <w:rPr>
+          <w:b/>
+          <w:bCs/>
+        </w:rPr>
+        <w:t xml:space="preserve">🎤 История диаграммы Исикавы (1–2 минуты):</w:t>
+      </w:r>
+    </w:p>
+    <w:p>
+      <w:pPr>
+        <w:pStyle w:val="ListParagraph"/>
+        <w:numPr>
+          <w:ilvl w:val="0"/>
+          <w:numId w:val="2"/>
+        </w:numPr>
+      </w:pPr>
+      <w:r>
+        <w:t xml:space="preserve">Придумал её японец </w:t>
+      </w:r>
+      <w:r>
+        <w:rPr>
+          <w:b/>
+          <w:bCs/>
+        </w:rPr>
+        <w:t xml:space="preserve">Каору Исикава</w:t>
+      </w:r>
+      <w:r>
+        <w:t xml:space="preserve">, один из главных людей в японском движении за качество. Впервые применил в 1943 году на заводе компании Kawasaki: инженеры спорили о причинах брака, и он предложил нарисовать все причины на одной схеме, чтобы перестать спорить и начать видеть.</w:t>
+      </w:r>
+    </w:p>
+    <w:p>
+      <w:pPr>
+        <w:pStyle w:val="ListParagraph"/>
+        <w:numPr>
+          <w:ilvl w:val="0"/>
+          <w:numId w:val="2"/>
+        </w:numPr>
+      </w:pPr>
+      <w:r>
+        <w:t xml:space="preserve">Его отец, Итиро Исикава, был первым председателем Кэйданрэна, главного делового союза Японии. Так что сын вырос среди промышленников и знал заводы изнутри.</w:t>
+      </w:r>
+    </w:p>
+    <w:p>
+      <w:pPr>
+        <w:pStyle w:val="ListParagraph"/>
+        <w:numPr>
+          <w:ilvl w:val="0"/>
+          <w:numId w:val="2"/>
+        </w:numPr>
+      </w:pPr>
+      <w:r>
+        <w:t xml:space="preserve">Сам Исикава называл её «диаграммой причин и следствий». «Рыбьей костью» её прозвали за форму.</w:t>
+      </w:r>
+    </w:p>
+    <w:p>
+      <w:pPr>
+        <w:pStyle w:val="ListParagraph"/>
+        <w:numPr>
+          <w:ilvl w:val="0"/>
+          <w:numId w:val="2"/>
+        </w:numPr>
+      </w:pPr>
+      <w:r>
+        <w:t xml:space="preserve">Исикава считал, что большинство проблем на предприятии решаются семью простыми инструментами качества, и статистиком для этого быть не нужно. Рыбья кость один из этих семи.</w:t>
+      </w:r>
+    </w:p>
+    <w:p>
+      <w:pPr>
+        <w:pStyle w:val="ListParagraph"/>
+        <w:numPr>
+          <w:ilvl w:val="0"/>
+          <w:numId w:val="2"/>
+        </w:numPr>
+      </w:pPr>
+      <w:r>
+        <w:t xml:space="preserve">Классические группы причин называют </w:t>
+      </w:r>
+      <w:r>
+        <w:rPr>
+          <w:b/>
+          <w:bCs/>
+        </w:rPr>
+        <w:t xml:space="preserve">6М</w:t>
+      </w:r>
+      <w:r>
+        <w:t xml:space="preserve">: Man, Machine, Material, Method, Measurement, Mother Nature. По-русски: персонал, оборудование, материалы, методы, измерения и окружающая среда. На букву «М» у нас только две, так что запоминайте как хотите.</w:t>
+      </w:r>
+    </w:p>
+    <w:p>
+      <w:pPr>
+        <w:pStyle w:val="ListParagraph"/>
+        <w:numPr>
+          <w:ilvl w:val="0"/>
+          <w:numId w:val="2"/>
+        </w:numPr>
+      </w:pPr>
+      <w:r>
+        <w:t xml:space="preserve">Исикава же стоял у истоков кружков качества: рабочие сами собираются и решают проблемы своего участка. То есть ровно то, чем мы сейчас занимаемся.</w:t>
+      </w:r>
+    </w:p>
+    <w:p>
+      <w:r>
+        <w:rPr>
+          <w:b/>
+          <w:bCs/>
+        </w:rPr>
+        <w:t xml:space="preserve">Фраза-мостик к игре:</w:t>
+      </w:r>
+      <w:r>
+        <w:t xml:space="preserve"> «Главное правило рыбы: сначала кидаем на кости всё, без критики. Какая причина главная, решим потом. Как в мозговом штурме: глупых идей нет».</w:t>
+      </w:r>
+    </w:p>
+    <w:p>
+      <w:r>
         <w:t xml:space="preserve">Слайд 23: «Вот так это выглядит вживую, на доске или в Excel». Показываю и иду дальше.</w:t>
       </w:r>
     </w:p>
@@ -2396,7 +2651,12 @@
         <w:pStyle w:val="Heading1"/>
       </w:pPr>
       <w:r>
-        <w:t xml:space="preserve">Блок 7. Правила «5 почему» (слайд 26, 2 минуты)</w:t>
+        <w:t xml:space="preserve">Блок 7. Правила «5 почему» (слайд 26, 2 минуты, с историей 4 минуты)</w:t>
+      </w:r>
+    </w:p>
+    <w:p>
+      <w:r>
+        <w:t xml:space="preserve">Цитата на слайде: «Поистине замечательным ум ребёнка является». Говорю: «Йода прав. Дети задают „почему?“ без остановки. По одному британскому опросу, четырёхлетний ребёнок задаёт родителям около трёхсот вопросов в день. А мы, взрослые, на работе часто останавливаемся на первом „почему“ и сразу пишем „усилить контроль“».</w:t>
       </w:r>
     </w:p>
     <w:p>
@@ -2441,6 +2701,136 @@
       </w:r>
     </w:p>
     <w:p>
+      <w:r>
+        <w:rPr>
+          <w:b/>
+          <w:bCs/>
+        </w:rPr>
+        <w:t xml:space="preserve">🎤 История метода «5 почему» (1–2 минуты):</w:t>
+      </w:r>
+    </w:p>
+    <w:p>
+      <w:pPr>
+        <w:pStyle w:val="ListParagraph"/>
+        <w:numPr>
+          <w:ilvl w:val="0"/>
+          <w:numId w:val="2"/>
+        </w:numPr>
+      </w:pPr>
+      <w:r>
+        <w:t xml:space="preserve">Метод придумал </w:t>
+      </w:r>
+      <w:r>
+        <w:rPr>
+          <w:b/>
+          <w:bCs/>
+        </w:rPr>
+        <w:t xml:space="preserve">Сакити Тоёда</w:t>
+      </w:r>
+      <w:r>
+        <w:t xml:space="preserve">, основатель компании, из которой потом выросла Toyota. В Японии его называют «королём изобретателей». Он делал ткацкие станки, и его знаменитое изобретение: станок, который сам останавливается, если рвётся нить. Чтобы не гнать брак, а сразу разобраться.</w:t>
+      </w:r>
+    </w:p>
+    <w:p>
+      <w:pPr>
+        <w:pStyle w:val="ListParagraph"/>
+        <w:numPr>
+          <w:ilvl w:val="0"/>
+          <w:numId w:val="2"/>
+        </w:numPr>
+      </w:pPr>
+      <w:r>
+        <w:t xml:space="preserve">Прославил метод </w:t>
+      </w:r>
+      <w:r>
+        <w:rPr>
+          <w:b/>
+          <w:bCs/>
+        </w:rPr>
+        <w:t xml:space="preserve">Тайити Оно</w:t>
+      </w:r>
+      <w:r>
+        <w:t xml:space="preserve">, создатель производственной системы Toyota, из которой выросло бережливое производство. Он требовал от инженеров спрашивать «почему» пять раз о каждой проблеме.</w:t>
+      </w:r>
+    </w:p>
+    <w:p>
+      <w:pPr>
+        <w:pStyle w:val="ListParagraph"/>
+        <w:numPr>
+          <w:ilvl w:val="0"/>
+          <w:numId w:val="2"/>
+        </w:numPr>
+      </w:pPr>
+      <w:r>
+        <w:rPr>
+          <w:b/>
+          <w:bCs/>
+        </w:rPr>
+        <w:t xml:space="preserve">Пример самого Оно, его рассказывают на всех тренингах:</w:t>
+      </w:r>
+    </w:p>
+    <w:p>
+      <w:r>
+        <w:t xml:space="preserve">  1. Почему станок остановился? Перегорел предохранитель от перегрузки.</w:t>
+      </w:r>
+    </w:p>
+    <w:p>
+      <w:r>
+        <w:t xml:space="preserve">  2. Почему перегрузка? Подшипник плохо смазан.</w:t>
+      </w:r>
+    </w:p>
+    <w:p>
+      <w:r>
+        <w:t xml:space="preserve">  3. Почему плохо смазан? Насос смазки плохо качает.</w:t>
+      </w:r>
+    </w:p>
+    <w:p>
+      <w:r>
+        <w:t xml:space="preserve">  4. Почему плохо качает? Изношен вал насоса.</w:t>
+      </w:r>
+    </w:p>
+    <w:p>
+      <w:r>
+        <w:t xml:space="preserve">  5. Почему изношен? Нет фильтра, внутрь попадает металлическая стружка.</w:t>
+      </w:r>
+    </w:p>
+    <w:p>
+      <w:r>
+        <w:t xml:space="preserve">  Решение: поставить фильтр. А если бы остановились на первом «почему», меняли бы предохранители до бесконечности. Это и есть коррекция без КРД.</w:t>
+      </w:r>
+    </w:p>
+    <w:p>
+      <w:pPr>
+        <w:pStyle w:val="ListParagraph"/>
+        <w:numPr>
+          <w:ilvl w:val="0"/>
+          <w:numId w:val="2"/>
+        </w:numPr>
+      </w:pPr>
+      <w:r>
+        <w:t xml:space="preserve">Почему именно пять? Магии в числе нет. Обычно к пятому разу добираешься до сути. Бывает три, бывает семь.</w:t>
+      </w:r>
+    </w:p>
+    <w:p>
+      <w:pPr>
+        <w:pStyle w:val="ListParagraph"/>
+        <w:numPr>
+          <w:ilvl w:val="0"/>
+          <w:numId w:val="2"/>
+        </w:numPr>
+      </w:pPr>
+      <w:r>
+        <w:rPr>
+          <w:b/>
+          <w:bCs/>
+        </w:rPr>
+        <w:t xml:space="preserve">Цитата Оно, которую стоит произнести:</w:t>
+      </w:r>
+      <w:r>
+        <w:t xml:space="preserve"> «Отсутствие проблем это самая большая проблема». Если в отделе не нашли ни одной проблемы, их не нет, их просто не ищут.</w:t>
+      </w:r>
+    </w:p>
+    <w:p>
       <w:pPr>
         <w:pStyle w:val="Heading1"/>
       </w:pPr>
@@ -2494,6 +2884,85 @@
       </w:r>
     </w:p>
     <w:p>
+      <w:r>
+        <w:rPr>
+          <w:b/>
+          <w:bCs/>
+        </w:rPr>
+        <w:t xml:space="preserve">🎤 История про мемориал (если есть минута, рассказываю до или после игры):</w:t>
+      </w:r>
+    </w:p>
+    <w:p>
+      <w:r>
+        <w:t xml:space="preserve">«В Вашингтоне начал разрушаться камень знаменитого мемориала. В разных пересказах это мемориал Джефферсона или Линкольна, историю рассказывают на всех тренингах по качеству.</w:t>
+      </w:r>
+    </w:p>
+    <w:p>
+      <w:pPr>
+        <w:pStyle w:val="ListParagraph"/>
+        <w:numPr>
+          <w:ilvl w:val="0"/>
+          <w:numId w:val="2"/>
+        </w:numPr>
+      </w:pPr>
+      <w:r>
+        <w:t xml:space="preserve">Почему камень разрушается? Его слишком часто моют едкими средствами.</w:t>
+      </w:r>
+    </w:p>
+    <w:p>
+      <w:pPr>
+        <w:pStyle w:val="ListParagraph"/>
+        <w:numPr>
+          <w:ilvl w:val="0"/>
+          <w:numId w:val="2"/>
+        </w:numPr>
+      </w:pPr>
+      <w:r>
+        <w:t xml:space="preserve">Почему так часто моют? Много птичьего помёта.</w:t>
+      </w:r>
+    </w:p>
+    <w:p>
+      <w:pPr>
+        <w:pStyle w:val="ListParagraph"/>
+        <w:numPr>
+          <w:ilvl w:val="0"/>
+          <w:numId w:val="2"/>
+        </w:numPr>
+      </w:pPr>
+      <w:r>
+        <w:t xml:space="preserve">Почему много птиц? Они прилетают есть пауков.</w:t>
+      </w:r>
+    </w:p>
+    <w:p>
+      <w:pPr>
+        <w:pStyle w:val="ListParagraph"/>
+        <w:numPr>
+          <w:ilvl w:val="0"/>
+          <w:numId w:val="2"/>
+        </w:numPr>
+      </w:pPr>
+      <w:r>
+        <w:t xml:space="preserve">Почему столько пауков? Они охотятся на мошек.</w:t>
+      </w:r>
+    </w:p>
+    <w:p>
+      <w:pPr>
+        <w:pStyle w:val="ListParagraph"/>
+        <w:numPr>
+          <w:ilvl w:val="0"/>
+          <w:numId w:val="2"/>
+        </w:numPr>
+      </w:pPr>
+      <w:r>
+        <w:t xml:space="preserve">Почему столько мошек? Их привлекает подсветка, которую включают в сумерках.</w:t>
+      </w:r>
+    </w:p>
+    <w:p>
+      <w:r>
+        <w:t xml:space="preserve">Решение: включать подсветку на час позже. Ни ремонта, ни новых средств, ни отпугивателей. А теперь представьте наш план мероприятий: „усилить контроль за птицами“, „провести инструктаж уборщикам“, „разработать мероприятия по борьбе с пауками“».</w:t>
+      </w:r>
+    </w:p>
+    <w:p>
       <w:pPr>
         <w:pStyle w:val="ListParagraph"/>
         <w:numPr>
@@ -2609,6 +3078,30 @@
     </w:p>
     <w:p>
       <w:r>
+        <w:rPr>
+          <w:b/>
+          <w:bCs/>
+        </w:rPr>
+        <w:t xml:space="preserve">🎤 Йода к ошибкам формулировок:</w:t>
+      </w:r>
+      <w:r>
+        <w:t xml:space="preserve"> «Помните, что говорил Йода? „Делай или не делай. Не надо пытаться“. Так вот, „постараться обеспечить“, „по возможности усилить“, „принять меры“ Йода бы не подписал. Мероприятие либо делается и проверяется, либо это пожелание».</w:t>
+      </w:r>
+    </w:p>
+    <w:p>
+      <w:r>
+        <w:rPr>
+          <w:b/>
+          <w:bCs/>
+        </w:rPr>
+        <w:t xml:space="preserve">🎤 Шутка к матрёшке:</w:t>
+      </w:r>
+      <w:r>
+        <w:t xml:space="preserve"> «Открываешь план мероприятий, там „разработать план мероприятий“. Открываешь его, а там „провести анализ и разработать мероприятия“. Как настоящая матрёшка: слоёв много, а внутри пусто».</w:t>
+      </w:r>
+    </w:p>
+    <w:p>
+      <w:r>
         <w:t xml:space="preserve">Слайд 35, системное КРД: «Не переставить катушки на своём складе, а поменять порядок так, чтобы на всех складах такого не было».</w:t>
       </w:r>
     </w:p>
@@ -2791,12 +3284,36 @@
     </w:p>
     <w:p>
       <w:r>
+        <w:rPr>
+          <w:b/>
+          <w:bCs/>
+        </w:rPr>
+        <w:t xml:space="preserve">🎤 Можно сказать:</w:t>
+      </w:r>
+      <w:r>
+        <w:t xml:space="preserve"> «Если через полгода на проверке нашли то же самое, значит, наше КРД было коррекцией, которая просто надела костюм КРД».</w:t>
+      </w:r>
+    </w:p>
+    <w:p>
+      <w:r>
         <w:t xml:space="preserve">Слайд 44: каждый заканчивает фразу «Для меня самое важное в управлении КРД это…». Онлайн пишут в чат, очно по кругу, по одной фразе.</w:t>
       </w:r>
     </w:p>
     <w:p>
       <w:r>
         <w:t xml:space="preserve">Слайд 45: благодарю, даю контакты для вопросов.</w:t>
+      </w:r>
+    </w:p>
+    <w:p>
+      <w:r>
+        <w:rPr>
+          <w:b/>
+          <w:bCs/>
+        </w:rPr>
+        <w:t xml:space="preserve">🎤 Финальная фраза:</w:t>
+      </w:r>
+      <w:r>
+        <w:t xml:space="preserve"> «Тайити Оно говорил, что проблемы это сокровища. Каждое найденное нарушение это шанс один раз исправить порядок и больше к нему не возвращаться. Да пребудет с вами сила!»</w:t>
       </w:r>
     </w:p>
     <w:p>

--- a/trening-krd/manual-trenera.docx
+++ b/trening-krd/manual-trenera.docx
@@ -19,7 +19,7 @@
         <w:t xml:space="preserve">Длительность:</w:t>
       </w:r>
       <w:r>
-        <w:t xml:space="preserve"> около 90 минут вместе с историями. Если не успеваете, сокращайте истории, а не упражнения.</w:t>
+        <w:t xml:space="preserve"> около 95 минут вместе с историями. Если не успеваете, сокращайте истории, а не упражнения.</w:t>
       </w:r>
     </w:p>
     <w:p>
@@ -80,18 +80,6 @@
       </w:pPr>
       <w:r>
         <w:t xml:space="preserve">Скрыть в презентации слайды из таблицы ниже.</w:t>
-      </w:r>
-    </w:p>
-    <w:p>
-      <w:pPr>
-        <w:pStyle w:val="ListParagraph"/>
-        <w:numPr>
-          <w:ilvl w:val="0"/>
-          <w:numId w:val="2"/>
-        </w:numPr>
-      </w:pPr>
-      <w:r>
-        <w:t xml:space="preserve">Посмотреть статистику своего дивизиона (слайды 6–8), оставить один слайд.</w:t>
       </w:r>
     </w:p>
     <w:p>
@@ -228,77 +216,6 @@
                 <w:color w:val="14213D"/>
               </w:rPr>
               <w:t xml:space="preserve">Что вместо них</w:t>
-            </w:r>
-          </w:p>
-        </w:tc>
-      </w:tr>
-      <w:tr>
-        <w:trPr>
-          <w:tblHeader w:val="off"/>
-        </w:trPr>
-        <w:tc>
-          <w:tcPr>
-            <w:tcW w:type="dxa" w:w="1927"/>
-            <w:tcBorders>
-              <w:top w:val="single" w:color="C9D4E8" w:sz="4"/>
-              <w:left w:val="single" w:color="C9D4E8" w:sz="4"/>
-              <w:bottom w:val="single" w:color="C9D4E8" w:sz="4"/>
-              <w:right w:val="single" w:color="C9D4E8" w:sz="4"/>
-            </w:tcBorders>
-            <w:tcMar>
-              <w:top w:type="dxa" w:w="80"/>
-              <w:left w:type="dxa" w:w="120"/>
-              <w:bottom w:type="dxa" w:w="80"/>
-              <w:right w:type="dxa" w:w="120"/>
-            </w:tcMar>
-          </w:tcPr>
-          <w:p>
-            <w:r>
-              <w:t xml:space="preserve">2 из 6–8</w:t>
-            </w:r>
-          </w:p>
-        </w:tc>
-        <w:tc>
-          <w:tcPr>
-            <w:tcW w:type="dxa" w:w="2891"/>
-            <w:tcBorders>
-              <w:top w:val="single" w:color="C9D4E8" w:sz="4"/>
-              <w:left w:val="single" w:color="C9D4E8" w:sz="4"/>
-              <w:bottom w:val="single" w:color="C9D4E8" w:sz="4"/>
-              <w:right w:val="single" w:color="C9D4E8" w:sz="4"/>
-            </w:tcBorders>
-            <w:tcMar>
-              <w:top w:type="dxa" w:w="80"/>
-              <w:left w:type="dxa" w:w="120"/>
-              <w:bottom w:type="dxa" w:w="80"/>
-              <w:right w:type="dxa" w:w="120"/>
-            </w:tcMar>
-          </w:tcPr>
-          <w:p>
-            <w:r>
-              <w:t xml:space="preserve">Статистика других дивизионов</w:t>
-            </w:r>
-          </w:p>
-        </w:tc>
-        <w:tc>
-          <w:tcPr>
-            <w:tcW w:type="dxa" w:w="4820"/>
-            <w:tcBorders>
-              <w:top w:val="single" w:color="C9D4E8" w:sz="4"/>
-              <w:left w:val="single" w:color="C9D4E8" w:sz="4"/>
-              <w:bottom w:val="single" w:color="C9D4E8" w:sz="4"/>
-              <w:right w:val="single" w:color="C9D4E8" w:sz="4"/>
-            </w:tcBorders>
-            <w:tcMar>
-              <w:top w:type="dxa" w:w="80"/>
-              <w:left w:type="dxa" w:w="120"/>
-              <w:bottom w:type="dxa" w:w="80"/>
-              <w:right w:type="dxa" w:w="120"/>
-            </w:tcMar>
-          </w:tcPr>
-          <w:p>
-            <w:r>
-              <w:t xml:space="preserve">Остаётся слайд вашего дивизиона</w:t>
             </w:r>
           </w:p>
         </w:tc>
@@ -670,7 +587,7 @@
     </w:p>
     <w:p>
       <w:r>
-        <w:t xml:space="preserve">Слайды 1–6 → 9–10 → </w:t>
+        <w:t xml:space="preserve">Слайды 1–10 → </w:t>
       </w:r>
       <w:r>
         <w:rPr>
@@ -919,7 +836,7 @@
         <w:pStyle w:val="Heading1"/>
       </w:pPr>
       <w:r>
-        <w:t xml:space="preserve">Слайд 6 (или 7, 8: слайд вашего дивизиона). Статистика (2 минуты)</w:t>
+        <w:t xml:space="preserve">Слайды 6–8. Статистика по дивизионам (4 минуты)</w:t>
       </w:r>
     </w:p>
     <w:p>
@@ -928,45 +845,100 @@
           <w:i/>
           <w:iCs/>
         </w:rPr>
-        <w:t xml:space="preserve">Два других слайда со статистикой скрыты.</w:t>
-      </w:r>
-    </w:p>
-    <w:p>
-      <w:r>
-        <w:t xml:space="preserve">«Чтобы не быть голословной, немного цифр по нашему дивизиону. Это результаты АПК: нарушения за 2024 год и сколько из них повторились в 2025-м.</w:t>
-      </w:r>
-    </w:p>
-    <w:p>
-      <w:r>
-        <w:t xml:space="preserve">(</w:t>
-      </w:r>
+        <w:t xml:space="preserve">Перед слайдом 6 говорю:</w:t>
+      </w:r>
+    </w:p>
+    <w:p>
+      <w:r>
+        <w:t xml:space="preserve">«Чтобы не быть голословной, немного цифр. Это результаты АПК в трёх дивизионах. Как читать графики: слева синие столбики это нарушения 2024 года, оранжевые это сколько таких же нарушений повторилось в 2025-м. Справа сколько всего нарушений и на сколько из них написали КРД».</w:t>
+      </w:r>
+    </w:p>
+    <w:p>
+      <w:pPr>
+        <w:pStyle w:val="Heading2"/>
+      </w:pPr>
+      <w:r>
+        <w:t xml:space="preserve">Слайд 6. Дивизион «Юг»</w:t>
+      </w:r>
+    </w:p>
+    <w:p>
+      <w:r>
+        <w:t xml:space="preserve">«Юг. В 2024 году 79 нарушений, в 2025-м 82. И повторов 104%: то есть всё, что нашли в прошлом году, нашли снова, и ещё сверху.</w:t>
+      </w:r>
+    </w:p>
+    <w:p>
+      <w:r>
+        <w:t xml:space="preserve">По пожарной безопасности повторов стало больше на треть: было 21, стало 28. По экологии рост на 28%. По транспорту и охране труда повторилось 80% нарушений и больше.</w:t>
+      </w:r>
+    </w:p>
+    <w:p>
+      <w:r>
+        <w:t xml:space="preserve">И посмотрите на КРД. В 2024 году их написали почти на всё: 77 на 79 нарушений. Казалось бы, отлично. Но нарушения всё равно вернулись. Значит, КРД были, а не работали. А в 2025 году КРД есть только на 55 нарушений из 82: на треть нарушений их не написали вообще».</w:t>
+      </w:r>
+    </w:p>
+    <w:p>
+      <w:pPr>
+        <w:pStyle w:val="Heading2"/>
+      </w:pPr>
+      <w:r>
+        <w:t xml:space="preserve">Слайд 7. Дивизион «Восточная Сибирь»</w:t>
+      </w:r>
+    </w:p>
+    <w:p>
+      <w:r>
+        <w:t xml:space="preserve">«Восточная Сибирь. Нарушений меньше: 33 в 2024 году и 28 в 2025-м. Но 84% из них повторились.</w:t>
+      </w:r>
+    </w:p>
+    <w:p>
+      <w:r>
+        <w:t xml:space="preserve">Больше всего по охране труда: повторов стало на четверть больше, было 12, стало 15. По транспорту и экологии было по одному нарушению, а повторились по два-три.</w:t>
+      </w:r>
+    </w:p>
+    <w:p>
+      <w:r>
+        <w:t xml:space="preserve">А теперь самое тревожное. В 2024 году почти половина нарушений, 45%, осталась без КРД. А в 2025-м КРД нет ни на одно нарушение, 0 из 28. Неудивительно, что они повторяются: с ними просто ничего не делали».</w:t>
+      </w:r>
+    </w:p>
+    <w:p>
+      <w:pPr>
+        <w:pStyle w:val="Heading2"/>
+      </w:pPr>
+      <w:r>
+        <w:t xml:space="preserve">Слайд 8. Дивизион «Центр»</w:t>
+      </w:r>
+    </w:p>
+    <w:p>
+      <w:r>
+        <w:t xml:space="preserve">«И Центр, самый крупный. Около двухсот нарушений каждый год: 203 и 207. Повторов 102%.</w:t>
+      </w:r>
+    </w:p>
+    <w:p>
+      <w:r>
+        <w:t xml:space="preserve">Самый яркий пример: безопасность на транспорте. Было 8 нарушений, а повторов 35, больше чем в четыре раза. По охране труда повторов вдвое больше: было 16, стало 32. По экологии рост на 60%, по промышленной безопасности на четверть. Электробезопасность: все 7 нарушений повторились.</w:t>
+      </w:r>
+    </w:p>
+    <w:p>
+      <w:r>
+        <w:t xml:space="preserve">И с КРД та же картина. В 2024 году без КРД было 19% нарушений, в 2025-м уже 30%».</w:t>
+      </w:r>
+    </w:p>
+    <w:p>
       <w:r>
         <w:rPr>
           <w:i/>
           <w:iCs/>
         </w:rPr>
-        <w:t xml:space="preserve">Называю самую яркую цифру со слайда. Юг: „67% нарушений вообще не имеют КРД“. Восточная Сибирь: „по одному из направлений 84% нарушений повторились“. Центр: „по одному из направлений повторов больше, чем было нарушений: больше ста процентов“.</w:t>
-      </w:r>
-      <w:r>
-        <w:t xml:space="preserve">)</w:t>
-      </w:r>
-    </w:p>
-    <w:p>
-      <w:r>
-        <w:t xml:space="preserve">О чём это говорит? Либо КРД не пишут вообще, либо пишут, но они не работают. И нарушение возвращается на следующей проверке. То же самое нарушение, только теперь повторное.</w:t>
+        <w:t xml:space="preserve">После слайда 8 говорю общий вывод:</w:t>
+      </w:r>
+    </w:p>
+    <w:p>
+      <w:r>
+        <w:t xml:space="preserve">«Что общего у всех трёх дивизионов? Две вещи. Первая: там, где КРД не пишут, нарушения повторяются. Это понятно. Вторая, и она интереснее: там, где КРД пишут, нарушения тоже повторяются. Значит, дело не только в том, есть КРД или нет, а в том, какое оно. Вот об этом сегодня и поговорим.</w:t>
       </w:r>
     </w:p>
     <w:p>
       <w:r>
         <w:t xml:space="preserve">Есть известная фраза, её приписывают Эйнштейну, хотя он её, скорее всего, не говорил: безумие это делать одно и то же и ждать другого результата. Наши планы мероприятий её отлично подтверждают: одно и то же „усилить контроль“ из года в год, а нарушения те же».</w:t>
-      </w:r>
-    </w:p>
-    <w:p>
-      <w:pPr>
-        <w:pStyle w:val="Heading1"/>
-      </w:pPr>
-      <w:r>
-        <w:t xml:space="preserve">Слайды 7–8 скрыты</w:t>
       </w:r>
     </w:p>
     <w:p>

--- a/trening-krd/manual-trenera.docx
+++ b/trening-krd/manual-trenera.docx
@@ -1386,22 +1386,27 @@
     </w:p>
     <w:p>
       <w:r>
-        <w:t xml:space="preserve">«А теперь соберём рыбу сами. Вернитесь на главный экран тренажёра и откройте вторую плитку: „Рыбья кость“.</w:t>
-      </w:r>
-    </w:p>
-    <w:p>
-      <w:r>
-        <w:t xml:space="preserve">Кейс из разминки: не разработана инструкция по охране труда для мойки высокого давления. Это голова рыбы.</w:t>
-      </w:r>
-    </w:p>
-    <w:p>
-      <w:r>
-        <w:t xml:space="preserve">Сверху будет появляться карточка с причиной. Перетащите её мышкой на нужную кость или просто нажмите на кость. Если причина не настоящая, например поиск виноватого или пустые слова, отправляйте её в корзину „Не причина“.</w:t>
-      </w:r>
-    </w:p>
-    <w:p>
-      <w:r>
-        <w:t xml:space="preserve">Когда рыба соберётся, выберите на ней главную причину, а потом КРД для неё. Семь минут, поехали!»</w:t>
+        <w:t xml:space="preserve">«А теперь соберём рыбу на настоящем примере. Это диаграмма, которую сделала рабочая группа по реальной проблеме: вагоны слишком долго стоят на выгрузке. Голова рыбы: количество суток на выгрузку одного вагона. Обратите внимание, проблема измеримая, это важно.</w:t>
+      </w:r>
+    </w:p>
+    <w:p>
+      <w:r>
+        <w:t xml:space="preserve">Вернитесь на главный экран тренажёра и откройте вторую плитку: „Рыбья кость“.</w:t>
+      </w:r>
+    </w:p>
+    <w:p>
+      <w:r>
+        <w:t xml:space="preserve">Сверху будет появляться карточка с причиной. Перетащите её мышкой на нужную кость или просто нажмите на кость. На каждой кости мелким шрифтом написано, что к ней относится, пользуйтесь этой подсказкой.</w:t>
+      </w:r>
+    </w:p>
+    <w:p>
+      <w:r>
+        <w:t xml:space="preserve">Две карточки лишние: это не причины. Их отправляйте в корзину „Не причина“.</w:t>
+      </w:r>
+    </w:p>
+    <w:p>
+      <w:r>
+        <w:t xml:space="preserve">На каждую карточку одна попытка. Если ошиблись, тренажёр покажет правильную кость, объяснит и сам переложит карточку. Семь минут, поехали!»</w:t>
       </w:r>
     </w:p>
     <w:p>
@@ -1410,7 +1415,7 @@
           <w:i/>
           <w:iCs/>
         </w:rPr>
-        <w:t xml:space="preserve">Молчу, жду 7 минут.</w:t>
+        <w:t xml:space="preserve">Молчу, жду 7 минут. Правильные ответы в конце сценария, в разделе «Ответы к упражнениям».</w:t>
       </w:r>
     </w:p>
     <w:p>
@@ -1420,17 +1425,7 @@
     </w:p>
     <w:p>
       <w:r>
-        <w:t xml:space="preserve">Давайте разберём. Первое: многие причины подходят к двум косточкам сразу. Например, „мойку оформили как хозинвентарь“: это и оборудование, и методы. Тренажёр засчитывает оба варианта. В жизни так же: не спорим, куда положить, главное, не потерять причину.</w:t>
-      </w:r>
-    </w:p>
-    <w:p>
-      <w:r>
-        <w:t xml:space="preserve">Второе: корзина. „Инструкции нет“ это не причина, это сама проблема, голова рыбы. „Специалист безответственный“ это поиск виноватого.</w:t>
-      </w:r>
-    </w:p>
-    <w:p>
-      <w:r>
-        <w:t xml:space="preserve">Третье, самое важное: главная причина. Кто что выбрал? (</w:t>
+        <w:t xml:space="preserve">Давайте разберём. Где чаще всего ошибались? (</w:t>
       </w:r>
       <w:r>
         <w:rPr>
@@ -1440,12 +1435,27 @@
         <w:t xml:space="preserve">жду</w:t>
       </w:r>
       <w:r>
-        <w:t xml:space="preserve">) Главная: в порядке ввода нового оборудования нет шага „проверить, есть ли инструкция по ОТ“. А почему не „руководитель не знал“? Потому что придёт другой руководитель, и всё повторится. А если шаг есть в порядке, его не обойдёшь, кто бы ни был руководителем.</w:t>
-      </w:r>
-    </w:p>
-    <w:p>
-      <w:r>
-        <w:t xml:space="preserve">И ловушка, на которую попадаются почти все: „разработать инструкцию для мойки“. Это коррекция! Инструкция появится, нарушение устранено. А следующее новое оборудование опять приедет без инструкции».</w:t>
+        <w:t xml:space="preserve">)</w:t>
+      </w:r>
+    </w:p>
+    <w:p>
+      <w:r>
+        <w:t xml:space="preserve">Самая спорная карточка: „ограниченное количество спецоборудования“. Хочется положить в „Оборудование“. Но рабочая группа договорилась так: оборудование это техника, склад и локомотив, а спецоборудование это оснастка под конкретный груз, захваты и траверсы, и её отнесли к материалам.</w:t>
+      </w:r>
+    </w:p>
+    <w:p>
+      <w:r>
+        <w:t xml:space="preserve">И вот главный вывод. В жизни одну причину часто можно положить на разные кости. Это нормально. Важно, чтобы группа договорилась о правилах и не потеряла причину. Рыба нужна не для того, чтобы правильно разложить, а для того, чтобы ничего не забыть.</w:t>
+      </w:r>
+    </w:p>
+    <w:p>
+      <w:r>
+        <w:t xml:space="preserve">Корзина. „Вагоны стоят на выгрузке слишком долго“ это не причина, это сама проблема, голова рыбы. „Кладовщики работают медленно, потому что не хотят“ это поиск виноватого.</w:t>
+      </w:r>
+    </w:p>
+    <w:p>
+      <w:r>
+        <w:t xml:space="preserve">И последнее. На диаграмме 19 причин. Это потенциальные причины, и все сразу устранять никто не будет. Дальше по данным выбирают главные, проверяют их пятью „почему“ и уже на них пишут КРД. Как раз о „5 почему“ дальше и поговорим».</w:t>
       </w:r>
     </w:p>
     <w:p>
@@ -2038,7 +2048,1912 @@
         <w:pStyle w:val="Heading1"/>
       </w:pPr>
       <w:r>
-        <w:t xml:space="preserve">Если что-то пошло не так</w:t>
+        <w:t xml:space="preserve">Ответы к упражнениям</w:t>
+      </w:r>
+    </w:p>
+    <w:p>
+      <w:r>
+        <w:rPr>
+          <w:i/>
+          <w:iCs/>
+        </w:rPr>
+        <w:t xml:space="preserve">Для тренера. Порядок карточек в тренажёре перемешивается, поэтому ищите карточку по тексту.</w:t>
+      </w:r>
+    </w:p>
+    <w:p>
+      <w:pPr>
+        <w:pStyle w:val="Heading2"/>
+      </w:pPr>
+      <w:r>
+        <w:t xml:space="preserve">Упражнение 1. Коррекция или КРД?</w:t>
+      </w:r>
+    </w:p>
+    <w:p>
+      <w:r>
+        <w:rPr>
+          <w:b/>
+          <w:bCs/>
+        </w:rPr>
+        <w:t xml:space="preserve">Кейс 1. Склад №1054.</w:t>
+      </w:r>
+      <w:r>
+        <w:t xml:space="preserve"> В секторе А-5 катушки с кабелем хранятся вплотную к батарее отопления. Причина: Нет техники для перемещения катушек, быстро подать заявку на неё нельзя.</w:t>
+      </w:r>
+    </w:p>
+    <w:tbl>
+      <w:tblPr>
+        <w:tblW w:type="dxa" w:w="9638"/>
+        <w:tblBorders>
+          <w:top w:val="single" w:color="auto" w:sz="4"/>
+          <w:left w:val="single" w:color="auto" w:sz="4"/>
+          <w:bottom w:val="single" w:color="auto" w:sz="4"/>
+          <w:right w:val="single" w:color="auto" w:sz="4"/>
+          <w:insideH w:val="single" w:color="auto" w:sz="4"/>
+          <w:insideV w:val="single" w:color="auto" w:sz="4"/>
+        </w:tblBorders>
+      </w:tblPr>
+      <w:tblGrid>
+        <w:gridCol w:w="1927"/>
+        <w:gridCol w:w="2891"/>
+        <w:gridCol w:w="4820"/>
+      </w:tblGrid>
+      <w:tr>
+        <w:trPr>
+          <w:tblHeader/>
+        </w:trPr>
+        <w:tc>
+          <w:tcPr>
+            <w:tcW w:type="dxa" w:w="1927"/>
+            <w:tcBorders>
+              <w:top w:val="single" w:color="C9D4E8" w:sz="4"/>
+              <w:left w:val="single" w:color="C9D4E8" w:sz="4"/>
+              <w:bottom w:val="single" w:color="C9D4E8" w:sz="4"/>
+              <w:right w:val="single" w:color="C9D4E8" w:sz="4"/>
+            </w:tcBorders>
+            <w:shd w:fill="E6F0FF" w:color="auto" w:val="clear"/>
+            <w:tcMar>
+              <w:top w:type="dxa" w:w="80"/>
+              <w:left w:type="dxa" w:w="120"/>
+              <w:bottom w:type="dxa" w:w="80"/>
+              <w:right w:type="dxa" w:w="120"/>
+            </w:tcMar>
+          </w:tcPr>
+          <w:p>
+            <w:r>
+              <w:rPr>
+                <w:b/>
+                <w:bCs/>
+                <w:color w:val="14213D"/>
+              </w:rPr>
+              <w:t xml:space="preserve">Мероприятие</w:t>
+            </w:r>
+          </w:p>
+        </w:tc>
+        <w:tc>
+          <w:tcPr>
+            <w:tcW w:type="dxa" w:w="2891"/>
+            <w:tcBorders>
+              <w:top w:val="single" w:color="C9D4E8" w:sz="4"/>
+              <w:left w:val="single" w:color="C9D4E8" w:sz="4"/>
+              <w:bottom w:val="single" w:color="C9D4E8" w:sz="4"/>
+              <w:right w:val="single" w:color="C9D4E8" w:sz="4"/>
+            </w:tcBorders>
+            <w:shd w:fill="E6F0FF" w:color="auto" w:val="clear"/>
+            <w:tcMar>
+              <w:top w:type="dxa" w:w="80"/>
+              <w:left w:type="dxa" w:w="120"/>
+              <w:bottom w:type="dxa" w:w="80"/>
+              <w:right w:type="dxa" w:w="120"/>
+            </w:tcMar>
+          </w:tcPr>
+          <w:p>
+            <w:r>
+              <w:rPr>
+                <w:b/>
+                <w:bCs/>
+                <w:color w:val="14213D"/>
+              </w:rPr>
+              <w:t xml:space="preserve">Ответ</w:t>
+            </w:r>
+          </w:p>
+        </w:tc>
+        <w:tc>
+          <w:tcPr>
+            <w:tcW w:type="dxa" w:w="4820"/>
+            <w:tcBorders>
+              <w:top w:val="single" w:color="C9D4E8" w:sz="4"/>
+              <w:left w:val="single" w:color="C9D4E8" w:sz="4"/>
+              <w:bottom w:val="single" w:color="C9D4E8" w:sz="4"/>
+              <w:right w:val="single" w:color="C9D4E8" w:sz="4"/>
+            </w:tcBorders>
+            <w:shd w:fill="E6F0FF" w:color="auto" w:val="clear"/>
+            <w:tcMar>
+              <w:top w:type="dxa" w:w="80"/>
+              <w:left w:type="dxa" w:w="120"/>
+              <w:bottom w:type="dxa" w:w="80"/>
+              <w:right w:type="dxa" w:w="120"/>
+            </w:tcMar>
+          </w:tcPr>
+          <w:p>
+            <w:r>
+              <w:rPr>
+                <w:b/>
+                <w:bCs/>
+                <w:color w:val="14213D"/>
+              </w:rPr>
+              <w:t xml:space="preserve">Почему</w:t>
+            </w:r>
+          </w:p>
+        </w:tc>
+      </w:tr>
+      <w:tr>
+        <w:trPr>
+          <w:tblHeader w:val="off"/>
+        </w:trPr>
+        <w:tc>
+          <w:tcPr>
+            <w:tcW w:type="dxa" w:w="1927"/>
+            <w:tcBorders>
+              <w:top w:val="single" w:color="C9D4E8" w:sz="4"/>
+              <w:left w:val="single" w:color="C9D4E8" w:sz="4"/>
+              <w:bottom w:val="single" w:color="C9D4E8" w:sz="4"/>
+              <w:right w:val="single" w:color="C9D4E8" w:sz="4"/>
+            </w:tcBorders>
+            <w:tcMar>
+              <w:top w:type="dxa" w:w="80"/>
+              <w:left w:type="dxa" w:w="120"/>
+              <w:bottom w:type="dxa" w:w="80"/>
+              <w:right w:type="dxa" w:w="120"/>
+            </w:tcMar>
+          </w:tcPr>
+          <w:p>
+            <w:r>
+              <w:t xml:space="preserve">Отодвинуть катушки от батареи на безопасное расстояние</w:t>
+            </w:r>
+          </w:p>
+        </w:tc>
+        <w:tc>
+          <w:tcPr>
+            <w:tcW w:type="dxa" w:w="2891"/>
+            <w:tcBorders>
+              <w:top w:val="single" w:color="C9D4E8" w:sz="4"/>
+              <w:left w:val="single" w:color="C9D4E8" w:sz="4"/>
+              <w:bottom w:val="single" w:color="C9D4E8" w:sz="4"/>
+              <w:right w:val="single" w:color="C9D4E8" w:sz="4"/>
+            </w:tcBorders>
+            <w:tcMar>
+              <w:top w:type="dxa" w:w="80"/>
+              <w:left w:type="dxa" w:w="120"/>
+              <w:bottom w:type="dxa" w:w="80"/>
+              <w:right w:type="dxa" w:w="120"/>
+            </w:tcMar>
+          </w:tcPr>
+          <w:p>
+            <w:r>
+              <w:rPr>
+                <w:b/>
+                <w:bCs/>
+              </w:rPr>
+              <w:t xml:space="preserve">Коррекция</w:t>
+            </w:r>
+          </w:p>
+        </w:tc>
+        <w:tc>
+          <w:tcPr>
+            <w:tcW w:type="dxa" w:w="4820"/>
+            <w:tcBorders>
+              <w:top w:val="single" w:color="C9D4E8" w:sz="4"/>
+              <w:left w:val="single" w:color="C9D4E8" w:sz="4"/>
+              <w:bottom w:val="single" w:color="C9D4E8" w:sz="4"/>
+              <w:right w:val="single" w:color="C9D4E8" w:sz="4"/>
+            </w:tcBorders>
+            <w:tcMar>
+              <w:top w:type="dxa" w:w="80"/>
+              <w:left w:type="dxa" w:w="120"/>
+              <w:bottom w:type="dxa" w:w="80"/>
+              <w:right w:type="dxa" w:w="120"/>
+            </w:tcMar>
+          </w:tcPr>
+          <w:p>
+            <w:r>
+              <w:t xml:space="preserve">Убирает само нарушение здесь и сейчас. А причина (нет техники и быстрой заявки) осталась. Завтра новые катушки встанут туда же.</w:t>
+            </w:r>
+          </w:p>
+        </w:tc>
+      </w:tr>
+      <w:tr>
+        <w:trPr>
+          <w:tblHeader w:val="off"/>
+        </w:trPr>
+        <w:tc>
+          <w:tcPr>
+            <w:tcW w:type="dxa" w:w="1927"/>
+            <w:tcBorders>
+              <w:top w:val="single" w:color="C9D4E8" w:sz="4"/>
+              <w:left w:val="single" w:color="C9D4E8" w:sz="4"/>
+              <w:bottom w:val="single" w:color="C9D4E8" w:sz="4"/>
+              <w:right w:val="single" w:color="C9D4E8" w:sz="4"/>
+            </w:tcBorders>
+            <w:tcMar>
+              <w:top w:type="dxa" w:w="80"/>
+              <w:left w:type="dxa" w:w="120"/>
+              <w:bottom w:type="dxa" w:w="80"/>
+              <w:right w:type="dxa" w:w="120"/>
+            </w:tcMar>
+          </w:tcPr>
+          <w:p>
+            <w:r>
+              <w:t xml:space="preserve">Внедрить онлайн-заявку на перемещение МТР вместе с отделом транспортной логистики</w:t>
+            </w:r>
+          </w:p>
+        </w:tc>
+        <w:tc>
+          <w:tcPr>
+            <w:tcW w:type="dxa" w:w="2891"/>
+            <w:tcBorders>
+              <w:top w:val="single" w:color="C9D4E8" w:sz="4"/>
+              <w:left w:val="single" w:color="C9D4E8" w:sz="4"/>
+              <w:bottom w:val="single" w:color="C9D4E8" w:sz="4"/>
+              <w:right w:val="single" w:color="C9D4E8" w:sz="4"/>
+            </w:tcBorders>
+            <w:tcMar>
+              <w:top w:type="dxa" w:w="80"/>
+              <w:left w:type="dxa" w:w="120"/>
+              <w:bottom w:type="dxa" w:w="80"/>
+              <w:right w:type="dxa" w:w="120"/>
+            </w:tcMar>
+          </w:tcPr>
+          <w:p>
+            <w:r>
+              <w:rPr>
+                <w:b/>
+                <w:bCs/>
+              </w:rPr>
+              <w:t xml:space="preserve">КРД</w:t>
+            </w:r>
+          </w:p>
+        </w:tc>
+        <w:tc>
+          <w:tcPr>
+            <w:tcW w:type="dxa" w:w="4820"/>
+            <w:tcBorders>
+              <w:top w:val="single" w:color="C9D4E8" w:sz="4"/>
+              <w:left w:val="single" w:color="C9D4E8" w:sz="4"/>
+              <w:bottom w:val="single" w:color="C9D4E8" w:sz="4"/>
+              <w:right w:val="single" w:color="C9D4E8" w:sz="4"/>
+            </w:tcBorders>
+            <w:tcMar>
+              <w:top w:type="dxa" w:w="80"/>
+              <w:left w:type="dxa" w:w="120"/>
+              <w:bottom w:type="dxa" w:w="80"/>
+              <w:right w:type="dxa" w:w="120"/>
+            </w:tcMar>
+          </w:tcPr>
+          <w:p>
+            <w:r>
+              <w:t xml:space="preserve">Бьёт прямо в причину: технику можно заказать быстро, и катушки не будут «застревать» у батареи.</w:t>
+            </w:r>
+          </w:p>
+        </w:tc>
+      </w:tr>
+      <w:tr>
+        <w:trPr>
+          <w:tblHeader w:val="off"/>
+        </w:trPr>
+        <w:tc>
+          <w:tcPr>
+            <w:tcW w:type="dxa" w:w="1927"/>
+            <w:tcBorders>
+              <w:top w:val="single" w:color="C9D4E8" w:sz="4"/>
+              <w:left w:val="single" w:color="C9D4E8" w:sz="4"/>
+              <w:bottom w:val="single" w:color="C9D4E8" w:sz="4"/>
+              <w:right w:val="single" w:color="C9D4E8" w:sz="4"/>
+            </w:tcBorders>
+            <w:tcMar>
+              <w:top w:type="dxa" w:w="80"/>
+              <w:left w:type="dxa" w:w="120"/>
+              <w:bottom w:type="dxa" w:w="80"/>
+              <w:right w:type="dxa" w:w="120"/>
+            </w:tcMar>
+          </w:tcPr>
+          <w:p>
+            <w:r>
+              <w:t xml:space="preserve">Усилить контроль за размещением катушек</w:t>
+            </w:r>
+          </w:p>
+        </w:tc>
+        <w:tc>
+          <w:tcPr>
+            <w:tcW w:type="dxa" w:w="2891"/>
+            <w:tcBorders>
+              <w:top w:val="single" w:color="C9D4E8" w:sz="4"/>
+              <w:left w:val="single" w:color="C9D4E8" w:sz="4"/>
+              <w:bottom w:val="single" w:color="C9D4E8" w:sz="4"/>
+              <w:right w:val="single" w:color="C9D4E8" w:sz="4"/>
+            </w:tcBorders>
+            <w:tcMar>
+              <w:top w:type="dxa" w:w="80"/>
+              <w:left w:type="dxa" w:w="120"/>
+              <w:bottom w:type="dxa" w:w="80"/>
+              <w:right w:type="dxa" w:w="120"/>
+            </w:tcMar>
+          </w:tcPr>
+          <w:p>
+            <w:r>
+              <w:rPr>
+                <w:b/>
+                <w:bCs/>
+              </w:rPr>
+              <w:t xml:space="preserve">Мимо</w:t>
+            </w:r>
+          </w:p>
+        </w:tc>
+        <w:tc>
+          <w:tcPr>
+            <w:tcW w:type="dxa" w:w="4820"/>
+            <w:tcBorders>
+              <w:top w:val="single" w:color="C9D4E8" w:sz="4"/>
+              <w:left w:val="single" w:color="C9D4E8" w:sz="4"/>
+              <w:bottom w:val="single" w:color="C9D4E8" w:sz="4"/>
+              <w:right w:val="single" w:color="C9D4E8" w:sz="4"/>
+            </w:tcBorders>
+            <w:tcMar>
+              <w:top w:type="dxa" w:w="80"/>
+              <w:left w:type="dxa" w:w="120"/>
+              <w:bottom w:type="dxa" w:w="80"/>
+              <w:right w:type="dxa" w:w="120"/>
+            </w:tcMar>
+          </w:tcPr>
+          <w:p>
+            <w:r>
+              <w:t xml:space="preserve">Кто, как, как часто? Что покажем как доказательство? К тому же причина в нехватке техники, а не в контроле.</w:t>
+            </w:r>
+          </w:p>
+        </w:tc>
+      </w:tr>
+      <w:tr>
+        <w:trPr>
+          <w:tblHeader w:val="off"/>
+        </w:trPr>
+        <w:tc>
+          <w:tcPr>
+            <w:tcW w:type="dxa" w:w="1927"/>
+            <w:tcBorders>
+              <w:top w:val="single" w:color="C9D4E8" w:sz="4"/>
+              <w:left w:val="single" w:color="C9D4E8" w:sz="4"/>
+              <w:bottom w:val="single" w:color="C9D4E8" w:sz="4"/>
+              <w:right w:val="single" w:color="C9D4E8" w:sz="4"/>
+            </w:tcBorders>
+            <w:tcMar>
+              <w:top w:type="dxa" w:w="80"/>
+              <w:left w:type="dxa" w:w="120"/>
+              <w:bottom w:type="dxa" w:w="80"/>
+              <w:right w:type="dxa" w:w="120"/>
+            </w:tcMar>
+          </w:tcPr>
+          <w:p>
+            <w:r>
+              <w:t xml:space="preserve">Проверить остальные склады на такое же нарушение и исправить, где найдём</w:t>
+            </w:r>
+          </w:p>
+        </w:tc>
+        <w:tc>
+          <w:tcPr>
+            <w:tcW w:type="dxa" w:w="2891"/>
+            <w:tcBorders>
+              <w:top w:val="single" w:color="C9D4E8" w:sz="4"/>
+              <w:left w:val="single" w:color="C9D4E8" w:sz="4"/>
+              <w:bottom w:val="single" w:color="C9D4E8" w:sz="4"/>
+              <w:right w:val="single" w:color="C9D4E8" w:sz="4"/>
+            </w:tcBorders>
+            <w:tcMar>
+              <w:top w:type="dxa" w:w="80"/>
+              <w:left w:type="dxa" w:w="120"/>
+              <w:bottom w:type="dxa" w:w="80"/>
+              <w:right w:type="dxa" w:w="120"/>
+            </w:tcMar>
+          </w:tcPr>
+          <w:p>
+            <w:r>
+              <w:rPr>
+                <w:b/>
+                <w:bCs/>
+              </w:rPr>
+              <w:t xml:space="preserve">Коррекция</w:t>
+            </w:r>
+          </w:p>
+        </w:tc>
+        <w:tc>
+          <w:tcPr>
+            <w:tcW w:type="dxa" w:w="4820"/>
+            <w:tcBorders>
+              <w:top w:val="single" w:color="C9D4E8" w:sz="4"/>
+              <w:left w:val="single" w:color="C9D4E8" w:sz="4"/>
+              <w:bottom w:val="single" w:color="C9D4E8" w:sz="4"/>
+              <w:right w:val="single" w:color="C9D4E8" w:sz="4"/>
+            </w:tcBorders>
+            <w:tcMar>
+              <w:top w:type="dxa" w:w="80"/>
+              <w:left w:type="dxa" w:w="120"/>
+              <w:bottom w:type="dxa" w:w="80"/>
+              <w:right w:type="dxa" w:w="120"/>
+            </w:tcMar>
+          </w:tcPr>
+          <w:p>
+            <w:r>
+              <w:t xml:space="preserve">Исправляет такие же нарушения на других складах. Причину не трогает, так что это тоже коррекция, просто шире.</w:t>
+            </w:r>
+          </w:p>
+        </w:tc>
+      </w:tr>
+    </w:tbl>
+    <w:p/>
+    <w:p>
+      <w:r>
+        <w:rPr>
+          <w:b/>
+          <w:bCs/>
+        </w:rPr>
+        <w:t xml:space="preserve">Кейс 2. Площадка №1076.</w:t>
+      </w:r>
+      <w:r>
+        <w:t xml:space="preserve"> На открытой площадке в секторе В-17 отходы не разделяются по видам. Причина: Не заключён договор на вывоз отходов: у ответственного нет доступа к системе закупки услуг.</w:t>
+      </w:r>
+    </w:p>
+    <w:tbl>
+      <w:tblPr>
+        <w:tblW w:type="dxa" w:w="9638"/>
+        <w:tblBorders>
+          <w:top w:val="single" w:color="auto" w:sz="4"/>
+          <w:left w:val="single" w:color="auto" w:sz="4"/>
+          <w:bottom w:val="single" w:color="auto" w:sz="4"/>
+          <w:right w:val="single" w:color="auto" w:sz="4"/>
+          <w:insideH w:val="single" w:color="auto" w:sz="4"/>
+          <w:insideV w:val="single" w:color="auto" w:sz="4"/>
+        </w:tblBorders>
+      </w:tblPr>
+      <w:tblGrid>
+        <w:gridCol w:w="1927"/>
+        <w:gridCol w:w="2891"/>
+        <w:gridCol w:w="4820"/>
+      </w:tblGrid>
+      <w:tr>
+        <w:trPr>
+          <w:tblHeader/>
+        </w:trPr>
+        <w:tc>
+          <w:tcPr>
+            <w:tcW w:type="dxa" w:w="1927"/>
+            <w:tcBorders>
+              <w:top w:val="single" w:color="C9D4E8" w:sz="4"/>
+              <w:left w:val="single" w:color="C9D4E8" w:sz="4"/>
+              <w:bottom w:val="single" w:color="C9D4E8" w:sz="4"/>
+              <w:right w:val="single" w:color="C9D4E8" w:sz="4"/>
+            </w:tcBorders>
+            <w:shd w:fill="E6F0FF" w:color="auto" w:val="clear"/>
+            <w:tcMar>
+              <w:top w:type="dxa" w:w="80"/>
+              <w:left w:type="dxa" w:w="120"/>
+              <w:bottom w:type="dxa" w:w="80"/>
+              <w:right w:type="dxa" w:w="120"/>
+            </w:tcMar>
+          </w:tcPr>
+          <w:p>
+            <w:r>
+              <w:rPr>
+                <w:b/>
+                <w:bCs/>
+                <w:color w:val="14213D"/>
+              </w:rPr>
+              <w:t xml:space="preserve">Мероприятие</w:t>
+            </w:r>
+          </w:p>
+        </w:tc>
+        <w:tc>
+          <w:tcPr>
+            <w:tcW w:type="dxa" w:w="2891"/>
+            <w:tcBorders>
+              <w:top w:val="single" w:color="C9D4E8" w:sz="4"/>
+              <w:left w:val="single" w:color="C9D4E8" w:sz="4"/>
+              <w:bottom w:val="single" w:color="C9D4E8" w:sz="4"/>
+              <w:right w:val="single" w:color="C9D4E8" w:sz="4"/>
+            </w:tcBorders>
+            <w:shd w:fill="E6F0FF" w:color="auto" w:val="clear"/>
+            <w:tcMar>
+              <w:top w:type="dxa" w:w="80"/>
+              <w:left w:type="dxa" w:w="120"/>
+              <w:bottom w:type="dxa" w:w="80"/>
+              <w:right w:type="dxa" w:w="120"/>
+            </w:tcMar>
+          </w:tcPr>
+          <w:p>
+            <w:r>
+              <w:rPr>
+                <w:b/>
+                <w:bCs/>
+                <w:color w:val="14213D"/>
+              </w:rPr>
+              <w:t xml:space="preserve">Ответ</w:t>
+            </w:r>
+          </w:p>
+        </w:tc>
+        <w:tc>
+          <w:tcPr>
+            <w:tcW w:type="dxa" w:w="4820"/>
+            <w:tcBorders>
+              <w:top w:val="single" w:color="C9D4E8" w:sz="4"/>
+              <w:left w:val="single" w:color="C9D4E8" w:sz="4"/>
+              <w:bottom w:val="single" w:color="C9D4E8" w:sz="4"/>
+              <w:right w:val="single" w:color="C9D4E8" w:sz="4"/>
+            </w:tcBorders>
+            <w:shd w:fill="E6F0FF" w:color="auto" w:val="clear"/>
+            <w:tcMar>
+              <w:top w:type="dxa" w:w="80"/>
+              <w:left w:type="dxa" w:w="120"/>
+              <w:bottom w:type="dxa" w:w="80"/>
+              <w:right w:type="dxa" w:w="120"/>
+            </w:tcMar>
+          </w:tcPr>
+          <w:p>
+            <w:r>
+              <w:rPr>
+                <w:b/>
+                <w:bCs/>
+                <w:color w:val="14213D"/>
+              </w:rPr>
+              <w:t xml:space="preserve">Почему</w:t>
+            </w:r>
+          </w:p>
+        </w:tc>
+      </w:tr>
+      <w:tr>
+        <w:trPr>
+          <w:tblHeader w:val="off"/>
+        </w:trPr>
+        <w:tc>
+          <w:tcPr>
+            <w:tcW w:type="dxa" w:w="1927"/>
+            <w:tcBorders>
+              <w:top w:val="single" w:color="C9D4E8" w:sz="4"/>
+              <w:left w:val="single" w:color="C9D4E8" w:sz="4"/>
+              <w:bottom w:val="single" w:color="C9D4E8" w:sz="4"/>
+              <w:right w:val="single" w:color="C9D4E8" w:sz="4"/>
+            </w:tcBorders>
+            <w:tcMar>
+              <w:top w:type="dxa" w:w="80"/>
+              <w:left w:type="dxa" w:w="120"/>
+              <w:bottom w:type="dxa" w:w="80"/>
+              <w:right w:type="dxa" w:w="120"/>
+            </w:tcMar>
+          </w:tcPr>
+          <w:p>
+            <w:r>
+              <w:t xml:space="preserve">Разложить отходы на площадке по видам в отдельные контейнеры</w:t>
+            </w:r>
+          </w:p>
+        </w:tc>
+        <w:tc>
+          <w:tcPr>
+            <w:tcW w:type="dxa" w:w="2891"/>
+            <w:tcBorders>
+              <w:top w:val="single" w:color="C9D4E8" w:sz="4"/>
+              <w:left w:val="single" w:color="C9D4E8" w:sz="4"/>
+              <w:bottom w:val="single" w:color="C9D4E8" w:sz="4"/>
+              <w:right w:val="single" w:color="C9D4E8" w:sz="4"/>
+            </w:tcBorders>
+            <w:tcMar>
+              <w:top w:type="dxa" w:w="80"/>
+              <w:left w:type="dxa" w:w="120"/>
+              <w:bottom w:type="dxa" w:w="80"/>
+              <w:right w:type="dxa" w:w="120"/>
+            </w:tcMar>
+          </w:tcPr>
+          <w:p>
+            <w:r>
+              <w:rPr>
+                <w:b/>
+                <w:bCs/>
+              </w:rPr>
+              <w:t xml:space="preserve">Коррекция</w:t>
+            </w:r>
+          </w:p>
+        </w:tc>
+        <w:tc>
+          <w:tcPr>
+            <w:tcW w:type="dxa" w:w="4820"/>
+            <w:tcBorders>
+              <w:top w:val="single" w:color="C9D4E8" w:sz="4"/>
+              <w:left w:val="single" w:color="C9D4E8" w:sz="4"/>
+              <w:bottom w:val="single" w:color="C9D4E8" w:sz="4"/>
+              <w:right w:val="single" w:color="C9D4E8" w:sz="4"/>
+            </w:tcBorders>
+            <w:tcMar>
+              <w:top w:type="dxa" w:w="80"/>
+              <w:left w:type="dxa" w:w="120"/>
+              <w:bottom w:type="dxa" w:w="80"/>
+              <w:right w:type="dxa" w:w="120"/>
+            </w:tcMar>
+          </w:tcPr>
+          <w:p>
+            <w:r>
+              <w:t xml:space="preserve">Исправляет нарушение на площадке. Договора на вывоз как не было, так и нет.</w:t>
+            </w:r>
+          </w:p>
+        </w:tc>
+      </w:tr>
+      <w:tr>
+        <w:trPr>
+          <w:tblHeader w:val="off"/>
+        </w:trPr>
+        <w:tc>
+          <w:tcPr>
+            <w:tcW w:type="dxa" w:w="1927"/>
+            <w:tcBorders>
+              <w:top w:val="single" w:color="C9D4E8" w:sz="4"/>
+              <w:left w:val="single" w:color="C9D4E8" w:sz="4"/>
+              <w:bottom w:val="single" w:color="C9D4E8" w:sz="4"/>
+              <w:right w:val="single" w:color="C9D4E8" w:sz="4"/>
+            </w:tcBorders>
+            <w:tcMar>
+              <w:top w:type="dxa" w:w="80"/>
+              <w:left w:type="dxa" w:w="120"/>
+              <w:bottom w:type="dxa" w:w="80"/>
+              <w:right w:type="dxa" w:w="120"/>
+            </w:tcMar>
+          </w:tcPr>
+          <w:p>
+            <w:r>
+              <w:t xml:space="preserve">Выдать ответственному доступ к системе закупки услуг и назначить замещающего на время отпуска</w:t>
+            </w:r>
+          </w:p>
+        </w:tc>
+        <w:tc>
+          <w:tcPr>
+            <w:tcW w:type="dxa" w:w="2891"/>
+            <w:tcBorders>
+              <w:top w:val="single" w:color="C9D4E8" w:sz="4"/>
+              <w:left w:val="single" w:color="C9D4E8" w:sz="4"/>
+              <w:bottom w:val="single" w:color="C9D4E8" w:sz="4"/>
+              <w:right w:val="single" w:color="C9D4E8" w:sz="4"/>
+            </w:tcBorders>
+            <w:tcMar>
+              <w:top w:type="dxa" w:w="80"/>
+              <w:left w:type="dxa" w:w="120"/>
+              <w:bottom w:type="dxa" w:w="80"/>
+              <w:right w:type="dxa" w:w="120"/>
+            </w:tcMar>
+          </w:tcPr>
+          <w:p>
+            <w:r>
+              <w:rPr>
+                <w:b/>
+                <w:bCs/>
+              </w:rPr>
+              <w:t xml:space="preserve">КРД</w:t>
+            </w:r>
+          </w:p>
+        </w:tc>
+        <w:tc>
+          <w:tcPr>
+            <w:tcW w:type="dxa" w:w="4820"/>
+            <w:tcBorders>
+              <w:top w:val="single" w:color="C9D4E8" w:sz="4"/>
+              <w:left w:val="single" w:color="C9D4E8" w:sz="4"/>
+              <w:bottom w:val="single" w:color="C9D4E8" w:sz="4"/>
+              <w:right w:val="single" w:color="C9D4E8" w:sz="4"/>
+            </w:tcBorders>
+            <w:tcMar>
+              <w:top w:type="dxa" w:w="80"/>
+              <w:left w:type="dxa" w:w="120"/>
+              <w:bottom w:type="dxa" w:w="80"/>
+              <w:right w:type="dxa" w:w="120"/>
+            </w:tcMar>
+          </w:tcPr>
+          <w:p>
+            <w:r>
+              <w:t xml:space="preserve">Убирает причину, из-за которой договор не заключили, и страхует на будущее.</w:t>
+            </w:r>
+          </w:p>
+        </w:tc>
+      </w:tr>
+      <w:tr>
+        <w:trPr>
+          <w:tblHeader w:val="off"/>
+        </w:trPr>
+        <w:tc>
+          <w:tcPr>
+            <w:tcW w:type="dxa" w:w="1927"/>
+            <w:tcBorders>
+              <w:top w:val="single" w:color="C9D4E8" w:sz="4"/>
+              <w:left w:val="single" w:color="C9D4E8" w:sz="4"/>
+              <w:bottom w:val="single" w:color="C9D4E8" w:sz="4"/>
+              <w:right w:val="single" w:color="C9D4E8" w:sz="4"/>
+            </w:tcBorders>
+            <w:tcMar>
+              <w:top w:type="dxa" w:w="80"/>
+              <w:left w:type="dxa" w:w="120"/>
+              <w:bottom w:type="dxa" w:w="80"/>
+              <w:right w:type="dxa" w:w="120"/>
+            </w:tcMar>
+          </w:tcPr>
+          <w:p>
+            <w:r>
+              <w:t xml:space="preserve">Провести анализ по данному нарушению</w:t>
+            </w:r>
+          </w:p>
+        </w:tc>
+        <w:tc>
+          <w:tcPr>
+            <w:tcW w:type="dxa" w:w="2891"/>
+            <w:tcBorders>
+              <w:top w:val="single" w:color="C9D4E8" w:sz="4"/>
+              <w:left w:val="single" w:color="C9D4E8" w:sz="4"/>
+              <w:bottom w:val="single" w:color="C9D4E8" w:sz="4"/>
+              <w:right w:val="single" w:color="C9D4E8" w:sz="4"/>
+            </w:tcBorders>
+            <w:tcMar>
+              <w:top w:type="dxa" w:w="80"/>
+              <w:left w:type="dxa" w:w="120"/>
+              <w:bottom w:type="dxa" w:w="80"/>
+              <w:right w:type="dxa" w:w="120"/>
+            </w:tcMar>
+          </w:tcPr>
+          <w:p>
+            <w:r>
+              <w:rPr>
+                <w:b/>
+                <w:bCs/>
+              </w:rPr>
+              <w:t xml:space="preserve">Мимо</w:t>
+            </w:r>
+          </w:p>
+        </w:tc>
+        <w:tc>
+          <w:tcPr>
+            <w:tcW w:type="dxa" w:w="4820"/>
+            <w:tcBorders>
+              <w:top w:val="single" w:color="C9D4E8" w:sz="4"/>
+              <w:left w:val="single" w:color="C9D4E8" w:sz="4"/>
+              <w:bottom w:val="single" w:color="C9D4E8" w:sz="4"/>
+              <w:right w:val="single" w:color="C9D4E8" w:sz="4"/>
+            </w:tcBorders>
+            <w:tcMar>
+              <w:top w:type="dxa" w:w="80"/>
+              <w:left w:type="dxa" w:w="120"/>
+              <w:bottom w:type="dxa" w:w="80"/>
+              <w:right w:type="dxa" w:w="120"/>
+            </w:tcMar>
+          </w:tcPr>
+          <w:p>
+            <w:r>
+              <w:t xml:space="preserve">Анализ делают ДО того, как писать мероприятия. В плане это «матрёшка»: действие так и не названо.</w:t>
+            </w:r>
+          </w:p>
+        </w:tc>
+      </w:tr>
+      <w:tr>
+        <w:trPr>
+          <w:tblHeader w:val="off"/>
+        </w:trPr>
+        <w:tc>
+          <w:tcPr>
+            <w:tcW w:type="dxa" w:w="1927"/>
+            <w:tcBorders>
+              <w:top w:val="single" w:color="C9D4E8" w:sz="4"/>
+              <w:left w:val="single" w:color="C9D4E8" w:sz="4"/>
+              <w:bottom w:val="single" w:color="C9D4E8" w:sz="4"/>
+              <w:right w:val="single" w:color="C9D4E8" w:sz="4"/>
+            </w:tcBorders>
+            <w:tcMar>
+              <w:top w:type="dxa" w:w="80"/>
+              <w:left w:type="dxa" w:w="120"/>
+              <w:bottom w:type="dxa" w:w="80"/>
+              <w:right w:type="dxa" w:w="120"/>
+            </w:tcMar>
+          </w:tcPr>
+          <w:p>
+            <w:r>
+              <w:t xml:space="preserve">Внимательнее отнестись к проверкам требований</w:t>
+            </w:r>
+          </w:p>
+        </w:tc>
+        <w:tc>
+          <w:tcPr>
+            <w:tcW w:type="dxa" w:w="2891"/>
+            <w:tcBorders>
+              <w:top w:val="single" w:color="C9D4E8" w:sz="4"/>
+              <w:left w:val="single" w:color="C9D4E8" w:sz="4"/>
+              <w:bottom w:val="single" w:color="C9D4E8" w:sz="4"/>
+              <w:right w:val="single" w:color="C9D4E8" w:sz="4"/>
+            </w:tcBorders>
+            <w:tcMar>
+              <w:top w:type="dxa" w:w="80"/>
+              <w:left w:type="dxa" w:w="120"/>
+              <w:bottom w:type="dxa" w:w="80"/>
+              <w:right w:type="dxa" w:w="120"/>
+            </w:tcMar>
+          </w:tcPr>
+          <w:p>
+            <w:r>
+              <w:rPr>
+                <w:b/>
+                <w:bCs/>
+              </w:rPr>
+              <w:t xml:space="preserve">Мимо</w:t>
+            </w:r>
+          </w:p>
+        </w:tc>
+        <w:tc>
+          <w:tcPr>
+            <w:tcW w:type="dxa" w:w="4820"/>
+            <w:tcBorders>
+              <w:top w:val="single" w:color="C9D4E8" w:sz="4"/>
+              <w:left w:val="single" w:color="C9D4E8" w:sz="4"/>
+              <w:bottom w:val="single" w:color="C9D4E8" w:sz="4"/>
+              <w:right w:val="single" w:color="C9D4E8" w:sz="4"/>
+            </w:tcBorders>
+            <w:tcMar>
+              <w:top w:type="dxa" w:w="80"/>
+              <w:left w:type="dxa" w:w="120"/>
+              <w:bottom w:type="dxa" w:w="80"/>
+              <w:right w:type="dxa" w:w="120"/>
+            </w:tcMar>
+          </w:tcPr>
+          <w:p>
+            <w:r>
+              <w:t xml:space="preserve">Благое пожелание, а не действие. Проверить выполнение невозможно.</w:t>
+            </w:r>
+          </w:p>
+        </w:tc>
+      </w:tr>
+    </w:tbl>
+    <w:p/>
+    <w:p>
+      <w:r>
+        <w:rPr>
+          <w:b/>
+          <w:bCs/>
+        </w:rPr>
+        <w:t xml:space="preserve">Кейс 3. Журнал склада.</w:t>
+      </w:r>
+      <w:r>
+        <w:t xml:space="preserve"> Замеры температуры и влажности за неделю не внесены в журнал. Причина: Журнал лежит в кабинете начальника склада, у кладовщиков ночной смены к нему нет доступа.</w:t>
+      </w:r>
+    </w:p>
+    <w:tbl>
+      <w:tblPr>
+        <w:tblW w:type="dxa" w:w="9638"/>
+        <w:tblBorders>
+          <w:top w:val="single" w:color="auto" w:sz="4"/>
+          <w:left w:val="single" w:color="auto" w:sz="4"/>
+          <w:bottom w:val="single" w:color="auto" w:sz="4"/>
+          <w:right w:val="single" w:color="auto" w:sz="4"/>
+          <w:insideH w:val="single" w:color="auto" w:sz="4"/>
+          <w:insideV w:val="single" w:color="auto" w:sz="4"/>
+        </w:tblBorders>
+      </w:tblPr>
+      <w:tblGrid>
+        <w:gridCol w:w="1927"/>
+        <w:gridCol w:w="2891"/>
+        <w:gridCol w:w="4820"/>
+      </w:tblGrid>
+      <w:tr>
+        <w:trPr>
+          <w:tblHeader/>
+        </w:trPr>
+        <w:tc>
+          <w:tcPr>
+            <w:tcW w:type="dxa" w:w="1927"/>
+            <w:tcBorders>
+              <w:top w:val="single" w:color="C9D4E8" w:sz="4"/>
+              <w:left w:val="single" w:color="C9D4E8" w:sz="4"/>
+              <w:bottom w:val="single" w:color="C9D4E8" w:sz="4"/>
+              <w:right w:val="single" w:color="C9D4E8" w:sz="4"/>
+            </w:tcBorders>
+            <w:shd w:fill="E6F0FF" w:color="auto" w:val="clear"/>
+            <w:tcMar>
+              <w:top w:type="dxa" w:w="80"/>
+              <w:left w:type="dxa" w:w="120"/>
+              <w:bottom w:type="dxa" w:w="80"/>
+              <w:right w:type="dxa" w:w="120"/>
+            </w:tcMar>
+          </w:tcPr>
+          <w:p>
+            <w:r>
+              <w:rPr>
+                <w:b/>
+                <w:bCs/>
+                <w:color w:val="14213D"/>
+              </w:rPr>
+              <w:t xml:space="preserve">Мероприятие</w:t>
+            </w:r>
+          </w:p>
+        </w:tc>
+        <w:tc>
+          <w:tcPr>
+            <w:tcW w:type="dxa" w:w="2891"/>
+            <w:tcBorders>
+              <w:top w:val="single" w:color="C9D4E8" w:sz="4"/>
+              <w:left w:val="single" w:color="C9D4E8" w:sz="4"/>
+              <w:bottom w:val="single" w:color="C9D4E8" w:sz="4"/>
+              <w:right w:val="single" w:color="C9D4E8" w:sz="4"/>
+            </w:tcBorders>
+            <w:shd w:fill="E6F0FF" w:color="auto" w:val="clear"/>
+            <w:tcMar>
+              <w:top w:type="dxa" w:w="80"/>
+              <w:left w:type="dxa" w:w="120"/>
+              <w:bottom w:type="dxa" w:w="80"/>
+              <w:right w:type="dxa" w:w="120"/>
+            </w:tcMar>
+          </w:tcPr>
+          <w:p>
+            <w:r>
+              <w:rPr>
+                <w:b/>
+                <w:bCs/>
+                <w:color w:val="14213D"/>
+              </w:rPr>
+              <w:t xml:space="preserve">Ответ</w:t>
+            </w:r>
+          </w:p>
+        </w:tc>
+        <w:tc>
+          <w:tcPr>
+            <w:tcW w:type="dxa" w:w="4820"/>
+            <w:tcBorders>
+              <w:top w:val="single" w:color="C9D4E8" w:sz="4"/>
+              <w:left w:val="single" w:color="C9D4E8" w:sz="4"/>
+              <w:bottom w:val="single" w:color="C9D4E8" w:sz="4"/>
+              <w:right w:val="single" w:color="C9D4E8" w:sz="4"/>
+            </w:tcBorders>
+            <w:shd w:fill="E6F0FF" w:color="auto" w:val="clear"/>
+            <w:tcMar>
+              <w:top w:type="dxa" w:w="80"/>
+              <w:left w:type="dxa" w:w="120"/>
+              <w:bottom w:type="dxa" w:w="80"/>
+              <w:right w:type="dxa" w:w="120"/>
+            </w:tcMar>
+          </w:tcPr>
+          <w:p>
+            <w:r>
+              <w:rPr>
+                <w:b/>
+                <w:bCs/>
+                <w:color w:val="14213D"/>
+              </w:rPr>
+              <w:t xml:space="preserve">Почему</w:t>
+            </w:r>
+          </w:p>
+        </w:tc>
+      </w:tr>
+      <w:tr>
+        <w:trPr>
+          <w:tblHeader w:val="off"/>
+        </w:trPr>
+        <w:tc>
+          <w:tcPr>
+            <w:tcW w:type="dxa" w:w="1927"/>
+            <w:tcBorders>
+              <w:top w:val="single" w:color="C9D4E8" w:sz="4"/>
+              <w:left w:val="single" w:color="C9D4E8" w:sz="4"/>
+              <w:bottom w:val="single" w:color="C9D4E8" w:sz="4"/>
+              <w:right w:val="single" w:color="C9D4E8" w:sz="4"/>
+            </w:tcBorders>
+            <w:tcMar>
+              <w:top w:type="dxa" w:w="80"/>
+              <w:left w:type="dxa" w:w="120"/>
+              <w:bottom w:type="dxa" w:w="80"/>
+              <w:right w:type="dxa" w:w="120"/>
+            </w:tcMar>
+          </w:tcPr>
+          <w:p>
+            <w:r>
+              <w:t xml:space="preserve">Перенести данные за пропущенную неделю из памяти термогигрометра в журнал</w:t>
+            </w:r>
+          </w:p>
+        </w:tc>
+        <w:tc>
+          <w:tcPr>
+            <w:tcW w:type="dxa" w:w="2891"/>
+            <w:tcBorders>
+              <w:top w:val="single" w:color="C9D4E8" w:sz="4"/>
+              <w:left w:val="single" w:color="C9D4E8" w:sz="4"/>
+              <w:bottom w:val="single" w:color="C9D4E8" w:sz="4"/>
+              <w:right w:val="single" w:color="C9D4E8" w:sz="4"/>
+            </w:tcBorders>
+            <w:tcMar>
+              <w:top w:type="dxa" w:w="80"/>
+              <w:left w:type="dxa" w:w="120"/>
+              <w:bottom w:type="dxa" w:w="80"/>
+              <w:right w:type="dxa" w:w="120"/>
+            </w:tcMar>
+          </w:tcPr>
+          <w:p>
+            <w:r>
+              <w:rPr>
+                <w:b/>
+                <w:bCs/>
+              </w:rPr>
+              <w:t xml:space="preserve">Коррекция</w:t>
+            </w:r>
+          </w:p>
+        </w:tc>
+        <w:tc>
+          <w:tcPr>
+            <w:tcW w:type="dxa" w:w="4820"/>
+            <w:tcBorders>
+              <w:top w:val="single" w:color="C9D4E8" w:sz="4"/>
+              <w:left w:val="single" w:color="C9D4E8" w:sz="4"/>
+              <w:bottom w:val="single" w:color="C9D4E8" w:sz="4"/>
+              <w:right w:val="single" w:color="C9D4E8" w:sz="4"/>
+            </w:tcBorders>
+            <w:tcMar>
+              <w:top w:type="dxa" w:w="80"/>
+              <w:left w:type="dxa" w:w="120"/>
+              <w:bottom w:type="dxa" w:w="80"/>
+              <w:right w:type="dxa" w:w="120"/>
+            </w:tcMar>
+          </w:tcPr>
+          <w:p>
+            <w:r>
+              <w:t xml:space="preserve">Записи восстановлены, нарушение исправлено. Но через неделю журнал снова будет недоступен ночной смене.</w:t>
+            </w:r>
+          </w:p>
+        </w:tc>
+      </w:tr>
+      <w:tr>
+        <w:trPr>
+          <w:tblHeader w:val="off"/>
+        </w:trPr>
+        <w:tc>
+          <w:tcPr>
+            <w:tcW w:type="dxa" w:w="1927"/>
+            <w:tcBorders>
+              <w:top w:val="single" w:color="C9D4E8" w:sz="4"/>
+              <w:left w:val="single" w:color="C9D4E8" w:sz="4"/>
+              <w:bottom w:val="single" w:color="C9D4E8" w:sz="4"/>
+              <w:right w:val="single" w:color="C9D4E8" w:sz="4"/>
+            </w:tcBorders>
+            <w:tcMar>
+              <w:top w:type="dxa" w:w="80"/>
+              <w:left w:type="dxa" w:w="120"/>
+              <w:bottom w:type="dxa" w:w="80"/>
+              <w:right w:type="dxa" w:w="120"/>
+            </w:tcMar>
+          </w:tcPr>
+          <w:p>
+            <w:r>
+              <w:t xml:space="preserve">Перевести журнал в электронную форму в 1С с доступом для всех смен</w:t>
+            </w:r>
+          </w:p>
+        </w:tc>
+        <w:tc>
+          <w:tcPr>
+            <w:tcW w:type="dxa" w:w="2891"/>
+            <w:tcBorders>
+              <w:top w:val="single" w:color="C9D4E8" w:sz="4"/>
+              <w:left w:val="single" w:color="C9D4E8" w:sz="4"/>
+              <w:bottom w:val="single" w:color="C9D4E8" w:sz="4"/>
+              <w:right w:val="single" w:color="C9D4E8" w:sz="4"/>
+            </w:tcBorders>
+            <w:tcMar>
+              <w:top w:type="dxa" w:w="80"/>
+              <w:left w:type="dxa" w:w="120"/>
+              <w:bottom w:type="dxa" w:w="80"/>
+              <w:right w:type="dxa" w:w="120"/>
+            </w:tcMar>
+          </w:tcPr>
+          <w:p>
+            <w:r>
+              <w:rPr>
+                <w:b/>
+                <w:bCs/>
+              </w:rPr>
+              <w:t xml:space="preserve">КРД</w:t>
+            </w:r>
+          </w:p>
+        </w:tc>
+        <w:tc>
+          <w:tcPr>
+            <w:tcW w:type="dxa" w:w="4820"/>
+            <w:tcBorders>
+              <w:top w:val="single" w:color="C9D4E8" w:sz="4"/>
+              <w:left w:val="single" w:color="C9D4E8" w:sz="4"/>
+              <w:bottom w:val="single" w:color="C9D4E8" w:sz="4"/>
+              <w:right w:val="single" w:color="C9D4E8" w:sz="4"/>
+            </w:tcBorders>
+            <w:tcMar>
+              <w:top w:type="dxa" w:w="80"/>
+              <w:left w:type="dxa" w:w="120"/>
+              <w:bottom w:type="dxa" w:w="80"/>
+              <w:right w:type="dxa" w:w="120"/>
+            </w:tcMar>
+          </w:tcPr>
+          <w:p>
+            <w:r>
+              <w:t xml:space="preserve">Убирает причину: доступ к журналу есть у всех, кто делает замеры.</w:t>
+            </w:r>
+          </w:p>
+        </w:tc>
+      </w:tr>
+      <w:tr>
+        <w:trPr>
+          <w:tblHeader w:val="off"/>
+        </w:trPr>
+        <w:tc>
+          <w:tcPr>
+            <w:tcW w:type="dxa" w:w="1927"/>
+            <w:tcBorders>
+              <w:top w:val="single" w:color="C9D4E8" w:sz="4"/>
+              <w:left w:val="single" w:color="C9D4E8" w:sz="4"/>
+              <w:bottom w:val="single" w:color="C9D4E8" w:sz="4"/>
+              <w:right w:val="single" w:color="C9D4E8" w:sz="4"/>
+            </w:tcBorders>
+            <w:tcMar>
+              <w:top w:type="dxa" w:w="80"/>
+              <w:left w:type="dxa" w:w="120"/>
+              <w:bottom w:type="dxa" w:w="80"/>
+              <w:right w:type="dxa" w:w="120"/>
+            </w:tcMar>
+          </w:tcPr>
+          <w:p>
+            <w:r>
+              <w:t xml:space="preserve">Проводить мониторинг температуры и влажности на складе</w:t>
+            </w:r>
+          </w:p>
+        </w:tc>
+        <w:tc>
+          <w:tcPr>
+            <w:tcW w:type="dxa" w:w="2891"/>
+            <w:tcBorders>
+              <w:top w:val="single" w:color="C9D4E8" w:sz="4"/>
+              <w:left w:val="single" w:color="C9D4E8" w:sz="4"/>
+              <w:bottom w:val="single" w:color="C9D4E8" w:sz="4"/>
+              <w:right w:val="single" w:color="C9D4E8" w:sz="4"/>
+            </w:tcBorders>
+            <w:tcMar>
+              <w:top w:type="dxa" w:w="80"/>
+              <w:left w:type="dxa" w:w="120"/>
+              <w:bottom w:type="dxa" w:w="80"/>
+              <w:right w:type="dxa" w:w="120"/>
+            </w:tcMar>
+          </w:tcPr>
+          <w:p>
+            <w:r>
+              <w:rPr>
+                <w:b/>
+                <w:bCs/>
+              </w:rPr>
+              <w:t xml:space="preserve">Мимо</w:t>
+            </w:r>
+          </w:p>
+        </w:tc>
+        <w:tc>
+          <w:tcPr>
+            <w:tcW w:type="dxa" w:w="4820"/>
+            <w:tcBorders>
+              <w:top w:val="single" w:color="C9D4E8" w:sz="4"/>
+              <w:left w:val="single" w:color="C9D4E8" w:sz="4"/>
+              <w:bottom w:val="single" w:color="C9D4E8" w:sz="4"/>
+              <w:right w:val="single" w:color="C9D4E8" w:sz="4"/>
+            </w:tcBorders>
+            <w:tcMar>
+              <w:top w:type="dxa" w:w="80"/>
+              <w:left w:type="dxa" w:w="120"/>
+              <w:bottom w:type="dxa" w:w="80"/>
+              <w:right w:type="dxa" w:w="120"/>
+            </w:tcMar>
+          </w:tcPr>
+          <w:p>
+            <w:r>
+              <w:t xml:space="preserve">Это и так обязанность склада (ошибка №3): переписали требование вместо действия.</w:t>
+            </w:r>
+          </w:p>
+        </w:tc>
+      </w:tr>
+    </w:tbl>
+    <w:p/>
+    <w:p>
+      <w:r>
+        <w:rPr>
+          <w:b/>
+          <w:bCs/>
+        </w:rPr>
+        <w:t xml:space="preserve">Кейс 4. Повреждение МТР.</w:t>
+      </w:r>
+      <w:r>
+        <w:t xml:space="preserve"> При выгрузке уронили паллету, повреждён корпус электродвигателя. Причина: Паллета длиннее вил, удлинителей нет. О длинных паллетах склад узнаёт только в момент выгрузки: заранее габариты никто не проверяет.</w:t>
+      </w:r>
+    </w:p>
+    <w:tbl>
+      <w:tblPr>
+        <w:tblW w:type="dxa" w:w="9638"/>
+        <w:tblBorders>
+          <w:top w:val="single" w:color="auto" w:sz="4"/>
+          <w:left w:val="single" w:color="auto" w:sz="4"/>
+          <w:bottom w:val="single" w:color="auto" w:sz="4"/>
+          <w:right w:val="single" w:color="auto" w:sz="4"/>
+          <w:insideH w:val="single" w:color="auto" w:sz="4"/>
+          <w:insideV w:val="single" w:color="auto" w:sz="4"/>
+        </w:tblBorders>
+      </w:tblPr>
+      <w:tblGrid>
+        <w:gridCol w:w="1927"/>
+        <w:gridCol w:w="2891"/>
+        <w:gridCol w:w="4820"/>
+      </w:tblGrid>
+      <w:tr>
+        <w:trPr>
+          <w:tblHeader/>
+        </w:trPr>
+        <w:tc>
+          <w:tcPr>
+            <w:tcW w:type="dxa" w:w="1927"/>
+            <w:tcBorders>
+              <w:top w:val="single" w:color="C9D4E8" w:sz="4"/>
+              <w:left w:val="single" w:color="C9D4E8" w:sz="4"/>
+              <w:bottom w:val="single" w:color="C9D4E8" w:sz="4"/>
+              <w:right w:val="single" w:color="C9D4E8" w:sz="4"/>
+            </w:tcBorders>
+            <w:shd w:fill="E6F0FF" w:color="auto" w:val="clear"/>
+            <w:tcMar>
+              <w:top w:type="dxa" w:w="80"/>
+              <w:left w:type="dxa" w:w="120"/>
+              <w:bottom w:type="dxa" w:w="80"/>
+              <w:right w:type="dxa" w:w="120"/>
+            </w:tcMar>
+          </w:tcPr>
+          <w:p>
+            <w:r>
+              <w:rPr>
+                <w:b/>
+                <w:bCs/>
+                <w:color w:val="14213D"/>
+              </w:rPr>
+              <w:t xml:space="preserve">Мероприятие</w:t>
+            </w:r>
+          </w:p>
+        </w:tc>
+        <w:tc>
+          <w:tcPr>
+            <w:tcW w:type="dxa" w:w="2891"/>
+            <w:tcBorders>
+              <w:top w:val="single" w:color="C9D4E8" w:sz="4"/>
+              <w:left w:val="single" w:color="C9D4E8" w:sz="4"/>
+              <w:bottom w:val="single" w:color="C9D4E8" w:sz="4"/>
+              <w:right w:val="single" w:color="C9D4E8" w:sz="4"/>
+            </w:tcBorders>
+            <w:shd w:fill="E6F0FF" w:color="auto" w:val="clear"/>
+            <w:tcMar>
+              <w:top w:type="dxa" w:w="80"/>
+              <w:left w:type="dxa" w:w="120"/>
+              <w:bottom w:type="dxa" w:w="80"/>
+              <w:right w:type="dxa" w:w="120"/>
+            </w:tcMar>
+          </w:tcPr>
+          <w:p>
+            <w:r>
+              <w:rPr>
+                <w:b/>
+                <w:bCs/>
+                <w:color w:val="14213D"/>
+              </w:rPr>
+              <w:t xml:space="preserve">Ответ</w:t>
+            </w:r>
+          </w:p>
+        </w:tc>
+        <w:tc>
+          <w:tcPr>
+            <w:tcW w:type="dxa" w:w="4820"/>
+            <w:tcBorders>
+              <w:top w:val="single" w:color="C9D4E8" w:sz="4"/>
+              <w:left w:val="single" w:color="C9D4E8" w:sz="4"/>
+              <w:bottom w:val="single" w:color="C9D4E8" w:sz="4"/>
+              <w:right w:val="single" w:color="C9D4E8" w:sz="4"/>
+            </w:tcBorders>
+            <w:shd w:fill="E6F0FF" w:color="auto" w:val="clear"/>
+            <w:tcMar>
+              <w:top w:type="dxa" w:w="80"/>
+              <w:left w:type="dxa" w:w="120"/>
+              <w:bottom w:type="dxa" w:w="80"/>
+              <w:right w:type="dxa" w:w="120"/>
+            </w:tcMar>
+          </w:tcPr>
+          <w:p>
+            <w:r>
+              <w:rPr>
+                <w:b/>
+                <w:bCs/>
+                <w:color w:val="14213D"/>
+              </w:rPr>
+              <w:t xml:space="preserve">Почему</w:t>
+            </w:r>
+          </w:p>
+        </w:tc>
+      </w:tr>
+      <w:tr>
+        <w:trPr>
+          <w:tblHeader w:val="off"/>
+        </w:trPr>
+        <w:tc>
+          <w:tcPr>
+            <w:tcW w:type="dxa" w:w="1927"/>
+            <w:tcBorders>
+              <w:top w:val="single" w:color="C9D4E8" w:sz="4"/>
+              <w:left w:val="single" w:color="C9D4E8" w:sz="4"/>
+              <w:bottom w:val="single" w:color="C9D4E8" w:sz="4"/>
+              <w:right w:val="single" w:color="C9D4E8" w:sz="4"/>
+            </w:tcBorders>
+            <w:tcMar>
+              <w:top w:type="dxa" w:w="80"/>
+              <w:left w:type="dxa" w:w="120"/>
+              <w:bottom w:type="dxa" w:w="80"/>
+              <w:right w:type="dxa" w:w="120"/>
+            </w:tcMar>
+          </w:tcPr>
+          <w:p>
+            <w:r>
+              <w:t xml:space="preserve">Отремонтировать повреждённый электродвигатель или заменить его новым</w:t>
+            </w:r>
+          </w:p>
+        </w:tc>
+        <w:tc>
+          <w:tcPr>
+            <w:tcW w:type="dxa" w:w="2891"/>
+            <w:tcBorders>
+              <w:top w:val="single" w:color="C9D4E8" w:sz="4"/>
+              <w:left w:val="single" w:color="C9D4E8" w:sz="4"/>
+              <w:bottom w:val="single" w:color="C9D4E8" w:sz="4"/>
+              <w:right w:val="single" w:color="C9D4E8" w:sz="4"/>
+            </w:tcBorders>
+            <w:tcMar>
+              <w:top w:type="dxa" w:w="80"/>
+              <w:left w:type="dxa" w:w="120"/>
+              <w:bottom w:type="dxa" w:w="80"/>
+              <w:right w:type="dxa" w:w="120"/>
+            </w:tcMar>
+          </w:tcPr>
+          <w:p>
+            <w:r>
+              <w:rPr>
+                <w:b/>
+                <w:bCs/>
+              </w:rPr>
+              <w:t xml:space="preserve">Коррекция</w:t>
+            </w:r>
+          </w:p>
+        </w:tc>
+        <w:tc>
+          <w:tcPr>
+            <w:tcW w:type="dxa" w:w="4820"/>
+            <w:tcBorders>
+              <w:top w:val="single" w:color="C9D4E8" w:sz="4"/>
+              <w:left w:val="single" w:color="C9D4E8" w:sz="4"/>
+              <w:bottom w:val="single" w:color="C9D4E8" w:sz="4"/>
+              <w:right w:val="single" w:color="C9D4E8" w:sz="4"/>
+            </w:tcBorders>
+            <w:tcMar>
+              <w:top w:type="dxa" w:w="80"/>
+              <w:left w:type="dxa" w:w="120"/>
+              <w:bottom w:type="dxa" w:w="80"/>
+              <w:right w:type="dxa" w:w="120"/>
+            </w:tcMar>
+          </w:tcPr>
+          <w:p>
+            <w:r>
+              <w:t xml:space="preserve">Повреждённого двигателя больше нет, нарушение устранено. Но со следующей длинной паллетой всё повторится.</w:t>
+            </w:r>
+          </w:p>
+        </w:tc>
+      </w:tr>
+      <w:tr>
+        <w:trPr>
+          <w:tblHeader w:val="off"/>
+        </w:trPr>
+        <w:tc>
+          <w:tcPr>
+            <w:tcW w:type="dxa" w:w="1927"/>
+            <w:tcBorders>
+              <w:top w:val="single" w:color="C9D4E8" w:sz="4"/>
+              <w:left w:val="single" w:color="C9D4E8" w:sz="4"/>
+              <w:bottom w:val="single" w:color="C9D4E8" w:sz="4"/>
+              <w:right w:val="single" w:color="C9D4E8" w:sz="4"/>
+            </w:tcBorders>
+            <w:tcMar>
+              <w:top w:type="dxa" w:w="80"/>
+              <w:left w:type="dxa" w:w="120"/>
+              <w:bottom w:type="dxa" w:w="80"/>
+              <w:right w:type="dxa" w:w="120"/>
+            </w:tcMar>
+          </w:tcPr>
+          <w:p>
+            <w:r>
+              <w:t xml:space="preserve">Добавить в порядок приёмки шаг: за 3 дня до поставки нестандартного груза сверить габариты и подготовить технику и оснастку</w:t>
+            </w:r>
+          </w:p>
+        </w:tc>
+        <w:tc>
+          <w:tcPr>
+            <w:tcW w:type="dxa" w:w="2891"/>
+            <w:tcBorders>
+              <w:top w:val="single" w:color="C9D4E8" w:sz="4"/>
+              <w:left w:val="single" w:color="C9D4E8" w:sz="4"/>
+              <w:bottom w:val="single" w:color="C9D4E8" w:sz="4"/>
+              <w:right w:val="single" w:color="C9D4E8" w:sz="4"/>
+            </w:tcBorders>
+            <w:tcMar>
+              <w:top w:type="dxa" w:w="80"/>
+              <w:left w:type="dxa" w:w="120"/>
+              <w:bottom w:type="dxa" w:w="80"/>
+              <w:right w:type="dxa" w:w="120"/>
+            </w:tcMar>
+          </w:tcPr>
+          <w:p>
+            <w:r>
+              <w:rPr>
+                <w:b/>
+                <w:bCs/>
+              </w:rPr>
+              <w:t xml:space="preserve">КРД</w:t>
+            </w:r>
+          </w:p>
+        </w:tc>
+        <w:tc>
+          <w:tcPr>
+            <w:tcW w:type="dxa" w:w="4820"/>
+            <w:tcBorders>
+              <w:top w:val="single" w:color="C9D4E8" w:sz="4"/>
+              <w:left w:val="single" w:color="C9D4E8" w:sz="4"/>
+              <w:bottom w:val="single" w:color="C9D4E8" w:sz="4"/>
+              <w:right w:val="single" w:color="C9D4E8" w:sz="4"/>
+            </w:tcBorders>
+            <w:tcMar>
+              <w:top w:type="dxa" w:w="80"/>
+              <w:left w:type="dxa" w:w="120"/>
+              <w:bottom w:type="dxa" w:w="80"/>
+              <w:right w:type="dxa" w:w="120"/>
+            </w:tcMar>
+          </w:tcPr>
+          <w:p>
+            <w:r>
+              <w:t xml:space="preserve">Меняет порядок работы: о длинной паллете узнают заранее и готовятся. Так будет с любым нестандартным грузом.</w:t>
+            </w:r>
+          </w:p>
+        </w:tc>
+      </w:tr>
+      <w:tr>
+        <w:trPr>
+          <w:tblHeader w:val="off"/>
+        </w:trPr>
+        <w:tc>
+          <w:tcPr>
+            <w:tcW w:type="dxa" w:w="1927"/>
+            <w:tcBorders>
+              <w:top w:val="single" w:color="C9D4E8" w:sz="4"/>
+              <w:left w:val="single" w:color="C9D4E8" w:sz="4"/>
+              <w:bottom w:val="single" w:color="C9D4E8" w:sz="4"/>
+              <w:right w:val="single" w:color="C9D4E8" w:sz="4"/>
+            </w:tcBorders>
+            <w:tcMar>
+              <w:top w:type="dxa" w:w="80"/>
+              <w:left w:type="dxa" w:w="120"/>
+              <w:bottom w:type="dxa" w:w="80"/>
+              <w:right w:type="dxa" w:w="120"/>
+            </w:tcMar>
+          </w:tcPr>
+          <w:p>
+            <w:r>
+              <w:t xml:space="preserve">Провести внеплановый инструктаж водителю погрузчика</w:t>
+            </w:r>
+          </w:p>
+        </w:tc>
+        <w:tc>
+          <w:tcPr>
+            <w:tcW w:type="dxa" w:w="2891"/>
+            <w:tcBorders>
+              <w:top w:val="single" w:color="C9D4E8" w:sz="4"/>
+              <w:left w:val="single" w:color="C9D4E8" w:sz="4"/>
+              <w:bottom w:val="single" w:color="C9D4E8" w:sz="4"/>
+              <w:right w:val="single" w:color="C9D4E8" w:sz="4"/>
+            </w:tcBorders>
+            <w:tcMar>
+              <w:top w:type="dxa" w:w="80"/>
+              <w:left w:type="dxa" w:w="120"/>
+              <w:bottom w:type="dxa" w:w="80"/>
+              <w:right w:type="dxa" w:w="120"/>
+            </w:tcMar>
+          </w:tcPr>
+          <w:p>
+            <w:r>
+              <w:rPr>
+                <w:b/>
+                <w:bCs/>
+              </w:rPr>
+              <w:t xml:space="preserve">Мимо</w:t>
+            </w:r>
+          </w:p>
+        </w:tc>
+        <w:tc>
+          <w:tcPr>
+            <w:tcW w:type="dxa" w:w="4820"/>
+            <w:tcBorders>
+              <w:top w:val="single" w:color="C9D4E8" w:sz="4"/>
+              <w:left w:val="single" w:color="C9D4E8" w:sz="4"/>
+              <w:bottom w:val="single" w:color="C9D4E8" w:sz="4"/>
+              <w:right w:val="single" w:color="C9D4E8" w:sz="4"/>
+            </w:tcBorders>
+            <w:tcMar>
+              <w:top w:type="dxa" w:w="80"/>
+              <w:left w:type="dxa" w:w="120"/>
+              <w:bottom w:type="dxa" w:w="80"/>
+              <w:right w:type="dxa" w:w="120"/>
+            </w:tcMar>
+          </w:tcPr>
+          <w:p>
+            <w:r>
+              <w:t xml:space="preserve">Водитель сделал что мог: удлинителей не было. Инструктаж не связан с причиной (ошибка №4).</w:t>
+            </w:r>
+          </w:p>
+        </w:tc>
+      </w:tr>
+    </w:tbl>
+    <w:p/>
+    <w:p>
+      <w:r>
+        <w:rPr>
+          <w:b/>
+          <w:bCs/>
+        </w:rPr>
+        <w:t xml:space="preserve">Кейс 5. Эвакуационный выход.</w:t>
+      </w:r>
+      <w:r>
+        <w:t xml:space="preserve"> Путь к эвакуационному выходу заставлен пустыми поддонами. Причина: Пустые поддоны после приёмки копятся: порядка их возврата поставщикам или вывоза нет, ставят куда придётся.</w:t>
+      </w:r>
+    </w:p>
+    <w:tbl>
+      <w:tblPr>
+        <w:tblW w:type="dxa" w:w="9638"/>
+        <w:tblBorders>
+          <w:top w:val="single" w:color="auto" w:sz="4"/>
+          <w:left w:val="single" w:color="auto" w:sz="4"/>
+          <w:bottom w:val="single" w:color="auto" w:sz="4"/>
+          <w:right w:val="single" w:color="auto" w:sz="4"/>
+          <w:insideH w:val="single" w:color="auto" w:sz="4"/>
+          <w:insideV w:val="single" w:color="auto" w:sz="4"/>
+        </w:tblBorders>
+      </w:tblPr>
+      <w:tblGrid>
+        <w:gridCol w:w="1927"/>
+        <w:gridCol w:w="2891"/>
+        <w:gridCol w:w="4820"/>
+      </w:tblGrid>
+      <w:tr>
+        <w:trPr>
+          <w:tblHeader/>
+        </w:trPr>
+        <w:tc>
+          <w:tcPr>
+            <w:tcW w:type="dxa" w:w="1927"/>
+            <w:tcBorders>
+              <w:top w:val="single" w:color="C9D4E8" w:sz="4"/>
+              <w:left w:val="single" w:color="C9D4E8" w:sz="4"/>
+              <w:bottom w:val="single" w:color="C9D4E8" w:sz="4"/>
+              <w:right w:val="single" w:color="C9D4E8" w:sz="4"/>
+            </w:tcBorders>
+            <w:shd w:fill="E6F0FF" w:color="auto" w:val="clear"/>
+            <w:tcMar>
+              <w:top w:type="dxa" w:w="80"/>
+              <w:left w:type="dxa" w:w="120"/>
+              <w:bottom w:type="dxa" w:w="80"/>
+              <w:right w:type="dxa" w:w="120"/>
+            </w:tcMar>
+          </w:tcPr>
+          <w:p>
+            <w:r>
+              <w:rPr>
+                <w:b/>
+                <w:bCs/>
+                <w:color w:val="14213D"/>
+              </w:rPr>
+              <w:t xml:space="preserve">Мероприятие</w:t>
+            </w:r>
+          </w:p>
+        </w:tc>
+        <w:tc>
+          <w:tcPr>
+            <w:tcW w:type="dxa" w:w="2891"/>
+            <w:tcBorders>
+              <w:top w:val="single" w:color="C9D4E8" w:sz="4"/>
+              <w:left w:val="single" w:color="C9D4E8" w:sz="4"/>
+              <w:bottom w:val="single" w:color="C9D4E8" w:sz="4"/>
+              <w:right w:val="single" w:color="C9D4E8" w:sz="4"/>
+            </w:tcBorders>
+            <w:shd w:fill="E6F0FF" w:color="auto" w:val="clear"/>
+            <w:tcMar>
+              <w:top w:type="dxa" w:w="80"/>
+              <w:left w:type="dxa" w:w="120"/>
+              <w:bottom w:type="dxa" w:w="80"/>
+              <w:right w:type="dxa" w:w="120"/>
+            </w:tcMar>
+          </w:tcPr>
+          <w:p>
+            <w:r>
+              <w:rPr>
+                <w:b/>
+                <w:bCs/>
+                <w:color w:val="14213D"/>
+              </w:rPr>
+              <w:t xml:space="preserve">Ответ</w:t>
+            </w:r>
+          </w:p>
+        </w:tc>
+        <w:tc>
+          <w:tcPr>
+            <w:tcW w:type="dxa" w:w="4820"/>
+            <w:tcBorders>
+              <w:top w:val="single" w:color="C9D4E8" w:sz="4"/>
+              <w:left w:val="single" w:color="C9D4E8" w:sz="4"/>
+              <w:bottom w:val="single" w:color="C9D4E8" w:sz="4"/>
+              <w:right w:val="single" w:color="C9D4E8" w:sz="4"/>
+            </w:tcBorders>
+            <w:shd w:fill="E6F0FF" w:color="auto" w:val="clear"/>
+            <w:tcMar>
+              <w:top w:type="dxa" w:w="80"/>
+              <w:left w:type="dxa" w:w="120"/>
+              <w:bottom w:type="dxa" w:w="80"/>
+              <w:right w:type="dxa" w:w="120"/>
+            </w:tcMar>
+          </w:tcPr>
+          <w:p>
+            <w:r>
+              <w:rPr>
+                <w:b/>
+                <w:bCs/>
+                <w:color w:val="14213D"/>
+              </w:rPr>
+              <w:t xml:space="preserve">Почему</w:t>
+            </w:r>
+          </w:p>
+        </w:tc>
+      </w:tr>
+      <w:tr>
+        <w:trPr>
+          <w:tblHeader w:val="off"/>
+        </w:trPr>
+        <w:tc>
+          <w:tcPr>
+            <w:tcW w:type="dxa" w:w="1927"/>
+            <w:tcBorders>
+              <w:top w:val="single" w:color="C9D4E8" w:sz="4"/>
+              <w:left w:val="single" w:color="C9D4E8" w:sz="4"/>
+              <w:bottom w:val="single" w:color="C9D4E8" w:sz="4"/>
+              <w:right w:val="single" w:color="C9D4E8" w:sz="4"/>
+            </w:tcBorders>
+            <w:tcMar>
+              <w:top w:type="dxa" w:w="80"/>
+              <w:left w:type="dxa" w:w="120"/>
+              <w:bottom w:type="dxa" w:w="80"/>
+              <w:right w:type="dxa" w:w="120"/>
+            </w:tcMar>
+          </w:tcPr>
+          <w:p>
+            <w:r>
+              <w:t xml:space="preserve">Убрать поддоны от эвакуационного выхода</w:t>
+            </w:r>
+          </w:p>
+        </w:tc>
+        <w:tc>
+          <w:tcPr>
+            <w:tcW w:type="dxa" w:w="2891"/>
+            <w:tcBorders>
+              <w:top w:val="single" w:color="C9D4E8" w:sz="4"/>
+              <w:left w:val="single" w:color="C9D4E8" w:sz="4"/>
+              <w:bottom w:val="single" w:color="C9D4E8" w:sz="4"/>
+              <w:right w:val="single" w:color="C9D4E8" w:sz="4"/>
+            </w:tcBorders>
+            <w:tcMar>
+              <w:top w:type="dxa" w:w="80"/>
+              <w:left w:type="dxa" w:w="120"/>
+              <w:bottom w:type="dxa" w:w="80"/>
+              <w:right w:type="dxa" w:w="120"/>
+            </w:tcMar>
+          </w:tcPr>
+          <w:p>
+            <w:r>
+              <w:rPr>
+                <w:b/>
+                <w:bCs/>
+              </w:rPr>
+              <w:t xml:space="preserve">Коррекция</w:t>
+            </w:r>
+          </w:p>
+        </w:tc>
+        <w:tc>
+          <w:tcPr>
+            <w:tcW w:type="dxa" w:w="4820"/>
+            <w:tcBorders>
+              <w:top w:val="single" w:color="C9D4E8" w:sz="4"/>
+              <w:left w:val="single" w:color="C9D4E8" w:sz="4"/>
+              <w:bottom w:val="single" w:color="C9D4E8" w:sz="4"/>
+              <w:right w:val="single" w:color="C9D4E8" w:sz="4"/>
+            </w:tcBorders>
+            <w:tcMar>
+              <w:top w:type="dxa" w:w="80"/>
+              <w:left w:type="dxa" w:w="120"/>
+              <w:bottom w:type="dxa" w:w="80"/>
+              <w:right w:type="dxa" w:w="120"/>
+            </w:tcMar>
+          </w:tcPr>
+          <w:p>
+            <w:r>
+              <w:t xml:space="preserve">Проход свободен, нарушение устранено. Но после завтрашней приёмки поддоны снова будет некуда деть.</w:t>
+            </w:r>
+          </w:p>
+        </w:tc>
+      </w:tr>
+      <w:tr>
+        <w:trPr>
+          <w:tblHeader w:val="off"/>
+        </w:trPr>
+        <w:tc>
+          <w:tcPr>
+            <w:tcW w:type="dxa" w:w="1927"/>
+            <w:tcBorders>
+              <w:top w:val="single" w:color="C9D4E8" w:sz="4"/>
+              <w:left w:val="single" w:color="C9D4E8" w:sz="4"/>
+              <w:bottom w:val="single" w:color="C9D4E8" w:sz="4"/>
+              <w:right w:val="single" w:color="C9D4E8" w:sz="4"/>
+            </w:tcBorders>
+            <w:tcMar>
+              <w:top w:type="dxa" w:w="80"/>
+              <w:left w:type="dxa" w:w="120"/>
+              <w:bottom w:type="dxa" w:w="80"/>
+              <w:right w:type="dxa" w:w="120"/>
+            </w:tcMar>
+          </w:tcPr>
+          <w:p>
+            <w:r>
+              <w:t xml:space="preserve">Повесить у выхода табличку «Проход не загромождать!»</w:t>
+            </w:r>
+          </w:p>
+        </w:tc>
+        <w:tc>
+          <w:tcPr>
+            <w:tcW w:type="dxa" w:w="2891"/>
+            <w:tcBorders>
+              <w:top w:val="single" w:color="C9D4E8" w:sz="4"/>
+              <w:left w:val="single" w:color="C9D4E8" w:sz="4"/>
+              <w:bottom w:val="single" w:color="C9D4E8" w:sz="4"/>
+              <w:right w:val="single" w:color="C9D4E8" w:sz="4"/>
+            </w:tcBorders>
+            <w:tcMar>
+              <w:top w:type="dxa" w:w="80"/>
+              <w:left w:type="dxa" w:w="120"/>
+              <w:bottom w:type="dxa" w:w="80"/>
+              <w:right w:type="dxa" w:w="120"/>
+            </w:tcMar>
+          </w:tcPr>
+          <w:p>
+            <w:r>
+              <w:rPr>
+                <w:b/>
+                <w:bCs/>
+              </w:rPr>
+              <w:t xml:space="preserve">Мимо</w:t>
+            </w:r>
+          </w:p>
+        </w:tc>
+        <w:tc>
+          <w:tcPr>
+            <w:tcW w:type="dxa" w:w="4820"/>
+            <w:tcBorders>
+              <w:top w:val="single" w:color="C9D4E8" w:sz="4"/>
+              <w:left w:val="single" w:color="C9D4E8" w:sz="4"/>
+              <w:bottom w:val="single" w:color="C9D4E8" w:sz="4"/>
+              <w:right w:val="single" w:color="C9D4E8" w:sz="4"/>
+            </w:tcBorders>
+            <w:tcMar>
+              <w:top w:type="dxa" w:w="80"/>
+              <w:left w:type="dxa" w:w="120"/>
+              <w:bottom w:type="dxa" w:w="80"/>
+              <w:right w:type="dxa" w:w="120"/>
+            </w:tcMar>
+          </w:tcPr>
+          <w:p>
+            <w:r>
+              <w:t xml:space="preserve">Поддоны как стояли, так и стоят, и деть их по-прежнему некуда. Это как подставить ведро под течь: вроде что-то сделали, а не устранили ни нарушение, ни причину.</w:t>
+            </w:r>
+          </w:p>
+        </w:tc>
+      </w:tr>
+      <w:tr>
+        <w:trPr>
+          <w:tblHeader w:val="off"/>
+        </w:trPr>
+        <w:tc>
+          <w:tcPr>
+            <w:tcW w:type="dxa" w:w="1927"/>
+            <w:tcBorders>
+              <w:top w:val="single" w:color="C9D4E8" w:sz="4"/>
+              <w:left w:val="single" w:color="C9D4E8" w:sz="4"/>
+              <w:bottom w:val="single" w:color="C9D4E8" w:sz="4"/>
+              <w:right w:val="single" w:color="C9D4E8" w:sz="4"/>
+            </w:tcBorders>
+            <w:tcMar>
+              <w:top w:type="dxa" w:w="80"/>
+              <w:left w:type="dxa" w:w="120"/>
+              <w:bottom w:type="dxa" w:w="80"/>
+              <w:right w:type="dxa" w:w="120"/>
+            </w:tcMar>
+          </w:tcPr>
+          <w:p>
+            <w:r>
+              <w:t xml:space="preserve">Прописать в договорах с поставщиками возврат поддонов при приёмке, а в регламенте склада ежедневный вывоз остальных в зону возвратной тары</w:t>
+            </w:r>
+          </w:p>
+        </w:tc>
+        <w:tc>
+          <w:tcPr>
+            <w:tcW w:type="dxa" w:w="2891"/>
+            <w:tcBorders>
+              <w:top w:val="single" w:color="C9D4E8" w:sz="4"/>
+              <w:left w:val="single" w:color="C9D4E8" w:sz="4"/>
+              <w:bottom w:val="single" w:color="C9D4E8" w:sz="4"/>
+              <w:right w:val="single" w:color="C9D4E8" w:sz="4"/>
+            </w:tcBorders>
+            <w:tcMar>
+              <w:top w:type="dxa" w:w="80"/>
+              <w:left w:type="dxa" w:w="120"/>
+              <w:bottom w:type="dxa" w:w="80"/>
+              <w:right w:type="dxa" w:w="120"/>
+            </w:tcMar>
+          </w:tcPr>
+          <w:p>
+            <w:r>
+              <w:rPr>
+                <w:b/>
+                <w:bCs/>
+              </w:rPr>
+              <w:t xml:space="preserve">КРД</w:t>
+            </w:r>
+          </w:p>
+        </w:tc>
+        <w:tc>
+          <w:tcPr>
+            <w:tcW w:type="dxa" w:w="4820"/>
+            <w:tcBorders>
+              <w:top w:val="single" w:color="C9D4E8" w:sz="4"/>
+              <w:left w:val="single" w:color="C9D4E8" w:sz="4"/>
+              <w:bottom w:val="single" w:color="C9D4E8" w:sz="4"/>
+              <w:right w:val="single" w:color="C9D4E8" w:sz="4"/>
+            </w:tcBorders>
+            <w:tcMar>
+              <w:top w:type="dxa" w:w="80"/>
+              <w:left w:type="dxa" w:w="120"/>
+              <w:bottom w:type="dxa" w:w="80"/>
+              <w:right w:type="dxa" w:w="120"/>
+            </w:tcMar>
+          </w:tcPr>
+          <w:p>
+            <w:r>
+              <w:t xml:space="preserve">Меняет порядок работы: поддоны не копятся, значит, ставить их к выходу больше не придётся.</w:t>
+            </w:r>
+          </w:p>
+        </w:tc>
+      </w:tr>
+    </w:tbl>
+    <w:p/>
+    <w:p>
+      <w:pPr>
+        <w:pStyle w:val="Heading2"/>
+      </w:pPr>
+      <w:r>
+        <w:t xml:space="preserve">Упражнение 2. Рыбья кость</w:t>
+      </w:r>
+    </w:p>
+    <w:p>
+      <w:r>
+        <w:t xml:space="preserve">Проблема: Количество дней на выгрузке (сут./вагон).</w:t>
       </w:r>
     </w:p>
     <w:tbl>
@@ -2085,6 +4000,1371 @@
                 <w:bCs/>
                 <w:color w:val="14213D"/>
               </w:rPr>
+              <w:t xml:space="preserve">Кость</w:t>
+            </w:r>
+          </w:p>
+        </w:tc>
+        <w:tc>
+          <w:tcPr>
+            <w:tcW w:type="dxa" w:w="5783"/>
+            <w:tcBorders>
+              <w:top w:val="single" w:color="C9D4E8" w:sz="4"/>
+              <w:left w:val="single" w:color="C9D4E8" w:sz="4"/>
+              <w:bottom w:val="single" w:color="C9D4E8" w:sz="4"/>
+              <w:right w:val="single" w:color="C9D4E8" w:sz="4"/>
+            </w:tcBorders>
+            <w:shd w:fill="E6F0FF" w:color="auto" w:val="clear"/>
+            <w:tcMar>
+              <w:top w:type="dxa" w:w="80"/>
+              <w:left w:type="dxa" w:w="120"/>
+              <w:bottom w:type="dxa" w:w="80"/>
+              <w:right w:type="dxa" w:w="120"/>
+            </w:tcMar>
+          </w:tcPr>
+          <w:p>
+            <w:r>
+              <w:rPr>
+                <w:b/>
+                <w:bCs/>
+                <w:color w:val="14213D"/>
+              </w:rPr>
+              <w:t xml:space="preserve">Причины</w:t>
+            </w:r>
+          </w:p>
+        </w:tc>
+      </w:tr>
+      <w:tr>
+        <w:trPr>
+          <w:tblHeader w:val="off"/>
+        </w:trPr>
+        <w:tc>
+          <w:tcPr>
+            <w:tcW w:type="dxa" w:w="3855"/>
+            <w:tcBorders>
+              <w:top w:val="single" w:color="C9D4E8" w:sz="4"/>
+              <w:left w:val="single" w:color="C9D4E8" w:sz="4"/>
+              <w:bottom w:val="single" w:color="C9D4E8" w:sz="4"/>
+              <w:right w:val="single" w:color="C9D4E8" w:sz="4"/>
+            </w:tcBorders>
+            <w:tcMar>
+              <w:top w:type="dxa" w:w="80"/>
+              <w:left w:type="dxa" w:w="120"/>
+              <w:bottom w:type="dxa" w:w="80"/>
+              <w:right w:type="dxa" w:w="120"/>
+            </w:tcMar>
+          </w:tcPr>
+          <w:p>
+            <w:r>
+              <w:rPr>
+                <w:b/>
+                <w:bCs/>
+              </w:rPr>
+              <w:t xml:space="preserve">Персонал</w:t>
+            </w:r>
+          </w:p>
+        </w:tc>
+        <w:tc>
+          <w:tcPr>
+            <w:tcW w:type="dxa" w:w="5783"/>
+            <w:tcBorders>
+              <w:top w:val="single" w:color="C9D4E8" w:sz="4"/>
+              <w:left w:val="single" w:color="C9D4E8" w:sz="4"/>
+              <w:bottom w:val="single" w:color="C9D4E8" w:sz="4"/>
+              <w:right w:val="single" w:color="C9D4E8" w:sz="4"/>
+            </w:tcBorders>
+            <w:tcMar>
+              <w:top w:type="dxa" w:w="80"/>
+              <w:left w:type="dxa" w:w="120"/>
+              <w:bottom w:type="dxa" w:w="80"/>
+              <w:right w:type="dxa" w:w="120"/>
+            </w:tcMar>
+          </w:tcPr>
+          <w:p>
+            <w:r>
+              <w:t xml:space="preserve">Отсутствие перевозочных документов замедляет сдачу вагонов на станцию; Графики работы участников процесса влияют на оборот вагонов за смену; Низкая дисциплина заполнения документации (журналы, заявки, отчёты)</w:t>
+            </w:r>
+          </w:p>
+        </w:tc>
+      </w:tr>
+      <w:tr>
+        <w:trPr>
+          <w:tblHeader w:val="off"/>
+        </w:trPr>
+        <w:tc>
+          <w:tcPr>
+            <w:tcW w:type="dxa" w:w="3855"/>
+            <w:tcBorders>
+              <w:top w:val="single" w:color="C9D4E8" w:sz="4"/>
+              <w:left w:val="single" w:color="C9D4E8" w:sz="4"/>
+              <w:bottom w:val="single" w:color="C9D4E8" w:sz="4"/>
+              <w:right w:val="single" w:color="C9D4E8" w:sz="4"/>
+            </w:tcBorders>
+            <w:tcMar>
+              <w:top w:type="dxa" w:w="80"/>
+              <w:left w:type="dxa" w:w="120"/>
+              <w:bottom w:type="dxa" w:w="80"/>
+              <w:right w:type="dxa" w:w="120"/>
+            </w:tcMar>
+          </w:tcPr>
+          <w:p>
+            <w:r>
+              <w:rPr>
+                <w:b/>
+                <w:bCs/>
+              </w:rPr>
+              <w:t xml:space="preserve">Оборудование</w:t>
+            </w:r>
+          </w:p>
+        </w:tc>
+        <w:tc>
+          <w:tcPr>
+            <w:tcW w:type="dxa" w:w="5783"/>
+            <w:tcBorders>
+              <w:top w:val="single" w:color="C9D4E8" w:sz="4"/>
+              <w:left w:val="single" w:color="C9D4E8" w:sz="4"/>
+              <w:bottom w:val="single" w:color="C9D4E8" w:sz="4"/>
+              <w:right w:val="single" w:color="C9D4E8" w:sz="4"/>
+            </w:tcBorders>
+            <w:tcMar>
+              <w:top w:type="dxa" w:w="80"/>
+              <w:left w:type="dxa" w:w="120"/>
+              <w:bottom w:type="dxa" w:w="80"/>
+              <w:right w:type="dxa" w:w="120"/>
+            </w:tcMar>
+          </w:tcPr>
+          <w:p>
+            <w:r>
+              <w:t xml:space="preserve">Неисправность техники приводит к ожиданию разгрузки; Ограниченные складские мощности, пропускная способность; Наличие локомотива влияет на скорость подачи вагонов</w:t>
+            </w:r>
+          </w:p>
+        </w:tc>
+      </w:tr>
+      <w:tr>
+        <w:trPr>
+          <w:tblHeader w:val="off"/>
+        </w:trPr>
+        <w:tc>
+          <w:tcPr>
+            <w:tcW w:type="dxa" w:w="3855"/>
+            <w:tcBorders>
+              <w:top w:val="single" w:color="C9D4E8" w:sz="4"/>
+              <w:left w:val="single" w:color="C9D4E8" w:sz="4"/>
+              <w:bottom w:val="single" w:color="C9D4E8" w:sz="4"/>
+              <w:right w:val="single" w:color="C9D4E8" w:sz="4"/>
+            </w:tcBorders>
+            <w:tcMar>
+              <w:top w:type="dxa" w:w="80"/>
+              <w:left w:type="dxa" w:w="120"/>
+              <w:bottom w:type="dxa" w:w="80"/>
+              <w:right w:type="dxa" w:w="120"/>
+            </w:tcMar>
+          </w:tcPr>
+          <w:p>
+            <w:r>
+              <w:rPr>
+                <w:b/>
+                <w:bCs/>
+              </w:rPr>
+              <w:t xml:space="preserve">Материалы</w:t>
+            </w:r>
+          </w:p>
+        </w:tc>
+        <w:tc>
+          <w:tcPr>
+            <w:tcW w:type="dxa" w:w="5783"/>
+            <w:tcBorders>
+              <w:top w:val="single" w:color="C9D4E8" w:sz="4"/>
+              <w:left w:val="single" w:color="C9D4E8" w:sz="4"/>
+              <w:bottom w:val="single" w:color="C9D4E8" w:sz="4"/>
+              <w:right w:val="single" w:color="C9D4E8" w:sz="4"/>
+            </w:tcBorders>
+            <w:tcMar>
+              <w:top w:type="dxa" w:w="80"/>
+              <w:left w:type="dxa" w:w="120"/>
+              <w:bottom w:type="dxa" w:w="80"/>
+              <w:right w:type="dxa" w:w="120"/>
+            </w:tcMar>
+          </w:tcPr>
+          <w:p>
+            <w:r>
+              <w:t xml:space="preserve">Вид МТР влияет на длительность выгрузки; Ограниченное количество спецоборудования; Вагоны с остатками груза, элементов крепления увеличивают время зачистки</w:t>
+            </w:r>
+          </w:p>
+        </w:tc>
+      </w:tr>
+      <w:tr>
+        <w:trPr>
+          <w:tblHeader w:val="off"/>
+        </w:trPr>
+        <w:tc>
+          <w:tcPr>
+            <w:tcW w:type="dxa" w:w="3855"/>
+            <w:tcBorders>
+              <w:top w:val="single" w:color="C9D4E8" w:sz="4"/>
+              <w:left w:val="single" w:color="C9D4E8" w:sz="4"/>
+              <w:bottom w:val="single" w:color="C9D4E8" w:sz="4"/>
+              <w:right w:val="single" w:color="C9D4E8" w:sz="4"/>
+            </w:tcBorders>
+            <w:tcMar>
+              <w:top w:type="dxa" w:w="80"/>
+              <w:left w:type="dxa" w:w="120"/>
+              <w:bottom w:type="dxa" w:w="80"/>
+              <w:right w:type="dxa" w:w="120"/>
+            </w:tcMar>
+          </w:tcPr>
+          <w:p>
+            <w:r>
+              <w:rPr>
+                <w:b/>
+                <w:bCs/>
+              </w:rPr>
+              <w:t xml:space="preserve">Методы</w:t>
+            </w:r>
+          </w:p>
+        </w:tc>
+        <w:tc>
+          <w:tcPr>
+            <w:tcW w:type="dxa" w:w="5783"/>
+            <w:tcBorders>
+              <w:top w:val="single" w:color="C9D4E8" w:sz="4"/>
+              <w:left w:val="single" w:color="C9D4E8" w:sz="4"/>
+              <w:bottom w:val="single" w:color="C9D4E8" w:sz="4"/>
+              <w:right w:val="single" w:color="C9D4E8" w:sz="4"/>
+            </w:tcBorders>
+            <w:tcMar>
+              <w:top w:type="dxa" w:w="80"/>
+              <w:left w:type="dxa" w:w="120"/>
+              <w:bottom w:type="dxa" w:w="80"/>
+              <w:right w:type="dxa" w:w="120"/>
+            </w:tcMar>
+          </w:tcPr>
+          <w:p>
+            <w:r>
+              <w:t xml:space="preserve">Неравномерные поставки в течение года создают пиковые нагрузки; Неформализованное планирование загрузки постов; Выгрузка зависит от возможности единовременного размещения на местах выгрузки; Приоритет на выгрузку отдаётся АТС</w:t>
+            </w:r>
+          </w:p>
+        </w:tc>
+      </w:tr>
+      <w:tr>
+        <w:trPr>
+          <w:tblHeader w:val="off"/>
+        </w:trPr>
+        <w:tc>
+          <w:tcPr>
+            <w:tcW w:type="dxa" w:w="3855"/>
+            <w:tcBorders>
+              <w:top w:val="single" w:color="C9D4E8" w:sz="4"/>
+              <w:left w:val="single" w:color="C9D4E8" w:sz="4"/>
+              <w:bottom w:val="single" w:color="C9D4E8" w:sz="4"/>
+              <w:right w:val="single" w:color="C9D4E8" w:sz="4"/>
+            </w:tcBorders>
+            <w:tcMar>
+              <w:top w:type="dxa" w:w="80"/>
+              <w:left w:type="dxa" w:w="120"/>
+              <w:bottom w:type="dxa" w:w="80"/>
+              <w:right w:type="dxa" w:w="120"/>
+            </w:tcMar>
+          </w:tcPr>
+          <w:p>
+            <w:r>
+              <w:rPr>
+                <w:b/>
+                <w:bCs/>
+              </w:rPr>
+              <w:t xml:space="preserve">Измерения</w:t>
+            </w:r>
+          </w:p>
+        </w:tc>
+        <w:tc>
+          <w:tcPr>
+            <w:tcW w:type="dxa" w:w="5783"/>
+            <w:tcBorders>
+              <w:top w:val="single" w:color="C9D4E8" w:sz="4"/>
+              <w:left w:val="single" w:color="C9D4E8" w:sz="4"/>
+              <w:bottom w:val="single" w:color="C9D4E8" w:sz="4"/>
+              <w:right w:val="single" w:color="C9D4E8" w:sz="4"/>
+            </w:tcBorders>
+            <w:tcMar>
+              <w:top w:type="dxa" w:w="80"/>
+              <w:left w:type="dxa" w:w="120"/>
+              <w:bottom w:type="dxa" w:w="80"/>
+              <w:right w:type="dxa" w:w="120"/>
+            </w:tcMar>
+          </w:tcPr>
+          <w:p>
+            <w:r>
+              <w:t xml:space="preserve">Нет автоматической интеграции данных о процессе из смежных систем; Нет единого формата для фиксации причин простоев; Отсутствие обратной связи по качеству данных (формальное заполнение)</w:t>
+            </w:r>
+          </w:p>
+        </w:tc>
+      </w:tr>
+      <w:tr>
+        <w:trPr>
+          <w:tblHeader w:val="off"/>
+        </w:trPr>
+        <w:tc>
+          <w:tcPr>
+            <w:tcW w:type="dxa" w:w="3855"/>
+            <w:tcBorders>
+              <w:top w:val="single" w:color="C9D4E8" w:sz="4"/>
+              <w:left w:val="single" w:color="C9D4E8" w:sz="4"/>
+              <w:bottom w:val="single" w:color="C9D4E8" w:sz="4"/>
+              <w:right w:val="single" w:color="C9D4E8" w:sz="4"/>
+            </w:tcBorders>
+            <w:tcMar>
+              <w:top w:type="dxa" w:w="80"/>
+              <w:left w:type="dxa" w:w="120"/>
+              <w:bottom w:type="dxa" w:w="80"/>
+              <w:right w:type="dxa" w:w="120"/>
+            </w:tcMar>
+          </w:tcPr>
+          <w:p>
+            <w:r>
+              <w:rPr>
+                <w:b/>
+                <w:bCs/>
+              </w:rPr>
+              <w:t xml:space="preserve">Окружающая среда</w:t>
+            </w:r>
+          </w:p>
+        </w:tc>
+        <w:tc>
+          <w:tcPr>
+            <w:tcW w:type="dxa" w:w="5783"/>
+            <w:tcBorders>
+              <w:top w:val="single" w:color="C9D4E8" w:sz="4"/>
+              <w:left w:val="single" w:color="C9D4E8" w:sz="4"/>
+              <w:bottom w:val="single" w:color="C9D4E8" w:sz="4"/>
+              <w:right w:val="single" w:color="C9D4E8" w:sz="4"/>
+            </w:tcBorders>
+            <w:tcMar>
+              <w:top w:type="dxa" w:w="80"/>
+              <w:left w:type="dxa" w:w="120"/>
+              <w:bottom w:type="dxa" w:w="80"/>
+              <w:right w:type="dxa" w:w="120"/>
+            </w:tcMar>
+          </w:tcPr>
+          <w:p>
+            <w:r>
+              <w:t xml:space="preserve">Метеоусловия влияют на продолжительность разгрузки; Актировка приводит к приостановке работ на терминале; Зачистка подъездных путей от снега увеличивает время на маневровые операции</w:t>
+            </w:r>
+          </w:p>
+        </w:tc>
+      </w:tr>
+      <w:tr>
+        <w:trPr>
+          <w:tblHeader w:val="off"/>
+        </w:trPr>
+        <w:tc>
+          <w:tcPr>
+            <w:tcW w:type="dxa" w:w="3855"/>
+            <w:tcBorders>
+              <w:top w:val="single" w:color="C9D4E8" w:sz="4"/>
+              <w:left w:val="single" w:color="C9D4E8" w:sz="4"/>
+              <w:bottom w:val="single" w:color="C9D4E8" w:sz="4"/>
+              <w:right w:val="single" w:color="C9D4E8" w:sz="4"/>
+            </w:tcBorders>
+            <w:tcMar>
+              <w:top w:type="dxa" w:w="80"/>
+              <w:left w:type="dxa" w:w="120"/>
+              <w:bottom w:type="dxa" w:w="80"/>
+              <w:right w:type="dxa" w:w="120"/>
+            </w:tcMar>
+          </w:tcPr>
+          <w:p>
+            <w:r>
+              <w:rPr>
+                <w:b/>
+                <w:bCs/>
+              </w:rPr>
+              <w:t xml:space="preserve">Не причина</w:t>
+            </w:r>
+          </w:p>
+        </w:tc>
+        <w:tc>
+          <w:tcPr>
+            <w:tcW w:type="dxa" w:w="5783"/>
+            <w:tcBorders>
+              <w:top w:val="single" w:color="C9D4E8" w:sz="4"/>
+              <w:left w:val="single" w:color="C9D4E8" w:sz="4"/>
+              <w:bottom w:val="single" w:color="C9D4E8" w:sz="4"/>
+              <w:right w:val="single" w:color="C9D4E8" w:sz="4"/>
+            </w:tcBorders>
+            <w:tcMar>
+              <w:top w:type="dxa" w:w="80"/>
+              <w:left w:type="dxa" w:w="120"/>
+              <w:bottom w:type="dxa" w:w="80"/>
+              <w:right w:type="dxa" w:w="120"/>
+            </w:tcMar>
+          </w:tcPr>
+          <w:p>
+            <w:r>
+              <w:t xml:space="preserve">Вагоны стоят на выгрузке слишком долго; Кладовщики работают медленно, потому что не хотят</w:t>
+            </w:r>
+          </w:p>
+        </w:tc>
+      </w:tr>
+    </w:tbl>
+    <w:p/>
+    <w:p>
+      <w:pPr>
+        <w:pStyle w:val="Heading2"/>
+      </w:pPr>
+      <w:r>
+        <w:t xml:space="preserve">Упражнение 3. Дойди до корня</w:t>
+      </w:r>
+    </w:p>
+    <w:p>
+      <w:r>
+        <w:rPr>
+          <w:b/>
+          <w:bCs/>
+        </w:rPr>
+        <w:t xml:space="preserve">Кейс 1. Оплавленный кабель.</w:t>
+      </w:r>
+      <w:r>
+        <w:t xml:space="preserve"> При отгрузке на объект обнаружена оплавленная изоляция кабеля на 2 катушках (склад №1054, сектор А-5).</w:t>
+      </w:r>
+    </w:p>
+    <w:p>
+      <w:pPr>
+        <w:pStyle w:val="ListParagraph"/>
+        <w:numPr>
+          <w:ilvl w:val="0"/>
+          <w:numId w:val="3"/>
+        </w:numPr>
+      </w:pPr>
+      <w:r>
+        <w:t xml:space="preserve">Почему изоляция оплавилась? </w:t>
+      </w:r>
+      <w:r>
+        <w:rPr>
+          <w:b/>
+          <w:bCs/>
+        </w:rPr>
+        <w:t xml:space="preserve">Катушки три недели стояли вплотную к батарее отопления.</w:t>
+      </w:r>
+    </w:p>
+    <w:p>
+      <w:pPr>
+        <w:pStyle w:val="ListParagraph"/>
+        <w:numPr>
+          <w:ilvl w:val="0"/>
+          <w:numId w:val="3"/>
+        </w:numPr>
+      </w:pPr>
+      <w:r>
+        <w:t xml:space="preserve">Почему катушки стояли у батареи? </w:t>
+      </w:r>
+      <w:r>
+        <w:rPr>
+          <w:b/>
+          <w:bCs/>
+        </w:rPr>
+        <w:t xml:space="preserve">При приёмке их поставили во временное место у входа и так и не переместили в зону хранения.</w:t>
+      </w:r>
+    </w:p>
+    <w:p>
+      <w:pPr>
+        <w:pStyle w:val="ListParagraph"/>
+        <w:numPr>
+          <w:ilvl w:val="0"/>
+          <w:numId w:val="3"/>
+        </w:numPr>
+      </w:pPr>
+      <w:r>
+        <w:t xml:space="preserve">Почему катушки не переместили в зону хранения? </w:t>
+      </w:r>
+      <w:r>
+        <w:rPr>
+          <w:b/>
+          <w:bCs/>
+        </w:rPr>
+        <w:t xml:space="preserve">Для перемещения нужен погрузчик, а он работал на другом участке.</w:t>
+      </w:r>
+    </w:p>
+    <w:p>
+      <w:pPr>
+        <w:pStyle w:val="ListParagraph"/>
+        <w:numPr>
+          <w:ilvl w:val="0"/>
+          <w:numId w:val="3"/>
+        </w:numPr>
+      </w:pPr>
+      <w:r>
+        <w:t xml:space="preserve">Почему не получилось вызвать погрузчик? </w:t>
+      </w:r>
+      <w:r>
+        <w:rPr>
+          <w:b/>
+          <w:bCs/>
+        </w:rPr>
+        <w:t xml:space="preserve">Заявку на технику можно подать только на бумаге, её согласуют раз в день.</w:t>
+      </w:r>
+    </w:p>
+    <w:p>
+      <w:pPr>
+        <w:pStyle w:val="ListParagraph"/>
+        <w:numPr>
+          <w:ilvl w:val="0"/>
+          <w:numId w:val="3"/>
+        </w:numPr>
+      </w:pPr>
+      <w:r>
+        <w:t xml:space="preserve">Почему заявку на технику нельзя подать быстро? </w:t>
+      </w:r>
+      <w:r>
+        <w:rPr>
+          <w:b/>
+          <w:bCs/>
+        </w:rPr>
+        <w:t xml:space="preserve">Порядок срочного заказа техники для перемещения МТР нигде не прописан, есть только плановые заявки.</w:t>
+      </w:r>
+    </w:p>
+    <w:p>
+      <w:r>
+        <w:t xml:space="preserve">Корень: </w:t>
+      </w:r>
+      <w:r>
+        <w:rPr>
+          <w:b/>
+          <w:bCs/>
+        </w:rPr>
+        <w:t xml:space="preserve">Порядок срочного заказа техники для перемещения МТР не прописан.</w:t>
+      </w:r>
+    </w:p>
+    <w:p>
+      <w:r>
+        <w:t xml:space="preserve">КРД: </w:t>
+      </w:r>
+      <w:r>
+        <w:rPr>
+          <w:b/>
+          <w:bCs/>
+        </w:rPr>
+        <w:t xml:space="preserve">До 15.12 внедрить онлайн-заявку на срочное перемещение МТР со временем реакции до 2 часов и прописать порядок в регламенте склада. Отв.: начальник склада совместно с начальником транспортного участка</w:t>
+      </w:r>
+    </w:p>
+    <w:p>
+      <w:r>
+        <w:t xml:space="preserve">Остальные варианты КРД:</w:t>
+      </w:r>
+    </w:p>
+    <w:p>
+      <w:pPr>
+        <w:pStyle w:val="ListParagraph"/>
+        <w:numPr>
+          <w:ilvl w:val="0"/>
+          <w:numId w:val="2"/>
+        </w:numPr>
+      </w:pPr>
+      <w:r>
+        <w:t xml:space="preserve">Списать две катушки с оплавленным кабелем и отгрузить на объект целый кабель: Это коррекция: испорченного кабеля на объекте не будет. Нужна, но причину не устраняет.</w:t>
+      </w:r>
+    </w:p>
+    <w:p>
+      <w:pPr>
+        <w:pStyle w:val="ListParagraph"/>
+        <w:numPr>
+          <w:ilvl w:val="0"/>
+          <w:numId w:val="2"/>
+        </w:numPr>
+      </w:pPr>
+      <w:r>
+        <w:t xml:space="preserve">Усилить контроль за размещением МТР у отопительных приборов: Ошибка №1: общие слова, нечего проверить через месяц.</w:t>
+      </w:r>
+    </w:p>
+    <w:p>
+      <w:pPr>
+        <w:pStyle w:val="ListParagraph"/>
+        <w:numPr>
+          <w:ilvl w:val="0"/>
+          <w:numId w:val="2"/>
+        </w:numPr>
+      </w:pPr>
+      <w:r>
+        <w:t xml:space="preserve">Объявить замечание кладовщику: Наказание не устраняет причину. Со следующим кладовщиком всё повторится.</w:t>
+      </w:r>
+    </w:p>
+    <w:p>
+      <w:r>
+        <w:rPr>
+          <w:b/>
+          <w:bCs/>
+        </w:rPr>
+        <w:t xml:space="preserve">Кейс 2. Упавший электродвигатель.</w:t>
+      </w:r>
+      <w:r>
+        <w:t xml:space="preserve"> При выгрузке уронили паллету с электродвигателем, повреждён корпус (приёмка крупногабаритных МТР).</w:t>
+      </w:r>
+    </w:p>
+    <w:p>
+      <w:pPr>
+        <w:pStyle w:val="ListParagraph"/>
+        <w:numPr>
+          <w:ilvl w:val="0"/>
+          <w:numId w:val="4"/>
+        </w:numPr>
+      </w:pPr>
+      <w:r>
+        <w:t xml:space="preserve">Почему паллета упала? </w:t>
+      </w:r>
+      <w:r>
+        <w:rPr>
+          <w:b/>
+          <w:bCs/>
+        </w:rPr>
+        <w:t xml:space="preserve">Паллета соскользнула с вил при подъёме.</w:t>
+      </w:r>
+    </w:p>
+    <w:p>
+      <w:pPr>
+        <w:pStyle w:val="ListParagraph"/>
+        <w:numPr>
+          <w:ilvl w:val="0"/>
+          <w:numId w:val="4"/>
+        </w:numPr>
+      </w:pPr>
+      <w:r>
+        <w:t xml:space="preserve">Почему паллета соскользнула с вил? </w:t>
+      </w:r>
+      <w:r>
+        <w:rPr>
+          <w:b/>
+          <w:bCs/>
+        </w:rPr>
+        <w:t xml:space="preserve">Паллета длиной 1,6 м, а вилы 1,2 м: груз держался на краю вил.</w:t>
+      </w:r>
+    </w:p>
+    <w:p>
+      <w:pPr>
+        <w:pStyle w:val="ListParagraph"/>
+        <w:numPr>
+          <w:ilvl w:val="0"/>
+          <w:numId w:val="4"/>
+        </w:numPr>
+      </w:pPr>
+      <w:r>
+        <w:t xml:space="preserve">Почему поднимали вилами короче паллеты? </w:t>
+      </w:r>
+      <w:r>
+        <w:rPr>
+          <w:b/>
+          <w:bCs/>
+        </w:rPr>
+        <w:t xml:space="preserve">На складе нет удлинителей вил.</w:t>
+      </w:r>
+    </w:p>
+    <w:p>
+      <w:pPr>
+        <w:pStyle w:val="ListParagraph"/>
+        <w:numPr>
+          <w:ilvl w:val="0"/>
+          <w:numId w:val="4"/>
+        </w:numPr>
+      </w:pPr>
+      <w:r>
+        <w:t xml:space="preserve">Почему на складе нет удлинителей вил? </w:t>
+      </w:r>
+      <w:r>
+        <w:rPr>
+          <w:b/>
+          <w:bCs/>
+        </w:rPr>
+        <w:t xml:space="preserve">Перед поставкой нестандартных МТР никто не проверяет, есть ли подходящая оснастка.</w:t>
+      </w:r>
+    </w:p>
+    <w:p>
+      <w:pPr>
+        <w:pStyle w:val="ListParagraph"/>
+        <w:numPr>
+          <w:ilvl w:val="0"/>
+          <w:numId w:val="4"/>
+        </w:numPr>
+      </w:pPr>
+      <w:r>
+        <w:t xml:space="preserve">Почему перед поставкой не проверяют оснастку? </w:t>
+      </w:r>
+      <w:r>
+        <w:rPr>
+          <w:b/>
+          <w:bCs/>
+        </w:rPr>
+        <w:t xml:space="preserve">В порядке подготовки к приёмке нестандартных МТР нет шага «проверить технику и оснастку под габарит груза».</w:t>
+      </w:r>
+    </w:p>
+    <w:p>
+      <w:r>
+        <w:t xml:space="preserve">Корень: </w:t>
+      </w:r>
+      <w:r>
+        <w:rPr>
+          <w:b/>
+          <w:bCs/>
+        </w:rPr>
+        <w:t xml:space="preserve">В подготовке к приёмке нестандартных МТР нет проверки техники и оснастки.</w:t>
+      </w:r>
+    </w:p>
+    <w:p>
+      <w:r>
+        <w:t xml:space="preserve">КРД: </w:t>
+      </w:r>
+      <w:r>
+        <w:rPr>
+          <w:b/>
+          <w:bCs/>
+        </w:rPr>
+        <w:t xml:space="preserve">До 01.12 добавить в регламент приёмки шаг «за 3 дня до поставки нестандартных МТР сверить габариты груза и подготовить технику и оснастку» с чек-листом. Отв.: начальник участка ПРР</w:t>
+      </w:r>
+    </w:p>
+    <w:p>
+      <w:r>
+        <w:t xml:space="preserve">Остальные варианты КРД:</w:t>
+      </w:r>
+    </w:p>
+    <w:p>
+      <w:pPr>
+        <w:pStyle w:val="ListParagraph"/>
+        <w:numPr>
+          <w:ilvl w:val="0"/>
+          <w:numId w:val="2"/>
+        </w:numPr>
+      </w:pPr>
+      <w:r>
+        <w:t xml:space="preserve">Провести внеплановый инструктаж водителю погрузчика: Ошибка №4: не связано с причиной. Водитель тут ни при чём.</w:t>
+      </w:r>
+    </w:p>
+    <w:p>
+      <w:pPr>
+        <w:pStyle w:val="ListParagraph"/>
+        <w:numPr>
+          <w:ilvl w:val="0"/>
+          <w:numId w:val="2"/>
+        </w:numPr>
+      </w:pPr>
+      <w:r>
+        <w:t xml:space="preserve">Отремонтировать повреждённый электродвигатель или заменить его новым: Это коррекция: повреждение устранено. Но следующую длинную паллету снова поднимут короткими вилами.</w:t>
+      </w:r>
+    </w:p>
+    <w:p>
+      <w:pPr>
+        <w:pStyle w:val="ListParagraph"/>
+        <w:numPr>
+          <w:ilvl w:val="0"/>
+          <w:numId w:val="2"/>
+        </w:numPr>
+      </w:pPr>
+      <w:r>
+        <w:t xml:space="preserve">Разработать мероприятия по недопущению повреждения МТР: Ошибка №2: «матрёшка», мероприятие про мероприятия.</w:t>
+      </w:r>
+    </w:p>
+    <w:p>
+      <w:pPr>
+        <w:pStyle w:val="Heading2"/>
+      </w:pPr>
+      <w:r>
+        <w:t xml:space="preserve">Упражнение 4. Выбери лучшее КРД</w:t>
+      </w:r>
+    </w:p>
+    <w:p>
+      <w:r>
+        <w:rPr>
+          <w:b/>
+          <w:bCs/>
+        </w:rPr>
+        <w:t xml:space="preserve">Случай 1. Хранение МТР.</w:t>
+      </w:r>
+      <w:r>
+        <w:t xml:space="preserve"> На складе №1054 МТР лежат не по схеме складирования. Причина: Стеллажи в секторе Б переставили, а схему не обновили. В порядке перепланировки склада такого шага нет, и никто за него не отвечает.</w:t>
+      </w:r>
+    </w:p>
+    <w:p>
+      <w:r>
+        <w:t xml:space="preserve">Правильное КРД: </w:t>
+      </w:r>
+      <w:r>
+        <w:rPr>
+          <w:b/>
+          <w:bCs/>
+        </w:rPr>
+        <w:t xml:space="preserve">До 15.11 внести в регламент склада правило: после перестановки стеллажей сектор не вводится в работу, пока начальник склада не утвердит новую схему. Отв.: начальник склада</w:t>
+      </w:r>
+    </w:p>
+    <w:p>
+      <w:pPr>
+        <w:pStyle w:val="ListParagraph"/>
+        <w:numPr>
+          <w:ilvl w:val="0"/>
+          <w:numId w:val="2"/>
+        </w:numPr>
+      </w:pPr>
+      <w:r>
+        <w:t xml:space="preserve">Усилить контроль за хранением МТР: </w:t>
+      </w:r>
+      <w:r>
+        <w:rPr>
+          <w:i/>
+          <w:iCs/>
+        </w:rPr>
+        <w:t xml:space="preserve">Общие слова · ошибка №1.</w:t>
+      </w:r>
+      <w:r>
+        <w:t xml:space="preserve"> Кто будет контролировать? Как часто? Что вы покажете проверяющему через месяц?</w:t>
+      </w:r>
+    </w:p>
+    <w:p>
+      <w:pPr>
+        <w:pStyle w:val="ListParagraph"/>
+        <w:numPr>
+          <w:ilvl w:val="0"/>
+          <w:numId w:val="2"/>
+        </w:numPr>
+      </w:pPr>
+      <w:r>
+        <w:t xml:space="preserve">Соблюдать схему складирования МТР: </w:t>
+      </w:r>
+      <w:r>
+        <w:rPr>
+          <w:i/>
+          <w:iCs/>
+        </w:rPr>
+        <w:t xml:space="preserve">Это и так обязанность · ошибка №3.</w:t>
+      </w:r>
+      <w:r>
+        <w:t xml:space="preserve"> Её и так надо соблюдать. Только схема-то старая, соблюдать нечего.</w:t>
+      </w:r>
+    </w:p>
+    <w:p>
+      <w:pPr>
+        <w:pStyle w:val="ListParagraph"/>
+        <w:numPr>
+          <w:ilvl w:val="0"/>
+          <w:numId w:val="2"/>
+        </w:numPr>
+      </w:pPr>
+      <w:r>
+        <w:t xml:space="preserve">Перерисовать схему под новые стеллажи сектора Б и переложить МТР по ней: </w:t>
+      </w:r>
+      <w:r>
+        <w:rPr>
+          <w:i/>
+          <w:iCs/>
+        </w:rPr>
+        <w:t xml:space="preserve">Коррекция, а не КРД.</w:t>
+      </w:r>
+      <w:r>
+        <w:t xml:space="preserve"> Сектор Б в порядке, нарушение устранено. Но в следующий раз стеллажи переставят в секторе В, и схему опять никто не обновит.</w:t>
+      </w:r>
+    </w:p>
+    <w:p>
+      <w:r>
+        <w:rPr>
+          <w:b/>
+          <w:bCs/>
+        </w:rPr>
+        <w:t xml:space="preserve">Случай 2. Входной контроль.</w:t>
+      </w:r>
+      <w:r>
+        <w:t xml:space="preserve"> МТР уехали на объект, не пройдя входной контроль. Причина: Инженер ВК узнаёт о поступлении, только если МОЛ вспомнит ему сказать. Других сигналов нет.</w:t>
+      </w:r>
+    </w:p>
+    <w:p>
+      <w:r>
+        <w:t xml:space="preserve">Правильное КРД: </w:t>
+      </w:r>
+      <w:r>
+        <w:rPr>
+          <w:b/>
+          <w:bCs/>
+        </w:rPr>
+        <w:t xml:space="preserve">До 01.12 настроить в 1С уведомление инженеру ВК о каждой поставке с отметкой «Требует ВК». Пока ВК не пройден, выдать МТР нельзя. Отв.: руководитель группы учёта</w:t>
+      </w:r>
+    </w:p>
+    <w:p>
+      <w:pPr>
+        <w:pStyle w:val="ListParagraph"/>
+        <w:numPr>
+          <w:ilvl w:val="0"/>
+          <w:numId w:val="2"/>
+        </w:numPr>
+      </w:pPr>
+      <w:r>
+        <w:t xml:space="preserve">Обеспечить коммуникации между МОЛ и инженером входного контроля: </w:t>
+      </w:r>
+      <w:r>
+        <w:rPr>
+          <w:i/>
+          <w:iCs/>
+        </w:rPr>
+        <w:t xml:space="preserve">Общие слова · ошибка №1.</w:t>
+      </w:r>
+      <w:r>
+        <w:t xml:space="preserve"> Как «обеспечить»? Звонить, писать, кричать через склад? Когда?</w:t>
+      </w:r>
+    </w:p>
+    <w:p>
+      <w:pPr>
+        <w:pStyle w:val="ListParagraph"/>
+        <w:numPr>
+          <w:ilvl w:val="0"/>
+          <w:numId w:val="2"/>
+        </w:numPr>
+      </w:pPr>
+      <w:r>
+        <w:t xml:space="preserve">Провести инструктаж МОЛ о порядке выдачи МТР: </w:t>
+      </w:r>
+      <w:r>
+        <w:rPr>
+          <w:i/>
+          <w:iCs/>
+        </w:rPr>
+        <w:t xml:space="preserve">Мимо причины · ошибка №4.</w:t>
+      </w:r>
+      <w:r>
+        <w:t xml:space="preserve"> МОЛ порядок знает. Беда в том, что всё держится на его памяти.</w:t>
+      </w:r>
+    </w:p>
+    <w:p>
+      <w:pPr>
+        <w:pStyle w:val="ListParagraph"/>
+        <w:numPr>
+          <w:ilvl w:val="0"/>
+          <w:numId w:val="2"/>
+        </w:numPr>
+      </w:pPr>
+      <w:r>
+        <w:t xml:space="preserve">Вернуть МТР с объекта и провести входной контроль: </w:t>
+      </w:r>
+      <w:r>
+        <w:rPr>
+          <w:i/>
+          <w:iCs/>
+        </w:rPr>
+        <w:t xml:space="preserve">Коррекция, а не КРД.</w:t>
+      </w:r>
+      <w:r>
+        <w:t xml:space="preserve"> Эту партию проверили, нарушение устранено. Со следующей поставкой будет то же самое.</w:t>
+      </w:r>
+    </w:p>
+    <w:p>
+      <w:r>
+        <w:rPr>
+          <w:b/>
+          <w:bCs/>
+        </w:rPr>
+        <w:t xml:space="preserve">Случай 3. Травма на пандусе.</w:t>
+      </w:r>
+      <w:r>
+        <w:t xml:space="preserve"> Пандус №2 обледенел, грузчик поскользнулся на нём во время разгрузки. Причина: Уборка наледи с пандусов не входит ни в чьи обязанности: её нет ни в договоре с клининговой компанией, ни в графике зимнего содержания склада.</w:t>
+      </w:r>
+    </w:p>
+    <w:p>
+      <w:r>
+        <w:t xml:space="preserve">Правильное КРД: </w:t>
+      </w:r>
+      <w:r>
+        <w:rPr>
+          <w:b/>
+          <w:bCs/>
+        </w:rPr>
+        <w:t xml:space="preserve">До 20.11 включить очистку пандусов от наледи в договор с клининговой компанией и в график зимнего содержания: каждое утро до начала смены и после снегопада, с отметкой в журнале. Отв.: начальник АХО</w:t>
+      </w:r>
+    </w:p>
+    <w:p>
+      <w:pPr>
+        <w:pStyle w:val="ListParagraph"/>
+        <w:numPr>
+          <w:ilvl w:val="0"/>
+          <w:numId w:val="2"/>
+        </w:numPr>
+      </w:pPr>
+      <w:r>
+        <w:t xml:space="preserve">Составить план мероприятий по снижению травматизма: </w:t>
+      </w:r>
+      <w:r>
+        <w:rPr>
+          <w:i/>
+          <w:iCs/>
+        </w:rPr>
+        <w:t xml:space="preserve">Матрёшка · ошибка №2.</w:t>
+      </w:r>
+      <w:r>
+        <w:t xml:space="preserve"> План внутри плана. А пандус так и остался скользким.</w:t>
+      </w:r>
+    </w:p>
+    <w:p>
+      <w:pPr>
+        <w:pStyle w:val="ListParagraph"/>
+        <w:numPr>
+          <w:ilvl w:val="0"/>
+          <w:numId w:val="2"/>
+        </w:numPr>
+      </w:pPr>
+      <w:r>
+        <w:t xml:space="preserve">Провести инструктаж грузчикам о безопасном передвижении по пандусам: </w:t>
+      </w:r>
+      <w:r>
+        <w:rPr>
+          <w:i/>
+          <w:iCs/>
+        </w:rPr>
+        <w:t xml:space="preserve">Мимо причины · ошибка №4.</w:t>
+      </w:r>
+      <w:r>
+        <w:t xml:space="preserve"> Грузчики и так знают, что по льду ходить опасно. Лёд от инструктажа не исчезнет.</w:t>
+      </w:r>
+    </w:p>
+    <w:p>
+      <w:pPr>
+        <w:pStyle w:val="ListParagraph"/>
+        <w:numPr>
+          <w:ilvl w:val="0"/>
+          <w:numId w:val="2"/>
+        </w:numPr>
+      </w:pPr>
+      <w:r>
+        <w:t xml:space="preserve">Сколоть лёд с пандуса №2 и обработать его противогололёдным составом: </w:t>
+      </w:r>
+      <w:r>
+        <w:rPr>
+          <w:i/>
+          <w:iCs/>
+        </w:rPr>
+        <w:t xml:space="preserve">Коррекция, а не КРД.</w:t>
+      </w:r>
+      <w:r>
+        <w:t xml:space="preserve"> Сегодня пандус безопасен, нарушение устранено. Но завтра снова мороз, а убирать по-прежнему никто не обязан.</w:t>
+      </w:r>
+    </w:p>
+    <w:p>
+      <w:r>
+        <w:rPr>
+          <w:b/>
+          <w:bCs/>
+        </w:rPr>
+        <w:t xml:space="preserve">Случай 4. Хранение КГО.</w:t>
+      </w:r>
+      <w:r>
+        <w:t xml:space="preserve"> Крупногабаритное оборудование стоит под открытым небом. Причина: Снабжение заказывает КГО, не спрашивая склад, есть ли крытое место. Склад узнаёт о поставке в день приёмки.</w:t>
+      </w:r>
+    </w:p>
+    <w:p>
+      <w:r>
+        <w:t xml:space="preserve">Правильное КРД: </w:t>
+      </w:r>
+      <w:r>
+        <w:rPr>
+          <w:b/>
+          <w:bCs/>
+        </w:rPr>
+        <w:t xml:space="preserve">До 01.03 добавить в порядок закупки шаг: заявка на КГО не уходит поставщику, пока склад не подтвердит место для крытого хранения. Отв.: начальник отдела снабжения</w:t>
+      </w:r>
+    </w:p>
+    <w:p>
+      <w:pPr>
+        <w:pStyle w:val="ListParagraph"/>
+        <w:numPr>
+          <w:ilvl w:val="0"/>
+          <w:numId w:val="2"/>
+        </w:numPr>
+      </w:pPr>
+      <w:r>
+        <w:t xml:space="preserve">Актуализировать топологию склада: </w:t>
+      </w:r>
+      <w:r>
+        <w:rPr>
+          <w:i/>
+          <w:iCs/>
+        </w:rPr>
+        <w:t xml:space="preserve">Мимо причины · ошибка №4.</w:t>
+      </w:r>
+      <w:r>
+        <w:t xml:space="preserve"> Схема не поможет: склад всё так же узнаёт о поставке в последний момент.</w:t>
+      </w:r>
+    </w:p>
+    <w:p>
+      <w:pPr>
+        <w:pStyle w:val="ListParagraph"/>
+        <w:numPr>
+          <w:ilvl w:val="0"/>
+          <w:numId w:val="2"/>
+        </w:numPr>
+      </w:pPr>
+      <w:r>
+        <w:t xml:space="preserve">Внимательнее относиться к размещению крупногабаритного оборудования: </w:t>
+      </w:r>
+      <w:r>
+        <w:rPr>
+          <w:i/>
+          <w:iCs/>
+        </w:rPr>
+        <w:t xml:space="preserve">Общие слова · ошибка №1.</w:t>
+      </w:r>
+      <w:r>
+        <w:t xml:space="preserve"> Внимательность не создаст крытого места. Что конкретно делать?</w:t>
+      </w:r>
+    </w:p>
+    <w:p>
+      <w:pPr>
+        <w:pStyle w:val="ListParagraph"/>
+        <w:numPr>
+          <w:ilvl w:val="0"/>
+          <w:numId w:val="2"/>
+        </w:numPr>
+      </w:pPr>
+      <w:r>
+        <w:t xml:space="preserve">Перевезти это оборудование в крытый склад соседнего участка, где есть свободное место: </w:t>
+      </w:r>
+      <w:r>
+        <w:rPr>
+          <w:i/>
+          <w:iCs/>
+        </w:rPr>
+        <w:t xml:space="preserve">Коррекция, а не КРД.</w:t>
+      </w:r>
+      <w:r>
+        <w:t xml:space="preserve"> Это оборудование теперь под крышей, нарушение устранено. Но следующую партию опять закажут, не спросив склад.</w:t>
+      </w:r>
+    </w:p>
+    <w:p>
+      <w:r>
+        <w:rPr>
+          <w:b/>
+          <w:bCs/>
+        </w:rPr>
+        <w:t xml:space="preserve">Случай 5. Отходы.</w:t>
+      </w:r>
+      <w:r>
+        <w:t xml:space="preserve"> На площадке №1076 все отходы валят в одну кучу. Причина: В договоре на вывоз отходов не прописано, сколько и каких контейнеров должен поставить подрядчик. Он привёз один общий.</w:t>
+      </w:r>
+    </w:p>
+    <w:p>
+      <w:r>
+        <w:t xml:space="preserve">Правильное КРД: </w:t>
+      </w:r>
+      <w:r>
+        <w:rPr>
+          <w:b/>
+          <w:bCs/>
+        </w:rPr>
+        <w:t xml:space="preserve">До 10.11 внести в договор на вывоз отходов обязанность подрядчика ставить контейнеры по видам отходов на каждую площадку. Отв.: эколог филиала</w:t>
+      </w:r>
+    </w:p>
+    <w:p>
+      <w:pPr>
+        <w:pStyle w:val="ListParagraph"/>
+        <w:numPr>
+          <w:ilvl w:val="0"/>
+          <w:numId w:val="2"/>
+        </w:numPr>
+      </w:pPr>
+      <w:r>
+        <w:t xml:space="preserve">Ознакомить работников с требованиями ОСТО 16.01.06: </w:t>
+      </w:r>
+      <w:r>
+        <w:rPr>
+          <w:i/>
+          <w:iCs/>
+        </w:rPr>
+        <w:t xml:space="preserve">Мимо причины · ошибка №4.</w:t>
+      </w:r>
+      <w:r>
+        <w:t xml:space="preserve"> Можно выучить ОСТО наизусть, но контейнер от этого не раздвоится.</w:t>
+      </w:r>
+    </w:p>
+    <w:p>
+      <w:pPr>
+        <w:pStyle w:val="ListParagraph"/>
+        <w:numPr>
+          <w:ilvl w:val="0"/>
+          <w:numId w:val="2"/>
+        </w:numPr>
+      </w:pPr>
+      <w:r>
+        <w:t xml:space="preserve">Провести анализ по данному нарушению: </w:t>
+      </w:r>
+      <w:r>
+        <w:rPr>
+          <w:i/>
+          <w:iCs/>
+        </w:rPr>
+        <w:t xml:space="preserve">Матрёшка · ошибка №2.</w:t>
+      </w:r>
+      <w:r>
+        <w:t xml:space="preserve"> Анализ делают до того, как пишут план. В плане нужно действие.</w:t>
+      </w:r>
+    </w:p>
+    <w:p>
+      <w:pPr>
+        <w:pStyle w:val="ListParagraph"/>
+        <w:numPr>
+          <w:ilvl w:val="0"/>
+          <w:numId w:val="2"/>
+        </w:numPr>
+      </w:pPr>
+      <w:r>
+        <w:t xml:space="preserve">Поставить на площадке 3 контейнера с табличками и разобрать отходы по видам: </w:t>
+      </w:r>
+      <w:r>
+        <w:rPr>
+          <w:i/>
+          <w:iCs/>
+        </w:rPr>
+        <w:t xml:space="preserve">Коррекция, а не КРД.</w:t>
+      </w:r>
+      <w:r>
+        <w:t xml:space="preserve"> На этой площадке порядок, нарушение устранено. Но договор прежний, и на новой площадке подрядчик снова поставит один контейнер.</w:t>
+      </w:r>
+    </w:p>
+    <w:p>
+      <w:r>
+        <w:rPr>
+          <w:b/>
+          <w:bCs/>
+        </w:rPr>
+        <w:t xml:space="preserve">Случай 6. Журнал брака.</w:t>
+      </w:r>
+      <w:r>
+        <w:t xml:space="preserve"> Брак нашли, а в журнал брака ничего не записали. Причина: Журнал бумажный и лежит в офисе, а брак ловят на приёмке в соседнем корпусе. Запись держится на том, дойдёт ли кладовщик до офиса.</w:t>
+      </w:r>
+    </w:p>
+    <w:p>
+      <w:r>
+        <w:t xml:space="preserve">Правильное КРД: </w:t>
+      </w:r>
+      <w:r>
+        <w:rPr>
+          <w:b/>
+          <w:bCs/>
+        </w:rPr>
+        <w:t xml:space="preserve">До 30.11 перевести журнал брака в 1С: запись создаётся автоматически, когда на приёмке оформляют акт о браке. Отв.: начальник группы приёмки</w:t>
+      </w:r>
+    </w:p>
+    <w:p>
+      <w:pPr>
+        <w:pStyle w:val="ListParagraph"/>
+        <w:numPr>
+          <w:ilvl w:val="0"/>
+          <w:numId w:val="2"/>
+        </w:numPr>
+      </w:pPr>
+      <w:r>
+        <w:t xml:space="preserve">Оформлять записи в журнале брака: </w:t>
+      </w:r>
+      <w:r>
+        <w:rPr>
+          <w:i/>
+          <w:iCs/>
+        </w:rPr>
+        <w:t xml:space="preserve">Это и так обязанность · ошибка №3.</w:t>
+      </w:r>
+      <w:r>
+        <w:t xml:space="preserve"> Записи и так надо вести. Вопрос в том, что мешает.</w:t>
+      </w:r>
+    </w:p>
+    <w:p>
+      <w:pPr>
+        <w:pStyle w:val="ListParagraph"/>
+        <w:numPr>
+          <w:ilvl w:val="0"/>
+          <w:numId w:val="2"/>
+        </w:numPr>
+      </w:pPr>
+      <w:r>
+        <w:t xml:space="preserve">Провести работу с кладовщиками приёмки: </w:t>
+      </w:r>
+      <w:r>
+        <w:rPr>
+          <w:i/>
+          <w:iCs/>
+        </w:rPr>
+        <w:t xml:space="preserve">Общие слова · ошибка №1.</w:t>
+      </w:r>
+      <w:r>
+        <w:t xml:space="preserve"> Какую работу? Как вы поймёте, что она проведена?</w:t>
+      </w:r>
+    </w:p>
+    <w:p>
+      <w:pPr>
+        <w:pStyle w:val="ListParagraph"/>
+        <w:numPr>
+          <w:ilvl w:val="0"/>
+          <w:numId w:val="2"/>
+        </w:numPr>
+      </w:pPr>
+      <w:r>
+        <w:t xml:space="preserve">Внести пропущенные записи в журнал брака: </w:t>
+      </w:r>
+      <w:r>
+        <w:rPr>
+          <w:i/>
+          <w:iCs/>
+        </w:rPr>
+        <w:t xml:space="preserve">Коррекция, а не КРД.</w:t>
+      </w:r>
+      <w:r>
+        <w:t xml:space="preserve"> Пропуски закрыли, нарушение устранено. А журнал всё так же в другом корпусе.</w:t>
+      </w:r>
+    </w:p>
+    <w:p>
+      <w:pPr>
+        <w:pBdr>
+          <w:bottom w:val="single" w:color="C9D4E8" w:sz="6" w:space="1"/>
+        </w:pBdr>
+      </w:pPr>
+    </w:p>
+    <w:p>
+      <w:pPr>
+        <w:pStyle w:val="Heading1"/>
+      </w:pPr>
+      <w:r>
+        <w:t xml:space="preserve">Если что-то пошло не так</w:t>
+      </w:r>
+    </w:p>
+    <w:tbl>
+      <w:tblPr>
+        <w:tblW w:type="dxa" w:w="9638"/>
+        <w:tblBorders>
+          <w:top w:val="single" w:color="auto" w:sz="4"/>
+          <w:left w:val="single" w:color="auto" w:sz="4"/>
+          <w:bottom w:val="single" w:color="auto" w:sz="4"/>
+          <w:right w:val="single" w:color="auto" w:sz="4"/>
+          <w:insideH w:val="single" w:color="auto" w:sz="4"/>
+          <w:insideV w:val="single" w:color="auto" w:sz="4"/>
+        </w:tblBorders>
+      </w:tblPr>
+      <w:tblGrid>
+        <w:gridCol w:w="3855"/>
+        <w:gridCol w:w="5783"/>
+      </w:tblGrid>
+      <w:tr>
+        <w:trPr>
+          <w:tblHeader/>
+        </w:trPr>
+        <w:tc>
+          <w:tcPr>
+            <w:tcW w:type="dxa" w:w="3855"/>
+            <w:tcBorders>
+              <w:top w:val="single" w:color="C9D4E8" w:sz="4"/>
+              <w:left w:val="single" w:color="C9D4E8" w:sz="4"/>
+              <w:bottom w:val="single" w:color="C9D4E8" w:sz="4"/>
+              <w:right w:val="single" w:color="C9D4E8" w:sz="4"/>
+            </w:tcBorders>
+            <w:shd w:fill="E6F0FF" w:color="auto" w:val="clear"/>
+            <w:tcMar>
+              <w:top w:type="dxa" w:w="80"/>
+              <w:left w:type="dxa" w:w="120"/>
+              <w:bottom w:type="dxa" w:w="80"/>
+              <w:right w:type="dxa" w:w="120"/>
+            </w:tcMar>
+          </w:tcPr>
+          <w:p>
+            <w:r>
+              <w:rPr>
+                <w:b/>
+                <w:bCs/>
+                <w:color w:val="14213D"/>
+              </w:rPr>
               <w:t xml:space="preserve">Проблема</w:t>
             </w:r>
           </w:p>
@@ -2567,6 +5847,18 @@
   </w:num>
   <w:num w:numId="2">
     <w:abstractNumId w:val="2"/>
+    <w:lvlOverride w:ilvl="0">
+      <w:startOverride w:val="1"/>
+    </w:lvlOverride>
+  </w:num>
+  <w:num w:numId="3">
+    <w:abstractNumId w:val="3"/>
+    <w:lvlOverride w:ilvl="0">
+      <w:startOverride w:val="1"/>
+    </w:lvlOverride>
+  </w:num>
+  <w:num w:numId="4">
+    <w:abstractNumId w:val="3"/>
     <w:lvlOverride w:ilvl="0">
       <w:startOverride w:val="1"/>
     </w:lvlOverride>

--- a/trening-krd/manual-trenera.docx
+++ b/trening-krd/manual-trenera.docx
@@ -19,7 +19,7 @@
         <w:t xml:space="preserve">Длительность:</w:t>
       </w:r>
       <w:r>
-        <w:t xml:space="preserve"> около 95 минут вместе с историями. Если не успеваете, сокращайте истории, а не упражнения.</w:t>
+        <w:t xml:space="preserve"> около 100 минут вместе с историями. Если не успеваете, сокращайте истории, а не упражнения.</w:t>
       </w:r>
     </w:p>
     <w:p>
@@ -31,7 +31,7 @@
         <w:t xml:space="preserve">Как читать сценарий.</w:t>
       </w:r>
       <w:r>
-        <w:t xml:space="preserve"> Текст в кавычках это ваша речь. Курсивом то, что вы делаете руками. Значком ▶ отмечены места, где вы открываете упражнение в тренажёре.</w:t>
+        <w:t xml:space="preserve"> Текст в кавычках это ваша речь. Курсивом то, что вы делаете руками. Значком ▶ отмечены места, где вы переключаетесь с презентации на тренажёр.</w:t>
       </w:r>
     </w:p>
     <w:p>
@@ -58,16 +58,17 @@
         </w:numPr>
       </w:pPr>
       <w:r>
-        <w:t xml:space="preserve">Накануне разослать участникам файл </w:t>
-      </w:r>
-      <w:r>
-        <w:rPr>
-          <w:rFonts w:ascii="Consolas" w:cs="Consolas" w:eastAsia="Consolas" w:hAnsi="Consolas"/>
-        </w:rPr>
-        <w:t xml:space="preserve">krd-trenazher.html</w:t>
-      </w:r>
-      <w:r>
-        <w:t xml:space="preserve">. В письме: «Сохраните файл на рабочий стол и откройте двойным щелчком в Edge или Chrome. Прямо из письма не открывайте».</w:t>
+        <w:t xml:space="preserve">Тренажёр участникам </w:t>
+      </w:r>
+      <w:r>
+        <w:rPr>
+          <w:b/>
+          <w:bCs/>
+        </w:rPr>
+        <w:t xml:space="preserve">не рассылаем</w:t>
+      </w:r>
+      <w:r>
+        <w:t xml:space="preserve">. Он открыт только у вас: вы показываете его на экране, группа отвечает, а нажимаете вы.</w:t>
       </w:r>
     </w:p>
     <w:p>
@@ -103,7 +104,138 @@
         </w:numPr>
       </w:pPr>
       <w:r>
-        <w:t xml:space="preserve">Перед показом экрана открыть тренажёр и нажать F5: прогресс не сохраняется, всё будет с нуля.</w:t>
+        <w:t xml:space="preserve">Заранее открыть </w:t>
+      </w:r>
+      <w:r>
+        <w:rPr>
+          <w:rFonts w:ascii="Consolas" w:cs="Consolas" w:eastAsia="Consolas" w:hAnsi="Consolas"/>
+        </w:rPr>
+        <w:t xml:space="preserve">krd-trenazher.html</w:t>
+      </w:r>
+      <w:r>
+        <w:t xml:space="preserve"> в браузере (Edge или Chrome) на том компьютере, с которого показываете экран. Прямо перед тренингом нажать F5: прогресс не сохраняется, всё начнётся с нуля.</w:t>
+      </w:r>
+    </w:p>
+    <w:p>
+      <w:pPr>
+        <w:pStyle w:val="ListParagraph"/>
+        <w:numPr>
+          <w:ilvl w:val="0"/>
+          <w:numId w:val="2"/>
+        </w:numPr>
+      </w:pPr>
+      <w:r>
+        <w:t xml:space="preserve">Показывать лучше </w:t>
+      </w:r>
+      <w:r>
+        <w:rPr>
+          <w:b/>
+          <w:bCs/>
+        </w:rPr>
+        <w:t xml:space="preserve">весь экран</w:t>
+      </w:r>
+      <w:r>
+        <w:t xml:space="preserve">, а не только окно PowerPoint. Тогда между презентацией и тренажёром переключаетесь сочетанием Alt+Tab, и участники видят всё.</w:t>
+      </w:r>
+    </w:p>
+    <w:p>
+      <w:pPr>
+        <w:pStyle w:val="Heading1"/>
+      </w:pPr>
+      <w:r>
+        <w:t xml:space="preserve">Как вести упражнения вместе с группой</w:t>
+      </w:r>
+    </w:p>
+    <w:p>
+      <w:r>
+        <w:t xml:space="preserve">Одна и та же схема для всех четырёх упражнений:</w:t>
+      </w:r>
+    </w:p>
+    <w:p>
+      <w:pPr>
+        <w:pStyle w:val="ListParagraph"/>
+        <w:numPr>
+          <w:ilvl w:val="0"/>
+          <w:numId w:val="3"/>
+        </w:numPr>
+      </w:pPr>
+      <w:r>
+        <w:t xml:space="preserve">Читаю вслух кейс и карточку.</w:t>
+      </w:r>
+    </w:p>
+    <w:p>
+      <w:pPr>
+        <w:pStyle w:val="ListParagraph"/>
+        <w:numPr>
+          <w:ilvl w:val="0"/>
+          <w:numId w:val="3"/>
+        </w:numPr>
+      </w:pPr>
+      <w:r>
+        <w:t xml:space="preserve">Спрашиваю группу и даю 10–15 секунд подумать.</w:t>
+      </w:r>
+    </w:p>
+    <w:p>
+      <w:pPr>
+        <w:pStyle w:val="ListParagraph"/>
+        <w:numPr>
+          <w:ilvl w:val="0"/>
+          <w:numId w:val="3"/>
+        </w:numPr>
+      </w:pPr>
+      <w:r>
+        <w:t xml:space="preserve">Собираю ответы: голосом, руками или в чат одной буквой. В каждом упражнении ниже написано, какие буквы просить.</w:t>
+      </w:r>
+    </w:p>
+    <w:p>
+      <w:pPr>
+        <w:pStyle w:val="ListParagraph"/>
+        <w:numPr>
+          <w:ilvl w:val="0"/>
+          <w:numId w:val="3"/>
+        </w:numPr>
+      </w:pPr>
+      <w:r>
+        <w:t xml:space="preserve">Если мнения разошлись, прошу по одному человеку с каждой стороны объяснить, почему так.</w:t>
+      </w:r>
+    </w:p>
+    <w:p>
+      <w:pPr>
+        <w:pStyle w:val="ListParagraph"/>
+        <w:numPr>
+          <w:ilvl w:val="0"/>
+          <w:numId w:val="3"/>
+        </w:numPr>
+      </w:pPr>
+      <w:r>
+        <w:t xml:space="preserve">Нажимаю ответ, который выбрало большинство. </w:t>
+      </w:r>
+      <w:r>
+        <w:rPr>
+          <w:b/>
+          <w:bCs/>
+        </w:rPr>
+        <w:t xml:space="preserve">Даже если знаю, что он неверный.</w:t>
+      </w:r>
+      <w:r>
+        <w:t xml:space="preserve"> Тренажёр сам покажет правильный ответ и объяснит, а ошибка группы запоминается лучше любой лекции.</w:t>
+      </w:r>
+    </w:p>
+    <w:p>
+      <w:pPr>
+        <w:pStyle w:val="ListParagraph"/>
+        <w:numPr>
+          <w:ilvl w:val="0"/>
+          <w:numId w:val="3"/>
+        </w:numPr>
+      </w:pPr>
+      <w:r>
+        <w:t xml:space="preserve">Читаю вслух объяснение с экрана и, если нужно, добавляю пару слов от себя.</w:t>
+      </w:r>
+    </w:p>
+    <w:p>
+      <w:r>
+        <w:t xml:space="preserve">Счёт в углу экрана это общий счёт группы. Звание в конце тоже общее. Правильные ответы ко всем карточкам есть в конце сценария.</w:t>
       </w:r>
     </w:p>
     <w:p>
@@ -657,7 +789,7 @@
     </w:p>
     <w:p>
       <w:r>
-        <w:t xml:space="preserve">Сразу скажу: теории будет мало, практики много. У каждого из вас должен быть файл тренажёра, я его присылала. Откройте его, пожалуйста, и держите под рукой. Пока ничего не нажимайте, я скажу когда».</w:t>
+        <w:t xml:space="preserve">Сразу скажу: теории будет мало, практики много. Упражнения будем решать вместе: я показываю их на экране, вы думаете и отвечаете, голосом или в чат, а кнопки нажимаю я. Так что ваша задача думать, а не кликать».</w:t>
       </w:r>
     </w:p>
     <w:p>
@@ -728,7 +860,7 @@
     </w:p>
     <w:p>
       <w:r>
-        <w:t xml:space="preserve">И главное правило: ошибок нет, есть обратная связь. В тренажёре можно ошибаться сколько угодно. Результаты нигде не сохраняются, их никто не увидит, даже я. Так что смело пробуйте».</w:t>
+        <w:t xml:space="preserve">И главное правило: ошибок нет, есть обратная связь. В упражнениях можно ошибаться сколько угодно: счёт у нас общий, на всю группу, и он никуда не записывается. А ошибка группы даже полезнее правильного ответа: на ней мы и разберёмся. Так что смело предлагайте варианты».</w:t>
       </w:r>
     </w:p>
     <w:p>
@@ -1054,22 +1186,7 @@
         <w:pStyle w:val="Heading1"/>
       </w:pPr>
       <w:r>
-        <w:t xml:space="preserve">▶ Открыть упражнение 1 «Коррекция или КРД?» (8 минут)</w:t>
-      </w:r>
-    </w:p>
-    <w:p>
-      <w:r>
-        <w:t xml:space="preserve">«Проверим, как это работает на практике. Откройте тренажёр и нажмите на первую плитку: „Коррекция или КРД?“.</w:t>
-      </w:r>
-    </w:p>
-    <w:p>
-      <w:r>
-        <w:t xml:space="preserve">Наверху вы увидите кейс: несоответствие и его причину. Ниже мероприятие из плана. Ваша задача решить, что это. Коррекция, если мероприятие устраняет само нарушение. КРД, если устраняет причину. Или „Мимо“, если не устраняет ни то, ни другое.</w:t>
-      </w:r>
-    </w:p>
-    <w:p>
-      <w:r>
-        <w:t xml:space="preserve">Пять кейсов, 17 карточек. После каждого ответа появляется объяснение, читайте его, там самое интересное. У вас пять минут, поехали!»</w:t>
+        <w:t xml:space="preserve">▶ Открыть упражнение 1 «Коррекция или КРД?» (10 минут)</w:t>
       </w:r>
     </w:p>
     <w:p>
@@ -1078,22 +1195,31 @@
           <w:i/>
           <w:iCs/>
         </w:rPr>
-        <w:t xml:space="preserve">Молчу пять минут, не подсказываю. Сама прохожу на общем экране или показываю таймер.</w:t>
-      </w:r>
-    </w:p>
-    <w:p>
-      <w:r>
-        <w:t xml:space="preserve">«Стоп! Кто сколько набрал? Кто стал Магистром? (</w:t>
-      </w:r>
+        <w:t xml:space="preserve">Переключаюсь на тренажёр (Alt+Tab), нажимаю плитку «Коррекция или КРД?».</w:t>
+      </w:r>
+    </w:p>
+    <w:p>
+      <w:r>
+        <w:t xml:space="preserve">«Проверим, как это работает на практике. Это наш тренажёр, упражнение „Коррекция или КРД?“.</w:t>
+      </w:r>
+    </w:p>
+    <w:p>
+      <w:r>
+        <w:t xml:space="preserve">Смотрите: наверху кейс, несоответствие и его причина. Ниже мероприятие из плана. Решаем вместе, что это. Коррекция, если мероприятие устраняет само нарушение. КРД, если устраняет причину. Или „мимо“, если не устраняет ни то, ни другое.</w:t>
+      </w:r>
+    </w:p>
+    <w:p>
+      <w:r>
+        <w:t xml:space="preserve">Отвечайте голосом или в чат одной буквой: К, если коррекция, Р, если КРД, М, если мимо. Я нажимаю то, что выберет большинство. Ошибёмся, не страшно: тренажёр объяснит. Посмотрим, сколько наберёт группа. Поехали!»</w:t>
+      </w:r>
+    </w:p>
+    <w:p>
       <w:r>
         <w:rPr>
           <w:i/>
           <w:iCs/>
         </w:rPr>
-        <w:t xml:space="preserve">собираю 3–4 ответа</w:t>
-      </w:r>
-      <w:r>
-        <w:t xml:space="preserve">) Отлично. А на какой карточке споткнулись? На экране итогов есть кнопка „Где ошиблись“».</w:t>
+        <w:t xml:space="preserve">По каждой карточке: читаю вслух мероприятие, жду ответы 10–15 секунд, нажимаю ответ большинства, читаю объяснение с экрана. Кнопка «Дальше» ведёт к следующей карточке.</w:t>
       </w:r>
     </w:p>
     <w:p>
@@ -1102,137 +1228,31 @@
           <w:i/>
           <w:iCs/>
         </w:rPr>
-        <w:t xml:space="preserve">Разбираю 2–3 карточки, на которых ошиблось больше всего людей. Чаще всего это:</w:t>
-      </w:r>
-    </w:p>
-    <w:p>
-      <w:r>
-        <w:t xml:space="preserve">«„Проверить остальные склады и исправить, где найдём“. Многие кладут в КРД. Но смотрите: мы исправили то же самое нарушение, только на других складах. Причина осталась. Значит, это коррекция, просто большая.</w:t>
-      </w:r>
-    </w:p>
-    <w:p>
-      <w:r>
-        <w:t xml:space="preserve">„Провести анализ по нарушению“. Это „мимо“. Анализ делают до того, как пишут план. В плане должно стоять действие, а не обещание подумать.</w:t>
-      </w:r>
-    </w:p>
-    <w:p>
-      <w:r>
-        <w:t xml:space="preserve">„Повесить табличку „Проход не загромождать““. Это наше ведро под течью. Поддоны как стояли, так и стоят.</w:t>
-      </w:r>
-    </w:p>
-    <w:p>
-      <w:r>
-        <w:t xml:space="preserve">Запомните одну фразу. Коррекция: что исправить сейчас. КРД: что изменить, чтобы не повторилось. Исправить, заменить, переложить, построить это коррекция. КРД меняет порядок работы: регламент, договор, систему».</w:t>
-      </w:r>
-    </w:p>
-    <w:p>
-      <w:pPr>
-        <w:pStyle w:val="Heading1"/>
-      </w:pPr>
-      <w:r>
-        <w:t xml:space="preserve">Слайд 16. КРД и коррекция: вопросы (2 минуты)</w:t>
-      </w:r>
-    </w:p>
-    <w:p>
-      <w:r>
-        <w:t xml:space="preserve">«Теперь вопрос посложнее. Может ли быть КРД без коррекции? А коррекция без КРД? Как думаете? (</w:t>
-      </w:r>
+        <w:t xml:space="preserve">Если времени мало, прохожу 3 кейса из 5, а потом выхожу кнопкой «← Все упражнения».</w:t>
+      </w:r>
+    </w:p>
+    <w:p>
       <w:r>
         <w:rPr>
           <w:i/>
           <w:iCs/>
         </w:rPr>
-        <w:t xml:space="preserve">жду 2–3 ответа</w:t>
-      </w:r>
-      <w:r>
-        <w:t xml:space="preserve">)</w:t>
-      </w:r>
-    </w:p>
-    <w:p>
-      <w:r>
-        <w:t xml:space="preserve">Давайте разберём на примерах».</w:t>
-      </w:r>
-    </w:p>
-    <w:p>
-      <w:pPr>
-        <w:pStyle w:val="Heading1"/>
-      </w:pPr>
-      <w:r>
-        <w:t xml:space="preserve">Слайд 17. Примеры (2 минуты)</w:t>
-      </w:r>
-    </w:p>
-    <w:p>
-      <w:r>
-        <w:t xml:space="preserve">«Первый пример. Результаты замеров температуры и влажности не внесены в журнал. Нужна коррекция? Да: если данные сохранились в памяти прибора, их надо внести. А КРД? Тоже нужно: разобраться, почему не вносят, и устранить причину.</w:t>
-      </w:r>
-    </w:p>
-    <w:p>
-      <w:r>
-        <w:t xml:space="preserve">Второй пример. Мы оказали по договору услугу, которую больше точно оказывать не будем. Изделие уникальное, производится в единственном экземпляре. Коррекция возможна? Изделие уже отдано, исправить нельзя. А КРД нужно? Если такое больше не повторится, то, возможно, и нет».</w:t>
-      </w:r>
-    </w:p>
-    <w:p>
-      <w:pPr>
-        <w:pStyle w:val="Heading1"/>
-      </w:pPr>
-      <w:r>
-        <w:t xml:space="preserve">Слайд 18. Кодекс: КРД и коррекция (1 минута)</w:t>
-      </w:r>
-    </w:p>
-    <w:p>
-      <w:r>
-        <w:t xml:space="preserve">«Итак, правило джедаев.</w:t>
-      </w:r>
-    </w:p>
-    <w:p>
-      <w:r>
-        <w:t xml:space="preserve">Коррекция не нужна, если несоответствие уже невозможно исправить.</w:t>
-      </w:r>
-    </w:p>
-    <w:p>
-      <w:r>
-        <w:t xml:space="preserve">КРД не нужно, если анализ показал, что вероятность повторения ничтожно мала или КРД стоит несопоставимо дороже, чем само нарушение.</w:t>
-      </w:r>
-    </w:p>
-    <w:p>
-      <w:r>
-        <w:t xml:space="preserve">Но что бы вы ни решили, решение нужно записать и объяснить. „КРД не требуется, потому что…“ это нормально. А пустая графа ненормально».</w:t>
-      </w:r>
-    </w:p>
-    <w:p>
-      <w:pPr>
-        <w:pStyle w:val="Heading1"/>
-      </w:pPr>
-      <w:r>
-        <w:t xml:space="preserve">Слайд 19. Анализ проблемы: корневая причина (1 минута)</w:t>
-      </w:r>
-    </w:p>
-    <w:p>
-      <w:r>
-        <w:t xml:space="preserve">«Переходим к самому важному. Йода говорит: быть джедаем значит смотреть правде в глаза.</w:t>
-      </w:r>
-    </w:p>
-    <w:p>
-      <w:r>
-        <w:t xml:space="preserve">Хорошее КРД бывает только на правильную причину. Если причину нашли неверно, можно написать идеальное КРД, со сроком, ответственным, всё красиво. И оно не сработает.</w:t>
-      </w:r>
-    </w:p>
-    <w:p>
-      <w:r>
-        <w:t xml:space="preserve">И сразу одно наблюдение. Если в причине написано „человеческий фактор“, значит, анализ закончили слишком рано. Человек ошибся, да. Но почему у него была возможность ошибиться? Вот там и прячется настоящая причина».</w:t>
-      </w:r>
-    </w:p>
-    <w:p>
-      <w:pPr>
-        <w:pStyle w:val="Heading1"/>
-      </w:pPr>
-      <w:r>
-        <w:t xml:space="preserve">Слайд 20. Видео «Корневая причина не всегда очевидна»</w:t>
-      </w:r>
-    </w:p>
-    <w:p>
-      <w:r>
-        <w:t xml:space="preserve">«Посмотрим небольшое видео».</w:t>
+        <w:t xml:space="preserve">На этих карточках группа ошибается чаще всего, на них задерживаюсь подольше:</w:t>
+      </w:r>
+    </w:p>
+    <w:p>
+      <w:r>
+        <w:t xml:space="preserve">«„Проверить остальные склады и исправить, где найдём“. Многие кладут в КРД. Но смотрите: мы исправили то же самое нарушение, только на других складах. Причина осталась. Значит, это коррекция, просто большая.</w:t>
+      </w:r>
+    </w:p>
+    <w:p>
+      <w:r>
+        <w:t xml:space="preserve">„Провести анализ по нарушению“. Это „мимо“. Анализ делают до того, как пишут план. В плане должно стоять действие, а не обещание подумать.</w:t>
+      </w:r>
+    </w:p>
+    <w:p>
+      <w:r>
+        <w:t xml:space="preserve">„Повесить табличку „Проход не загромождать““. Это наше ведро под течью. Поддоны как стояли, так и стоят».</w:t>
       </w:r>
     </w:p>
     <w:p>
@@ -1241,198 +1261,52 @@
           <w:i/>
           <w:iCs/>
         </w:rPr>
-        <w:t xml:space="preserve">Включаю видео. После него:</w:t>
-      </w:r>
-    </w:p>
-    <w:p>
-      <w:r>
-        <w:t xml:space="preserve">«Что сначала казалось причиной? А что было на самом деле? (</w:t>
+        <w:t xml:space="preserve">После последней карточки на экране итоги. Говорю:</w:t>
+      </w:r>
+    </w:p>
+    <w:p>
+      <w:r>
+        <w:t xml:space="preserve">«Группа набрала (</w:t>
       </w:r>
       <w:r>
         <w:rPr>
           <w:i/>
           <w:iCs/>
         </w:rPr>
-        <w:t xml:space="preserve">жду 1–2 ответа</w:t>
-      </w:r>
-      <w:r>
-        <w:t xml:space="preserve">) Вот. Самая очевидная причина часто не настоящая. Поэтому для поиска причин и придумали инструменты».</w:t>
-      </w:r>
-    </w:p>
-    <w:p>
-      <w:pPr>
-        <w:pStyle w:val="Heading1"/>
-      </w:pPr>
-      <w:r>
-        <w:t xml:space="preserve">Слайд 21. Инструменты поиска причин (2 минуты)</w:t>
-      </w:r>
-    </w:p>
-    <w:p>
-      <w:r>
-        <w:t xml:space="preserve">«На слайде пять инструментов. Коротко о каждом, чтобы вы знали, что это за звери.</w:t>
-      </w:r>
-    </w:p>
-    <w:p>
-      <w:r>
-        <w:t xml:space="preserve">Методика 8D. Её придумали в Ford в восьмидесятых. Восемь шагов, от сбора команды до того, чтобы эту команду поблагодарить. Да, благодарность там отдельный шаг, мне это очень нравится. Её используют для сложных проблем, особенно с поставщиками.</w:t>
-      </w:r>
-    </w:p>
-    <w:p>
-      <w:r>
-        <w:t xml:space="preserve">Метод А3. Из Toyota, назван по размеру листа бумаги. Весь анализ проблемы, от описания до плана, должен уместиться на одном листе А3. Не влезло, значит, сами ещё не разобрались.</w:t>
-      </w:r>
-    </w:p>
-    <w:p>
-      <w:r>
-        <w:t xml:space="preserve">Карта потока создания ценности. Рисуем весь процесс от заказа до отгрузки и ищем, где теряются время и ресурсы. Это больше про процессы, чем про отдельное нарушение.</w:t>
-      </w:r>
-    </w:p>
-    <w:p>
-      <w:r>
-        <w:t xml:space="preserve">И два инструмента, с которыми мы сегодня поработаем руками: диаграмма Исикавы и „5 почему“. Они самые простые: кроме листа бумаги и головы ничего не нужно. И для большинства наших нарушений их хватает.</w:t>
-      </w:r>
-    </w:p>
-    <w:p>
-      <w:r>
-        <w:t xml:space="preserve">Йода на слайде говорит: чем больше узнаём мы, тем лучше понимаем, как много не знаем. С инструментами так же: чем глубже копаешь, тем больше видишь».</w:t>
-      </w:r>
-    </w:p>
-    <w:p>
-      <w:pPr>
-        <w:pStyle w:val="Heading1"/>
-      </w:pPr>
-      <w:r>
-        <w:t xml:space="preserve">Слайд 22. Диаграмма Исикавы: как разложить всё по косточкам (4 минуты)</w:t>
-      </w:r>
-    </w:p>
-    <w:p>
-      <w:r>
-        <w:t xml:space="preserve">«Начнём с рыбы. Сначала история, она сразу объясняет, как работает инструмент.</w:t>
-      </w:r>
-    </w:p>
-    <w:p>
-      <w:r>
-        <w:t xml:space="preserve">1943 год, Япония, завод компании Kawasaki. Брак. Инженеры собираются и спорят: один говорит, виноваты рабочие, другой говорит, материалы, третий говорит, оборудование. Каждый уверен в своём, спорят часами, толку ноль.</w:t>
-      </w:r>
-    </w:p>
-    <w:p>
-      <w:r>
-        <w:t xml:space="preserve">И тогда Каору Исикава предлагает: давайте перестанем спорить и нарисуем все причины на одной схеме. Он рисует справа проблему, от неё влево длинную линию, а к ней косточки: люди, оборудование, материалы, методы. И на каждую косточку все вместе накидывают причины.</w:t>
-      </w:r>
-    </w:p>
-    <w:p>
-      <w:r>
-        <w:t xml:space="preserve">И происходит интересное: когда все причины видны сразу, спорить становится не о чем. Видно, что причин много, видно, какие из них связаны, и видно, какая главная. Так и родилась рыбья кость. Сам Исикава называл её скучно: „диаграмма причин и следствий“. А рыбой её прозвали за форму.</w:t>
-      </w:r>
-    </w:p>
-    <w:p>
-      <w:r>
-        <w:t xml:space="preserve">Кстати, Исикава стоял и у истоков кружков качества: это когда рабочие сами собираются и решают проблемы своего участка. То есть ровно то, чем мы сейчас занимаемся.</w:t>
-      </w:r>
-    </w:p>
-    <w:p>
-      <w:r>
-        <w:t xml:space="preserve">Теперь как ею пользоваться. На слайде четыре шага.</w:t>
-      </w:r>
-    </w:p>
-    <w:p>
-      <w:r>
-        <w:t xml:space="preserve">Первый: точно сформулировать проблему. Это голова рыбы. Чем точнее голова, тем лучше работает вся рыба.</w:t>
-      </w:r>
-    </w:p>
-    <w:p>
-      <w:r>
-        <w:t xml:space="preserve">Второй: выбрать косточки, группы причин. Классически их шесть, их называют „6М“, потому что по-английски все начинаются на М: персонал, оборудование, материалы, методы, измерения и окружающая среда. По-русски на М только две, так что запоминайте как хотите.</w:t>
-      </w:r>
-    </w:p>
-    <w:p>
-      <w:r>
-        <w:t xml:space="preserve">Третий: мозговой штурм. Все вместе накидываем на косточки всё, что может влиять. Без критики: глупых идей нет. Спорить будем потом.</w:t>
-      </w:r>
-    </w:p>
-    <w:p>
-      <w:r>
-        <w:t xml:space="preserve">Четвёртый: выбираем главную причину, ту, за которой стоят многие другие. И её уже проверяем дальше, методом „5 почему“».</w:t>
-      </w:r>
-    </w:p>
-    <w:p>
-      <w:pPr>
-        <w:pStyle w:val="Heading1"/>
-      </w:pPr>
-      <w:r>
-        <w:t xml:space="preserve">Слайд 23. Как это выглядит вживую (30 секунд)</w:t>
-      </w:r>
-    </w:p>
-    <w:p>
-      <w:r>
-        <w:t xml:space="preserve">«Вот так это выглядит в жизни. Слева доска со стикерами, справа Excel. Красиво не обязательно, главное, чтобы все причины были видны сразу».</w:t>
-      </w:r>
-    </w:p>
-    <w:p>
-      <w:pPr>
-        <w:pStyle w:val="Heading1"/>
-      </w:pPr>
-      <w:r>
-        <w:t xml:space="preserve">Слайды 24–25 скрыты</w:t>
-      </w:r>
-    </w:p>
-    <w:p>
-      <w:pPr>
-        <w:pStyle w:val="Heading1"/>
-      </w:pPr>
-      <w:r>
-        <w:t xml:space="preserve">▶ Открыть упражнение 2 «Рыбья кость» (10 минут)</w:t>
-      </w:r>
-    </w:p>
-    <w:p>
-      <w:r>
-        <w:t xml:space="preserve">«А теперь соберём рыбу на настоящем примере. Это диаграмма, которую сделала рабочая группа по реальной проблеме: вагоны слишком долго стоят на выгрузке. Голова рыбы: количество суток на выгрузку одного вагона. Обратите внимание, проблема измеримая, это важно.</w:t>
-      </w:r>
-    </w:p>
-    <w:p>
-      <w:r>
-        <w:t xml:space="preserve">Вернитесь на главный экран тренажёра и откройте вторую плитку: „Рыбья кость“.</w:t>
-      </w:r>
-    </w:p>
-    <w:p>
-      <w:r>
-        <w:t xml:space="preserve">Сверху будет появляться карточка с причиной. Перетащите её мышкой на нужную кость или просто нажмите на кость. На каждой кости мелким шрифтом написано, что к ней относится, пользуйтесь этой подсказкой.</w:t>
-      </w:r>
-    </w:p>
-    <w:p>
-      <w:r>
-        <w:t xml:space="preserve">Две карточки лишние: это не причины. Их отправляйте в корзину „Не причина“.</w:t>
-      </w:r>
-    </w:p>
-    <w:p>
-      <w:r>
-        <w:t xml:space="preserve">На каждую карточку одна попытка. Если ошиблись, тренажёр покажет правильную кость, объяснит и сам переложит карточку. Семь минут, поехали!»</w:t>
-      </w:r>
-    </w:p>
-    <w:p>
+        <w:t xml:space="preserve">называю счёт с экрана</w:t>
+      </w:r>
+      <w:r>
+        <w:t xml:space="preserve">) и получила звание (</w:t>
+      </w:r>
       <w:r>
         <w:rPr>
           <w:i/>
           <w:iCs/>
         </w:rPr>
-        <w:t xml:space="preserve">Молчу, жду 7 минут. Правильные ответы в конце сценария, в разделе «Ответы к упражнениям».</w:t>
-      </w:r>
-    </w:p>
-    <w:p>
-      <w:r>
-        <w:t xml:space="preserve">«Стоп! Кто собрал рыбу полностью? Кто какое звание получил?</w:t>
-      </w:r>
-    </w:p>
-    <w:p>
-      <w:r>
-        <w:t xml:space="preserve">Давайте разберём. Где чаще всего ошибались? (</w:t>
+        <w:t xml:space="preserve">называю</w:t>
+      </w:r>
+      <w:r>
+        <w:t xml:space="preserve">). Запомните одну фразу. Коррекция: что исправить сейчас. КРД: что изменить, чтобы не повторилось. Исправить, заменить, переложить, построить это коррекция. КРД меняет порядок работы: регламент, договор, систему».</w:t>
+      </w:r>
+    </w:p>
+    <w:p>
+      <w:pPr>
+        <w:pStyle w:val="Heading1"/>
+      </w:pPr>
+      <w:r>
+        <w:t xml:space="preserve">Слайд 16. КРД и коррекция: вопросы (2 минуты)</w:t>
+      </w:r>
+    </w:p>
+    <w:p>
+      <w:r>
+        <w:t xml:space="preserve">«Теперь вопрос посложнее. Может ли быть КРД без коррекции? А коррекция без КРД? Как думаете? (</w:t>
       </w:r>
       <w:r>
         <w:rPr>
           <w:i/>
           <w:iCs/>
         </w:rPr>
-        <w:t xml:space="preserve">жду</w:t>
+        <w:t xml:space="preserve">жду 2–3 ответа</w:t>
       </w:r>
       <w:r>
         <w:t xml:space="preserve">)</w:t>
@@ -1440,22 +1314,7 @@
     </w:p>
     <w:p>
       <w:r>
-        <w:t xml:space="preserve">Самая спорная карточка: „ограниченное количество спецоборудования“. Хочется положить в „Оборудование“. Но рабочая группа договорилась так: оборудование это техника, склад и локомотив, а спецоборудование это оснастка под конкретный груз, захваты и траверсы, и её отнесли к материалам.</w:t>
-      </w:r>
-    </w:p>
-    <w:p>
-      <w:r>
-        <w:t xml:space="preserve">И вот главный вывод. В жизни одну причину часто можно положить на разные кости. Это нормально. Важно, чтобы группа договорилась о правилах и не потеряла причину. Рыба нужна не для того, чтобы правильно разложить, а для того, чтобы ничего не забыть.</w:t>
-      </w:r>
-    </w:p>
-    <w:p>
-      <w:r>
-        <w:t xml:space="preserve">Корзина. „Вагоны стоят на выгрузке слишком долго“ это не причина, это сама проблема, голова рыбы. „Кладовщики работают медленно, потому что не хотят“ это поиск виноватого.</w:t>
-      </w:r>
-    </w:p>
-    <w:p>
-      <w:r>
-        <w:t xml:space="preserve">И последнее. На диаграмме 19 причин. Это потенциальные причины, и все сразу устранять никто не будет. Дальше по данным выбирают главные, проверяют их пятью „почему“ и уже на них пишут КРД. Как раз о „5 почему“ дальше и поговорим».</w:t>
+        <w:t xml:space="preserve">Давайте разберём на примерах».</w:t>
       </w:r>
     </w:p>
     <w:p>
@@ -1463,97 +1322,17 @@
         <w:pStyle w:val="Heading1"/>
       </w:pPr>
       <w:r>
-        <w:t xml:space="preserve">Слайд 26. Пять «почему» (5 минут)</w:t>
-      </w:r>
-    </w:p>
-    <w:p>
-      <w:r>
-        <w:t xml:space="preserve">«Второй инструмент: пять „почему“. И снова сначала история.</w:t>
-      </w:r>
-    </w:p>
-    <w:p>
-      <w:r>
-        <w:t xml:space="preserve">Начало двадцатого века, Япония. Сакити Тоёда, его в Японии называют „королём изобретателей“, делает ткацкие станки. И изобретает станок, который сам останавливается, если рвётся нить. Зачем? Чтобы не гнать дальше брак, а сразу остановиться и разобраться, почему нить порвалась. Из его компании потом выросла Toyota.</w:t>
-      </w:r>
-    </w:p>
-    <w:p>
-      <w:r>
-        <w:t xml:space="preserve">А прославил метод Тайити Оно, создатель производственной системы Toyota, из которой выросло всё бережливое производство. Он требовал от своих инженеров: о любой проблеме спросите „почему“ пять раз.</w:t>
-      </w:r>
-    </w:p>
-    <w:p>
-      <w:r>
-        <w:t xml:space="preserve">Вот его собственный пример.</w:t>
-      </w:r>
-    </w:p>
-    <w:p>
-      <w:r>
-        <w:t xml:space="preserve">Почему станок остановился? Перегорел предохранитель от перегрузки.</w:t>
-      </w:r>
-    </w:p>
-    <w:p>
-      <w:r>
-        <w:t xml:space="preserve">Почему перегрузка? Подшипник плохо смазан.</w:t>
-      </w:r>
-    </w:p>
-    <w:p>
-      <w:r>
-        <w:t xml:space="preserve">Почему плохо смазан? Насос смазки плохо качает.</w:t>
-      </w:r>
-    </w:p>
-    <w:p>
-      <w:r>
-        <w:t xml:space="preserve">Почему плохо качает? Изношен вал насоса.</w:t>
-      </w:r>
-    </w:p>
-    <w:p>
-      <w:r>
-        <w:t xml:space="preserve">Почему изношен? Нет фильтра, и внутрь попадает металлическая стружка.</w:t>
-      </w:r>
-    </w:p>
-    <w:p>
-      <w:r>
-        <w:t xml:space="preserve">Решение: поставить фильтр. А теперь представьте, что остановились на первом „почему“. Предохранитель перегорел, поменяли предохранитель. Он снова перегорел, снова поменяли. И так до бесконечности. Это и есть коррекция без КРД.</w:t>
-      </w:r>
-    </w:p>
-    <w:p>
-      <w:r>
-        <w:t xml:space="preserve">Почему именно пять? Магии в числе нет. Просто обычно к пятому разу добираешься до сути. Бывает три, бывает семь.</w:t>
-      </w:r>
-    </w:p>
-    <w:p>
-      <w:r>
-        <w:t xml:space="preserve">Теперь правила, они на слайде. Выделю самые важные.</w:t>
-      </w:r>
-    </w:p>
-    <w:p>
-      <w:r>
-        <w:t xml:space="preserve">Спрашиваем „почему?“, а не „кто?“. Как только нашли виноватого, анализ останавливается. А причина остаётся.</w:t>
-      </w:r>
-    </w:p>
-    <w:p>
-      <w:r>
-        <w:t xml:space="preserve">Не кидаем камни в чужой огород. „Это снабжение виновато“, „это логистика подвела“. Может быть. Но сначала разберитесь, что можете сделать вы.</w:t>
-      </w:r>
-    </w:p>
-    <w:p>
-      <w:r>
-        <w:t xml:space="preserve">Отвечаем фактами, а не догадками. И не придумываем ответ заранее.</w:t>
-      </w:r>
-    </w:p>
-    <w:p>
-      <w:r>
-        <w:t xml:space="preserve">Если ответов несколько, на каждый строим свою цепочку.</w:t>
-      </w:r>
-    </w:p>
-    <w:p>
-      <w:r>
-        <w:t xml:space="preserve">И посмотрите на цитату на слайде: „Поистине замечательным ум ребёнка является“. Это Йода, второй эпизод. Оби-Ван ищет планету и не может найти её в архивах джедаев. Взрослые, мудрые джедаи разводят руками: раз в архиве нет, значит, и планеты нет. А маленький ученик говорит: так её просто стёрли из архива! И оказывается прав. Взрослые остановились на первом ответе, а ребёнок задал ещё одно „почему“.</w:t>
-      </w:r>
-    </w:p>
-    <w:p>
-      <w:r>
-        <w:t xml:space="preserve">Дети вообще мастера „почему“. По одному британскому опросу, четырёхлетний ребёнок задаёт родителям около трёхсот вопросов в день. А мы на работе часто останавливаемся на первом и сразу пишем „усилить контроль“».</w:t>
+        <w:t xml:space="preserve">Слайд 17. Примеры (2 минуты)</w:t>
+      </w:r>
+    </w:p>
+    <w:p>
+      <w:r>
+        <w:t xml:space="preserve">«Первый пример. Результаты замеров температуры и влажности не внесены в журнал. Нужна коррекция? Да: если данные сохранились в памяти прибора, их надо внести. А КРД? Тоже нужно: разобраться, почему не вносят, и устранить причину.</w:t>
+      </w:r>
+    </w:p>
+    <w:p>
+      <w:r>
+        <w:t xml:space="preserve">Второй пример. Мы оказали по договору услугу, которую больше точно оказывать не будем. Изделие уникальное, производится в единственном экземпляре. Коррекция возможна? Изделие уже отдано, исправить нельзя. А КРД нужно? Если такое больше не повторится, то, возможно, и нет».</w:t>
       </w:r>
     </w:p>
     <w:p>
@@ -1561,7 +1340,27 @@
         <w:pStyle w:val="Heading1"/>
       </w:pPr>
       <w:r>
-        <w:t xml:space="preserve">Слайды 27–28 скрыты</w:t>
+        <w:t xml:space="preserve">Слайд 18. Кодекс: КРД и коррекция (1 минута)</w:t>
+      </w:r>
+    </w:p>
+    <w:p>
+      <w:r>
+        <w:t xml:space="preserve">«Итак, правило джедаев.</w:t>
+      </w:r>
+    </w:p>
+    <w:p>
+      <w:r>
+        <w:t xml:space="preserve">Коррекция не нужна, если несоответствие уже невозможно исправить.</w:t>
+      </w:r>
+    </w:p>
+    <w:p>
+      <w:r>
+        <w:t xml:space="preserve">КРД не нужно, если анализ показал, что вероятность повторения ничтожно мала или КРД стоит несопоставимо дороже, чем само нарушение.</w:t>
+      </w:r>
+    </w:p>
+    <w:p>
+      <w:r>
+        <w:t xml:space="preserve">Но что бы вы ни решили, решение нужно записать и объяснить. „КРД не требуется, потому что…“ это нормально. А пустая графа ненормально».</w:t>
       </w:r>
     </w:p>
     <w:p>
@@ -1569,22 +1368,35 @@
         <w:pStyle w:val="Heading1"/>
       </w:pPr>
       <w:r>
-        <w:t xml:space="preserve">▶ Открыть упражнение 3 «Дойди до корня» (10 минут)</w:t>
-      </w:r>
-    </w:p>
-    <w:p>
-      <w:r>
-        <w:t xml:space="preserve">«Попробуем пять „почему“ на реальном случае. Откройте третью плитку: „Дойди до корня“. Выберите первый кейс: „Оплавленный кабель“.</w:t>
-      </w:r>
-    </w:p>
-    <w:p>
-      <w:r>
-        <w:t xml:space="preserve">На каждом шаге будет вопрос „почему?“ и три ответа. Выбирайте тот, что опирается на факты. Остальные ответы это те самые ошибки, о которых мы только что говорили: поиск виноватого, камень в чужой огород, догадка. Если ошиблись, тренажёр объяснит и даст выбрать ещё раз.</w:t>
-      </w:r>
-    </w:p>
-    <w:p>
-      <w:r>
-        <w:t xml:space="preserve">После пятого „почему“ увидите проверку цепочки и выберете КРД. Кто закончит быстро, проходите второй кейс, „Упавший электродвигатель“. Пять минут, поехали!»</w:t>
+        <w:t xml:space="preserve">Слайд 19. Анализ проблемы: корневая причина (1 минута)</w:t>
+      </w:r>
+    </w:p>
+    <w:p>
+      <w:r>
+        <w:t xml:space="preserve">«Переходим к самому важному. Йода говорит: быть джедаем значит смотреть правде в глаза.</w:t>
+      </w:r>
+    </w:p>
+    <w:p>
+      <w:r>
+        <w:t xml:space="preserve">Хорошее КРД бывает только на правильную причину. Если причину нашли неверно, можно написать идеальное КРД, со сроком, ответственным, всё красиво. И оно не сработает.</w:t>
+      </w:r>
+    </w:p>
+    <w:p>
+      <w:r>
+        <w:t xml:space="preserve">И сразу одно наблюдение. Если в причине написано „человеческий фактор“, значит, анализ закончили слишком рано. Человек ошибся, да. Но почему у него была возможность ошибиться? Вот там и прячется настоящая причина».</w:t>
+      </w:r>
+    </w:p>
+    <w:p>
+      <w:pPr>
+        <w:pStyle w:val="Heading1"/>
+      </w:pPr>
+      <w:r>
+        <w:t xml:space="preserve">Слайд 20. Видео «Корневая причина не всегда очевидна»</w:t>
+      </w:r>
+    </w:p>
+    <w:p>
+      <w:r>
+        <w:t xml:space="preserve">«Посмотрим небольшое видео».</w:t>
       </w:r>
     </w:p>
     <w:p>
@@ -1593,286 +1405,176 @@
           <w:i/>
           <w:iCs/>
         </w:rPr>
-        <w:t xml:space="preserve">Жду 5–7 минут.</w:t>
-      </w:r>
-    </w:p>
-    <w:p>
-      <w:r>
-        <w:t xml:space="preserve">«Стоп! Как прошло? Кто дошёл до корня с первого раза?</w:t>
-      </w:r>
-    </w:p>
-    <w:p>
-      <w:r>
-        <w:t xml:space="preserve">Самый частый ответ-ловушка: „погрузчиков мало, купить ещё“. Классика: решение придумали ещё до анализа. А техника на складе есть, проблема в том, как её быстро заказать.</w:t>
-      </w:r>
-    </w:p>
-    <w:p>
-      <w:r>
-        <w:t xml:space="preserve">А теперь история, которую рассказывают на всех тренингах по качеству. В Вашингтоне начал разрушаться камень знаменитого мемориала. В разных пересказах это мемориал Джефферсона или Линкольна.</w:t>
-      </w:r>
-    </w:p>
-    <w:p>
-      <w:r>
-        <w:t xml:space="preserve">Почему камень разрушается? Его слишком часто моют едкими средствами.</w:t>
-      </w:r>
-    </w:p>
-    <w:p>
-      <w:r>
-        <w:t xml:space="preserve">Почему так часто моют? Много птичьего помёта.</w:t>
-      </w:r>
-    </w:p>
-    <w:p>
-      <w:r>
-        <w:t xml:space="preserve">Почему так много птиц? Они прилетают есть пауков.</w:t>
-      </w:r>
-    </w:p>
-    <w:p>
-      <w:r>
-        <w:t xml:space="preserve">Почему столько пауков? Они охотятся на мошек.</w:t>
-      </w:r>
-    </w:p>
-    <w:p>
-      <w:r>
-        <w:t xml:space="preserve">Почему столько мошек? Их привлекает подсветка, которую включают в сумерках.</w:t>
-      </w:r>
-    </w:p>
-    <w:p>
-      <w:r>
-        <w:t xml:space="preserve">Решение: включать подсветку на час позже. Ни ремонта, ни новых средств, ни отпугивателей. Копеечное решение, потому что дошли до корня.</w:t>
-      </w:r>
-    </w:p>
-    <w:p>
-      <w:r>
-        <w:t xml:space="preserve">А теперь представьте, какой план мероприятий написали бы мы. „Усилить контроль за птицами“. „Провести инструктаж уборщикам“. „Разработать мероприятия по борьбе с пауками“. Узнаёте?»</w:t>
-      </w:r>
-    </w:p>
-    <w:p>
-      <w:pPr>
-        <w:pStyle w:val="Heading1"/>
-      </w:pPr>
-      <w:r>
-        <w:t xml:space="preserve">Слайд 29. Кодекс: как проверить себя (2 минуты)</w:t>
-      </w:r>
-    </w:p>
-    <w:p>
-      <w:r>
-        <w:t xml:space="preserve">«Как понять, что корень найден верно? Есть простая проверка, вы её только что видели в тренажёре.</w:t>
-      </w:r>
-    </w:p>
-    <w:p>
-      <w:r>
-        <w:t xml:space="preserve">Читаем цепочку в обратную сторону, через слово „поэтому“. Корневая причина, поэтому то-то, поэтому то-то, поэтому проблема.</w:t>
-      </w:r>
-    </w:p>
-    <w:p>
-      <w:r>
-        <w:t xml:space="preserve">Давайте на мемориале. Подсветку включают в сумерках, поэтому слетаются мошки. Поэтому приходят пауки. Поэтому прилетают птицы. Поэтому много помёта. Поэтому камень часто моют, и он разрушается. Читается гладко? Да. Значит, корень найден.</w:t>
-      </w:r>
-    </w:p>
-    <w:p>
-      <w:r>
-        <w:t xml:space="preserve">Если где-то „поэтому“ звучит натянуто, значит, в цепочке ошибка и надо вернуться на шаг назад».</w:t>
-      </w:r>
-    </w:p>
-    <w:p>
-      <w:pPr>
-        <w:pStyle w:val="Heading1"/>
-      </w:pPr>
-      <w:r>
-        <w:t xml:space="preserve">Слайд 30 скрыт</w:t>
-      </w:r>
-    </w:p>
-    <w:p>
-      <w:pPr>
-        <w:pStyle w:val="Heading1"/>
-      </w:pPr>
-      <w:r>
-        <w:t xml:space="preserve">Слайд 31. Ошибка №1: «Поди туда, не знаю куда» (2 минуты)</w:t>
-      </w:r>
-    </w:p>
-    <w:p>
-      <w:r>
-        <w:t xml:space="preserve">«Причину нашли, теперь нужно правильно записать КРД. И тут нас поджидают четыре классические ошибки. Каждая есть в наших реальных планах.</w:t>
-      </w:r>
-    </w:p>
-    <w:p>
-      <w:r>
-        <w:t xml:space="preserve">Ошибка номер один: „Поди туда, не знаю куда, сделай то, не знаю что“. Посмотрите на примеры. Усилить контроль за хранением МТР. Обеспечить коммуникации между МОЛ и инженером входного контроля. Провести работу с мастерами ПРР. Улучшить хранение СИЗ.</w:t>
-      </w:r>
-    </w:p>
-    <w:p>
-      <w:r>
-        <w:t xml:space="preserve">Кто будет усиливать? Как? Что именно мы сделаем завтра утром? Непонятно.</w:t>
-      </w:r>
-    </w:p>
-    <w:p>
-      <w:r>
-        <w:t xml:space="preserve">Совет мастера на слайде: спросите себя, что вы сможете показать как доказательство, когда наступит срок. Если показать нечего, формулировка плохая.</w:t>
-      </w:r>
-    </w:p>
-    <w:p>
-      <w:r>
-        <w:t xml:space="preserve">Йода, кстати, говорил: „Делай или не делай. Не надо пытаться“. Так вот, „постараться обеспечить“ и „по возможности усилить“ Йода бы не подписал».</w:t>
-      </w:r>
-    </w:p>
-    <w:p>
-      <w:pPr>
-        <w:pStyle w:val="Heading1"/>
-      </w:pPr>
-      <w:r>
-        <w:t xml:space="preserve">Слайд 32. Ошибка №2: «Матрёшка» (1 минута)</w:t>
-      </w:r>
-    </w:p>
-    <w:p>
-      <w:r>
-        <w:t xml:space="preserve">«Ошибка номер два: матрёшка. Разработать мероприятия для отсутствия недостач. Составить план мероприятий по снижению травматизма. Реализовать мероприятия для увеличения SLA.</w:t>
-      </w:r>
-    </w:p>
-    <w:p>
-      <w:r>
-        <w:t xml:space="preserve">Открываешь план мероприятий, а там „разработать план мероприятий“. Открываешь его, а там „провести анализ и разработать мероприятия“. Как настоящая матрёшка: слоёв много, а внутри пусто.</w:t>
-      </w:r>
-    </w:p>
-    <w:p>
-      <w:r>
-        <w:t xml:space="preserve">Совет мастера: мероприятия уже должны быть в плане, когда вы его пишете. Зачем откладывать решение?»</w:t>
-      </w:r>
-    </w:p>
-    <w:p>
-      <w:pPr>
-        <w:pStyle w:val="Heading1"/>
-      </w:pPr>
-      <w:r>
-        <w:t xml:space="preserve">Слайд 33. Ошибка №3: «Мероприятие в квадрате» (1 минута)</w:t>
-      </w:r>
-    </w:p>
-    <w:p>
-      <w:r>
-        <w:t xml:space="preserve">«Ошибка номер три: мероприятие в квадрате. Проводить мониторинг температуры и влажности. Осуществлять раздельное накопление отходов. Оформлять записи в журнале брака. Соблюдать правила производственной безопасности.</w:t>
-      </w:r>
-    </w:p>
-    <w:p>
-      <w:r>
-        <w:t xml:space="preserve">Коллеги, а вы этого разве не делаете в своей работе? Это и так ваши обязанности, они записаны в должностной инструкции. Если нарушение случилось, значит, что-то мешает их выполнять. Вот это „что-то“ и надо найти и устранить».</w:t>
-      </w:r>
-    </w:p>
-    <w:p>
-      <w:pPr>
-        <w:pStyle w:val="Heading1"/>
-      </w:pPr>
-      <w:r>
-        <w:t xml:space="preserve">Слайд 34. Ошибка №4: мероприятие не связано с причиной (1 минута)</w:t>
-      </w:r>
-    </w:p>
-    <w:p>
-      <w:r>
-        <w:t xml:space="preserve">«И ошибка номер четыре: мероприятие не связано с причиной. Смотрите. Нарушение: неправильно хранится крупногабаритное оборудование. Причина: не хватает площадей. Мероприятие: актуализировать топологию склада.</w:t>
-      </w:r>
-    </w:p>
-    <w:p>
-      <w:r>
-        <w:t xml:space="preserve">Перерисуем схему склада. Площадей прибавится? Нет. Мероприятие хорошее, но бьёт мимо.</w:t>
-      </w:r>
-    </w:p>
-    <w:p>
-      <w:r>
-        <w:t xml:space="preserve">Проверка простая: прочитайте вслух „сделали это, и причина исчезла“. Если не складывается, значит, мимо».</w:t>
-      </w:r>
-    </w:p>
-    <w:p>
-      <w:pPr>
-        <w:pStyle w:val="Heading1"/>
-      </w:pPr>
-      <w:r>
-        <w:t xml:space="preserve">Слайд 35. Самые сильные джедаи умеют разрабатывать КРД на системном уровне (2 минуты)</w:t>
-      </w:r>
-    </w:p>
-    <w:p>
-      <w:r>
-        <w:t xml:space="preserve">«И высший пилотаж: КРД на системном уровне.</w:t>
-      </w:r>
-    </w:p>
-    <w:p>
-      <w:r>
-        <w:t xml:space="preserve">Вспомните катушки с кабелем у батареи. Можно отодвинуть катушки на своём складе: это коррекция. А можно изменить порядок заказа техники так, чтобы ни на одном складе катушки не застревали у батарей. Это системное КРД.</w:t>
-      </w:r>
-    </w:p>
-    <w:p>
-      <w:r>
-        <w:t xml:space="preserve">Системное КРД меняет порядок работы: регламент, договор, систему в 1С. Так, чтобы нарушение не повторилось не только у вас, но и у коллег на других складах.</w:t>
-      </w:r>
-    </w:p>
-    <w:p>
-      <w:r>
-        <w:t xml:space="preserve">Йода на слайде говорит: решение принимаешь ты один, но помнить должен, что делаешь это и за других, кто стоит за плечом твоим. Это ровно про системное КРД».</w:t>
-      </w:r>
-    </w:p>
-    <w:p>
-      <w:pPr>
-        <w:pStyle w:val="Heading1"/>
-      </w:pPr>
-      <w:r>
-        <w:t xml:space="preserve">Слайды 36–41 скрыты</w:t>
-      </w:r>
-    </w:p>
-    <w:p>
-      <w:pPr>
-        <w:pStyle w:val="Heading1"/>
-      </w:pPr>
-      <w:r>
-        <w:t xml:space="preserve">▶ Открыть упражнение 4 «Выбери лучшее КРД» (8 минут)</w:t>
-      </w:r>
-    </w:p>
-    <w:p>
-      <w:r>
-        <w:t xml:space="preserve">«Последнее упражнение. Откройте четвёртую плитку: „Выбери лучшее КРД“.</w:t>
-      </w:r>
-    </w:p>
-    <w:p>
-      <w:r>
-        <w:t xml:space="preserve">Шесть случаев. Наверху несоответствие и причина, ниже четыре мероприятия. Выберите одно: настоящее КРД. После ответа на каждом варианте появится подпись, что с ним не так: общие слова, матрёшка, это и так обязанность, мимо причины или коррекция. Узнаете все четыре ошибки, которые мы только что разобрали. Пять минут, поехали!»</w:t>
-      </w:r>
-    </w:p>
-    <w:p>
+        <w:t xml:space="preserve">Включаю видео. После него:</w:t>
+      </w:r>
+    </w:p>
+    <w:p>
+      <w:r>
+        <w:t xml:space="preserve">«Что сначала казалось причиной? А что было на самом деле? (</w:t>
+      </w:r>
       <w:r>
         <w:rPr>
           <w:i/>
           <w:iCs/>
         </w:rPr>
-        <w:t xml:space="preserve">Жду 5 минут.</w:t>
-      </w:r>
-    </w:p>
-    <w:p>
-      <w:r>
-        <w:t xml:space="preserve">«Стоп! Кто сколько набрал?</w:t>
-      </w:r>
-    </w:p>
-    <w:p>
-      <w:r>
-        <w:t xml:space="preserve">Где чаще всего ошибались? (</w:t>
-      </w:r>
+        <w:t xml:space="preserve">жду 1–2 ответа</w:t>
+      </w:r>
+      <w:r>
+        <w:t xml:space="preserve">) Вот. Самая очевидная причина часто не настоящая. Поэтому для поиска причин и придумали инструменты».</w:t>
+      </w:r>
+    </w:p>
+    <w:p>
+      <w:pPr>
+        <w:pStyle w:val="Heading1"/>
+      </w:pPr>
+      <w:r>
+        <w:t xml:space="preserve">Слайд 21. Инструменты поиска причин (2 минуты)</w:t>
+      </w:r>
+    </w:p>
+    <w:p>
+      <w:r>
+        <w:t xml:space="preserve">«На слайде пять инструментов. Коротко о каждом, чтобы вы знали, что это за звери.</w:t>
+      </w:r>
+    </w:p>
+    <w:p>
+      <w:r>
+        <w:t xml:space="preserve">Методика 8D. Её придумали в Ford в восьмидесятых. Восемь шагов, от сбора команды до того, чтобы эту команду поблагодарить. Да, благодарность там отдельный шаг, мне это очень нравится. Её используют для сложных проблем, особенно с поставщиками.</w:t>
+      </w:r>
+    </w:p>
+    <w:p>
+      <w:r>
+        <w:t xml:space="preserve">Метод А3. Из Toyota, назван по размеру листа бумаги. Весь анализ проблемы, от описания до плана, должен уместиться на одном листе А3. Не влезло, значит, сами ещё не разобрались.</w:t>
+      </w:r>
+    </w:p>
+    <w:p>
+      <w:r>
+        <w:t xml:space="preserve">Карта потока создания ценности. Рисуем весь процесс от заказа до отгрузки и ищем, где теряются время и ресурсы. Это больше про процессы, чем про отдельное нарушение.</w:t>
+      </w:r>
+    </w:p>
+    <w:p>
+      <w:r>
+        <w:t xml:space="preserve">И два инструмента, с которыми мы сегодня поработаем руками: диаграмма Исикавы и „5 почему“. Они самые простые: кроме листа бумаги и головы ничего не нужно. И для большинства наших нарушений их хватает.</w:t>
+      </w:r>
+    </w:p>
+    <w:p>
+      <w:r>
+        <w:t xml:space="preserve">Йода на слайде говорит: чем больше узнаём мы, тем лучше понимаем, как много не знаем. С инструментами так же: чем глубже копаешь, тем больше видишь».</w:t>
+      </w:r>
+    </w:p>
+    <w:p>
+      <w:pPr>
+        <w:pStyle w:val="Heading1"/>
+      </w:pPr>
+      <w:r>
+        <w:t xml:space="preserve">Слайд 22. Диаграмма Исикавы: как разложить всё по косточкам (4 минуты)</w:t>
+      </w:r>
+    </w:p>
+    <w:p>
+      <w:r>
+        <w:t xml:space="preserve">«Начнём с рыбы. Сначала история, она сразу объясняет, как работает инструмент.</w:t>
+      </w:r>
+    </w:p>
+    <w:p>
+      <w:r>
+        <w:t xml:space="preserve">1943 год, Япония, завод компании Kawasaki. Брак. Инженеры собираются и спорят: один говорит, виноваты рабочие, другой говорит, материалы, третий говорит, оборудование. Каждый уверен в своём, спорят часами, толку ноль.</w:t>
+      </w:r>
+    </w:p>
+    <w:p>
+      <w:r>
+        <w:t xml:space="preserve">И тогда Каору Исикава предлагает: давайте перестанем спорить и нарисуем все причины на одной схеме. Он рисует справа проблему, от неё влево длинную линию, а к ней косточки: люди, оборудование, материалы, методы. И на каждую косточку все вместе накидывают причины.</w:t>
+      </w:r>
+    </w:p>
+    <w:p>
+      <w:r>
+        <w:t xml:space="preserve">И происходит интересное: когда все причины видны сразу, спорить становится не о чем. Видно, что причин много, видно, какие из них связаны, и видно, какая главная. Так и родилась рыбья кость. Сам Исикава называл её скучно: „диаграмма причин и следствий“. А рыбой её прозвали за форму.</w:t>
+      </w:r>
+    </w:p>
+    <w:p>
+      <w:r>
+        <w:t xml:space="preserve">Кстати, Исикава стоял и у истоков кружков качества: это когда рабочие сами собираются и решают проблемы своего участка. То есть ровно то, чем мы сейчас занимаемся.</w:t>
+      </w:r>
+    </w:p>
+    <w:p>
+      <w:r>
+        <w:t xml:space="preserve">Теперь как ею пользоваться. На слайде четыре шага.</w:t>
+      </w:r>
+    </w:p>
+    <w:p>
+      <w:r>
+        <w:t xml:space="preserve">Первый: точно сформулировать проблему. Это голова рыбы. Чем точнее голова, тем лучше работает вся рыба.</w:t>
+      </w:r>
+    </w:p>
+    <w:p>
+      <w:r>
+        <w:t xml:space="preserve">Второй: выбрать косточки, группы причин. Классически их шесть, их называют „6М“, потому что по-английски все начинаются на М: персонал, оборудование, материалы, методы, измерения и окружающая среда. По-русски на М только две, так что запоминайте как хотите.</w:t>
+      </w:r>
+    </w:p>
+    <w:p>
+      <w:r>
+        <w:t xml:space="preserve">Третий: мозговой штурм. Все вместе накидываем на косточки всё, что может влиять. Без критики: глупых идей нет. Спорить будем потом.</w:t>
+      </w:r>
+    </w:p>
+    <w:p>
+      <w:r>
+        <w:t xml:space="preserve">Четвёртый: выбираем главную причину, ту, за которой стоят многие другие. И её уже проверяем дальше, методом „5 почему“».</w:t>
+      </w:r>
+    </w:p>
+    <w:p>
+      <w:pPr>
+        <w:pStyle w:val="Heading1"/>
+      </w:pPr>
+      <w:r>
+        <w:t xml:space="preserve">Слайд 23. Как это выглядит вживую (30 секунд)</w:t>
+      </w:r>
+    </w:p>
+    <w:p>
+      <w:r>
+        <w:t xml:space="preserve">«Вот так это выглядит в жизни. Слева доска со стикерами, справа Excel. Красиво не обязательно, главное, чтобы все причины были видны сразу».</w:t>
+      </w:r>
+    </w:p>
+    <w:p>
+      <w:pPr>
+        <w:pStyle w:val="Heading1"/>
+      </w:pPr>
+      <w:r>
+        <w:t xml:space="preserve">Слайды 24–25 скрыты</w:t>
+      </w:r>
+    </w:p>
+    <w:p>
+      <w:pPr>
+        <w:pStyle w:val="Heading1"/>
+      </w:pPr>
+      <w:r>
+        <w:t xml:space="preserve">▶ Открыть упражнение 2 «Рыбья кость» (10 минут)</w:t>
+      </w:r>
+    </w:p>
+    <w:p>
       <w:r>
         <w:rPr>
           <w:i/>
           <w:iCs/>
         </w:rPr>
-        <w:t xml:space="preserve">жду</w:t>
-      </w:r>
-      <w:r>
-        <w:t xml:space="preserve">) Думаю, на коррекции. В каждом случае есть вариант „перерисовать схему“, „сколоть лёд“, „поставить контейнеры“. Он конкретный, полезный, его очень хочется выбрать. Но это коррекция: дефект исправили, а порядок, из-за которого он появился, остался. И в следующий раз всё повторится на другом секторе, на другой площадке, после следующего мороза.</w:t>
-      </w:r>
-    </w:p>
-    <w:p>
-      <w:r>
-        <w:t xml:space="preserve">Ещё раз главное правило. Исправить, заменить, переложить, построить: это коррекция. КРД меняет порядок работы: регламент, договор, систему. И проверка: что я покажу проверяющему через месяц? Если показать нечего, формулировка плохая».</w:t>
-      </w:r>
-    </w:p>
-    <w:p>
-      <w:pPr>
-        <w:pStyle w:val="Heading1"/>
-      </w:pPr>
-      <w:r>
-        <w:t xml:space="preserve">Слайд 42. Своё КРД (5–7 минут, по желанию)</w:t>
+        <w:t xml:space="preserve">Переключаюсь на тренажёр, нажимаю «← Все упражнения», потом плитку «Рыбья кость».</w:t>
+      </w:r>
+    </w:p>
+    <w:p>
+      <w:r>
+        <w:t xml:space="preserve">«А теперь соберём рыбу на настоящем примере. Это диаграмма, которую сделала рабочая группа по реальной проблеме: вагоны слишком долго стоят на выгрузке. Голова рыбы: количество суток на выгрузку одного вагона. Обратите внимание, проблема измеримая, это важно.</w:t>
+      </w:r>
+    </w:p>
+    <w:p>
+      <w:r>
+        <w:t xml:space="preserve">Сверху будет появляться карточка с причиной. Я читаю её, а вы говорите, на какую кость её положить. На каждой кости мелким шрифтом написано, что к ней относится, подсказка прямо на экране.</w:t>
+      </w:r>
+    </w:p>
+    <w:p>
+      <w:r>
+        <w:t xml:space="preserve">Две карточки лишние: это не причины. Для них есть корзина „Не причина“.</w:t>
+      </w:r>
+    </w:p>
+    <w:p>
+      <w:r>
+        <w:t xml:space="preserve">Если ошибёмся, тренажёр подсветит правильную кость, объяснит и сам переложит карточку. Поехали!»</w:t>
       </w:r>
     </w:p>
     <w:p>
@@ -1881,47 +1583,179 @@
           <w:i/>
           <w:iCs/>
         </w:rPr>
-        <w:t xml:space="preserve">Если время есть. Если нет, пропускаю и иду на слайд 43.</w:t>
-      </w:r>
-    </w:p>
-    <w:p>
-      <w:r>
-        <w:t xml:space="preserve">«А теперь самое полезное. Вспомните одно реальное нарушение вашего подразделения из 1С ПБ. Можно из разминки, можно своё.</w:t>
-      </w:r>
-    </w:p>
-    <w:p>
-      <w:r>
-        <w:t xml:space="preserve">За пять минут запишите три вещи. Причину: настоящую, через пять „почему“. Коррекцию. И КРД: конкретно, со сроком и ответственным.</w:t>
-      </w:r>
-    </w:p>
-    <w:p>
-      <w:r>
-        <w:t xml:space="preserve">(</w:t>
-      </w:r>
+        <w:t xml:space="preserve">По каждой карточке: читаю её вслух, спрашиваю «На какую кость?», нажимаю на кость, которую назвало большинство. Если неверно, читаю пояснение в красной плашке над рыбой.</w:t>
+      </w:r>
+    </w:p>
+    <w:p>
       <w:r>
         <w:rPr>
           <w:i/>
           <w:iCs/>
         </w:rPr>
-        <w:t xml:space="preserve">через 5 минут</w:t>
-      </w:r>
-      <w:r>
-        <w:t xml:space="preserve">) Кто готов поделиться? (</w:t>
-      </w:r>
+        <w:t xml:space="preserve">Когда рыба собрана, нажимаю «Итоги» и называю счёт группы.</w:t>
+      </w:r>
+    </w:p>
+    <w:p>
+      <w:r>
+        <w:t xml:space="preserve">«Рыба собрана, все 19 причин на своих костях.</w:t>
+      </w:r>
+    </w:p>
+    <w:p>
+      <w:r>
+        <w:t xml:space="preserve">Давайте разберём, где мы спорили.</w:t>
+      </w:r>
+    </w:p>
+    <w:p>
+      <w:r>
+        <w:t xml:space="preserve">Самая спорная карточка: „ограниченное количество спецоборудования“. Хочется положить в „Оборудование“. Но рабочая группа договорилась так: оборудование это техника, склад и локомотив, а спецоборудование это оснастка под конкретный груз, захваты и траверсы, и её отнесли к материалам.</w:t>
+      </w:r>
+    </w:p>
+    <w:p>
+      <w:r>
+        <w:t xml:space="preserve">И вот главный вывод. В жизни одну причину часто можно положить на разные кости. Это нормально. Важно, чтобы группа договорилась о правилах и не потеряла причину. Рыба нужна не для того, чтобы правильно разложить, а для того, чтобы ничего не забыть.</w:t>
+      </w:r>
+    </w:p>
+    <w:p>
+      <w:r>
+        <w:t xml:space="preserve">Корзина. „Вагоны стоят на выгрузке слишком долго“ это не причина, это сама проблема, голова рыбы. „Кладовщики работают медленно, потому что не хотят“ это поиск виноватого.</w:t>
+      </w:r>
+    </w:p>
+    <w:p>
+      <w:r>
+        <w:t xml:space="preserve">И последнее. На диаграмме 19 причин. Это потенциальные причины, и все сразу устранять никто не будет. Дальше по данным выбирают главные, проверяют их пятью „почему“ и уже на них пишут КРД. Как раз о „5 почему“ дальше и поговорим».</w:t>
+      </w:r>
+    </w:p>
+    <w:p>
+      <w:pPr>
+        <w:pStyle w:val="Heading1"/>
+      </w:pPr>
+      <w:r>
+        <w:t xml:space="preserve">Слайд 26. Пять «почему» (5 минут)</w:t>
+      </w:r>
+    </w:p>
+    <w:p>
+      <w:r>
+        <w:t xml:space="preserve">«Второй инструмент: пять „почему“. И снова сначала история.</w:t>
+      </w:r>
+    </w:p>
+    <w:p>
+      <w:r>
+        <w:t xml:space="preserve">Начало двадцатого века, Япония. Сакити Тоёда, его в Японии называют „королём изобретателей“, делает ткацкие станки. И изобретает станок, который сам останавливается, если рвётся нить. Зачем? Чтобы не гнать дальше брак, а сразу остановиться и разобраться, почему нить порвалась. Из его компании потом выросла Toyota.</w:t>
+      </w:r>
+    </w:p>
+    <w:p>
+      <w:r>
+        <w:t xml:space="preserve">А прославил метод Тайити Оно, создатель производственной системы Toyota, из которой выросло всё бережливое производство. Он требовал от своих инженеров: о любой проблеме спросите „почему“ пять раз.</w:t>
+      </w:r>
+    </w:p>
+    <w:p>
+      <w:r>
+        <w:t xml:space="preserve">Вот его собственный пример.</w:t>
+      </w:r>
+    </w:p>
+    <w:p>
+      <w:r>
+        <w:t xml:space="preserve">Почему станок остановился? Перегорел предохранитель от перегрузки.</w:t>
+      </w:r>
+    </w:p>
+    <w:p>
+      <w:r>
+        <w:t xml:space="preserve">Почему перегрузка? Подшипник плохо смазан.</w:t>
+      </w:r>
+    </w:p>
+    <w:p>
+      <w:r>
+        <w:t xml:space="preserve">Почему плохо смазан? Насос смазки плохо качает.</w:t>
+      </w:r>
+    </w:p>
+    <w:p>
+      <w:r>
+        <w:t xml:space="preserve">Почему плохо качает? Изношен вал насоса.</w:t>
+      </w:r>
+    </w:p>
+    <w:p>
+      <w:r>
+        <w:t xml:space="preserve">Почему изношен? Нет фильтра, и внутрь попадает металлическая стружка.</w:t>
+      </w:r>
+    </w:p>
+    <w:p>
+      <w:r>
+        <w:t xml:space="preserve">Решение: поставить фильтр. А теперь представьте, что остановились на первом „почему“. Предохранитель перегорел, поменяли предохранитель. Он снова перегорел, снова поменяли. И так до бесконечности. Это и есть коррекция без КРД.</w:t>
+      </w:r>
+    </w:p>
+    <w:p>
+      <w:r>
+        <w:t xml:space="preserve">Почему именно пять? Магии в числе нет. Просто обычно к пятому разу добираешься до сути. Бывает три, бывает семь.</w:t>
+      </w:r>
+    </w:p>
+    <w:p>
+      <w:r>
+        <w:t xml:space="preserve">Теперь правила, они на слайде. Выделю самые важные.</w:t>
+      </w:r>
+    </w:p>
+    <w:p>
+      <w:r>
+        <w:t xml:space="preserve">Спрашиваем „почему?“, а не „кто?“. Как только нашли виноватого, анализ останавливается. А причина остаётся.</w:t>
+      </w:r>
+    </w:p>
+    <w:p>
+      <w:r>
+        <w:t xml:space="preserve">Не кидаем камни в чужой огород. „Это снабжение виновато“, „это логистика подвела“. Может быть. Но сначала разберитесь, что можете сделать вы.</w:t>
+      </w:r>
+    </w:p>
+    <w:p>
+      <w:r>
+        <w:t xml:space="preserve">Отвечаем фактами, а не догадками. И не придумываем ответ заранее.</w:t>
+      </w:r>
+    </w:p>
+    <w:p>
+      <w:r>
+        <w:t xml:space="preserve">Если ответов несколько, на каждый строим свою цепочку.</w:t>
+      </w:r>
+    </w:p>
+    <w:p>
+      <w:r>
+        <w:t xml:space="preserve">И посмотрите на цитату на слайде: „Поистине замечательным ум ребёнка является“. Это Йода, второй эпизод. Оби-Ван ищет планету и не может найти её в архивах джедаев. Взрослые, мудрые джедаи разводят руками: раз в архиве нет, значит, и планеты нет. А маленький ученик говорит: так её просто стёрли из архива! И оказывается прав. Взрослые остановились на первом ответе, а ребёнок задал ещё одно „почему“.</w:t>
+      </w:r>
+    </w:p>
+    <w:p>
+      <w:r>
+        <w:t xml:space="preserve">Дети вообще мастера „почему“. По одному британскому опросу, четырёхлетний ребёнок задаёт родителям около трёхсот вопросов в день. А мы на работе часто останавливаемся на первом и сразу пишем „усилить контроль“».</w:t>
+      </w:r>
+    </w:p>
+    <w:p>
+      <w:pPr>
+        <w:pStyle w:val="Heading1"/>
+      </w:pPr>
+      <w:r>
+        <w:t xml:space="preserve">Слайды 27–28 скрыты</w:t>
+      </w:r>
+    </w:p>
+    <w:p>
+      <w:pPr>
+        <w:pStyle w:val="Heading1"/>
+      </w:pPr>
+      <w:r>
+        <w:t xml:space="preserve">▶ Открыть упражнение 3 «Дойди до корня» (10 минут)</w:t>
+      </w:r>
+    </w:p>
+    <w:p>
       <w:r>
         <w:rPr>
           <w:i/>
           <w:iCs/>
         </w:rPr>
-        <w:t xml:space="preserve">2–3 человека зачитывают</w:t>
-      </w:r>
-      <w:r>
-        <w:t xml:space="preserve">)</w:t>
-      </w:r>
-    </w:p>
-    <w:p>
-      <w:r>
-        <w:t xml:space="preserve">Проверим по Кодексу. Конкретно? Связано с причиной? Это не просто обязанность из должностной инструкции? Меняет порядок работы?»</w:t>
+        <w:t xml:space="preserve">Переключаюсь на тренажёр, «← Все упражнения», плитка «Дойди до корня», кейс «Оплавленный кабель».</w:t>
+      </w:r>
+    </w:p>
+    <w:p>
+      <w:r>
+        <w:t xml:space="preserve">«Попробуем пять „почему“ на реальном случае. Кейс: оплавленный кабель.</w:t>
+      </w:r>
+    </w:p>
+    <w:p>
+      <w:r>
+        <w:t xml:space="preserve">На каждом шаге вопрос „почему?“ и три ответа. Я читаю ответы, вы выбираете тот, что опирается на факты. Остальные ответы это те самые ошибки, о которых мы только что говорили: поиск виноватого, камень в чужой огород, догадка. Если ошибёмся, тренажёр объяснит и даст выбрать ещё раз. Поехали!»</w:t>
       </w:r>
     </w:p>
     <w:p>
@@ -1930,68 +1764,16 @@
           <w:i/>
           <w:iCs/>
         </w:rPr>
-        <w:t xml:space="preserve">Если кто-то взял нарушение из разминки, говорю: «А помните, что вы предлагали в начале? Чувствуете разницу?»</w:t>
-      </w:r>
-    </w:p>
-    <w:p>
-      <w:pPr>
-        <w:pStyle w:val="Heading1"/>
-      </w:pPr>
-      <w:r>
-        <w:t xml:space="preserve">Слайд 43. Оценка результативности КРД (3 минуты)</w:t>
-      </w:r>
-    </w:p>
-    <w:p>
-      <w:r>
-        <w:t xml:space="preserve">«КРД написали и выполнили. Как понять, что оно сработало? (</w:t>
-      </w:r>
+        <w:t xml:space="preserve">По каждому шагу: читаю вопрос и три ответа, собираю мнения, нажимаю ответ большинства. Если неверно, читаю пояснение и спрашиваю: «Тогда какой?»</w:t>
+      </w:r>
+    </w:p>
+    <w:p>
       <w:r>
         <w:rPr>
           <w:i/>
           <w:iCs/>
         </w:rPr>
-        <w:t xml:space="preserve">жду ответа</w:t>
-      </w:r>
-      <w:r>
-        <w:t xml:space="preserve">)</w:t>
-      </w:r>
-    </w:p>
-    <w:p>
-      <w:r>
-        <w:t xml:space="preserve">Правильно: нарушение не повторилось на следующей проверке. Это единственный настоящий критерий.</w:t>
-      </w:r>
-    </w:p>
-    <w:p>
-      <w:r>
-        <w:t xml:space="preserve">А если повторилось? На слайде три причины. Неверно определили корневую причину: значит, остановились на первом „почему“. Появились новые обстоятельства: бывает, тогда анализ заново. Или мероприятия выполнили формально: галочку поставили, а по сути ничего не поменялось.</w:t>
-      </w:r>
-    </w:p>
-    <w:p>
-      <w:r>
-        <w:t xml:space="preserve">Если через полгода на проверке нашли то же самое, значит, наше КРД было коррекцией, которая просто надела костюм КРД.</w:t>
-      </w:r>
-    </w:p>
-    <w:p>
-      <w:r>
-        <w:t xml:space="preserve">Йода на слайде говорит: если вы не совершили ни единой ошибки, проигрываете вы, в другую игру вы должны играть. Ошибаться нормально. Ненормально повторять одну и ту же ошибку».</w:t>
-      </w:r>
-    </w:p>
-    <w:p>
-      <w:pPr>
-        <w:pStyle w:val="Heading1"/>
-      </w:pPr>
-      <w:r>
-        <w:t xml:space="preserve">Слайд 44. Подводим итоги (3–5 минут)</w:t>
-      </w:r>
-    </w:p>
-    <w:p>
-      <w:r>
-        <w:t xml:space="preserve">«Подведём итоги. Попрошу каждого закончить одну фразу: „Для меня самое важное в управлении КРД это…“</w:t>
-      </w:r>
-    </w:p>
-    <w:p>
-      <w:r>
-        <w:t xml:space="preserve">Одна фраза, коротко. Можно в чат, можно вслух. Кто начнёт?»</w:t>
+        <w:t xml:space="preserve">После пятого шага на экране проверка «поэтому». Прошу кого-нибудь из участников прочитать её вслух. Потом выбираем КРД так же, голосованием.</w:t>
       </w:r>
     </w:p>
     <w:p>
@@ -2000,6 +1782,425 @@
           <w:i/>
           <w:iCs/>
         </w:rPr>
+        <w:t xml:space="preserve">Второй кейс, «Упавший электродвигатель», прохожу, только если остаётся время.</w:t>
+      </w:r>
+    </w:p>
+    <w:p>
+      <w:r>
+        <w:t xml:space="preserve">«Отлично, до корня дошли.</w:t>
+      </w:r>
+    </w:p>
+    <w:p>
+      <w:r>
+        <w:t xml:space="preserve">Самый частый ответ-ловушка: „погрузчиков мало, купить ещё“. Классика: решение придумали ещё до анализа. А техника на складе есть, проблема в том, как её быстро заказать.</w:t>
+      </w:r>
+    </w:p>
+    <w:p>
+      <w:r>
+        <w:t xml:space="preserve">А теперь история, которую рассказывают на всех тренингах по качеству. В Вашингтоне начал разрушаться камень знаменитого мемориала. В разных пересказах это мемориал Джефферсона или Линкольна.</w:t>
+      </w:r>
+    </w:p>
+    <w:p>
+      <w:r>
+        <w:t xml:space="preserve">Почему камень разрушается? Его слишком часто моют едкими средствами.</w:t>
+      </w:r>
+    </w:p>
+    <w:p>
+      <w:r>
+        <w:t xml:space="preserve">Почему так часто моют? Много птичьего помёта.</w:t>
+      </w:r>
+    </w:p>
+    <w:p>
+      <w:r>
+        <w:t xml:space="preserve">Почему так много птиц? Они прилетают есть пауков.</w:t>
+      </w:r>
+    </w:p>
+    <w:p>
+      <w:r>
+        <w:t xml:space="preserve">Почему столько пауков? Они охотятся на мошек.</w:t>
+      </w:r>
+    </w:p>
+    <w:p>
+      <w:r>
+        <w:t xml:space="preserve">Почему столько мошек? Их привлекает подсветка, которую включают в сумерках.</w:t>
+      </w:r>
+    </w:p>
+    <w:p>
+      <w:r>
+        <w:t xml:space="preserve">Решение: включать подсветку на час позже. Ни ремонта, ни новых средств, ни отпугивателей. Копеечное решение, потому что дошли до корня.</w:t>
+      </w:r>
+    </w:p>
+    <w:p>
+      <w:r>
+        <w:t xml:space="preserve">А теперь представьте, какой план мероприятий написали бы мы. „Усилить контроль за птицами“. „Провести инструктаж уборщикам“. „Разработать мероприятия по борьбе с пауками“. Узнаёте?»</w:t>
+      </w:r>
+    </w:p>
+    <w:p>
+      <w:pPr>
+        <w:pStyle w:val="Heading1"/>
+      </w:pPr>
+      <w:r>
+        <w:t xml:space="preserve">Слайд 29. Кодекс: как проверить себя (2 минуты)</w:t>
+      </w:r>
+    </w:p>
+    <w:p>
+      <w:r>
+        <w:t xml:space="preserve">«Как понять, что корень найден верно? Есть простая проверка, мы её только что видели в упражнении.</w:t>
+      </w:r>
+    </w:p>
+    <w:p>
+      <w:r>
+        <w:t xml:space="preserve">Читаем цепочку в обратную сторону, через слово „поэтому“. Корневая причина, поэтому то-то, поэтому то-то, поэтому проблема.</w:t>
+      </w:r>
+    </w:p>
+    <w:p>
+      <w:r>
+        <w:t xml:space="preserve">Давайте на мемориале. Подсветку включают в сумерках, поэтому слетаются мошки. Поэтому приходят пауки. Поэтому прилетают птицы. Поэтому много помёта. Поэтому камень часто моют, и он разрушается. Читается гладко? Да. Значит, корень найден.</w:t>
+      </w:r>
+    </w:p>
+    <w:p>
+      <w:r>
+        <w:t xml:space="preserve">Если где-то „поэтому“ звучит натянуто, значит, в цепочке ошибка и надо вернуться на шаг назад».</w:t>
+      </w:r>
+    </w:p>
+    <w:p>
+      <w:pPr>
+        <w:pStyle w:val="Heading1"/>
+      </w:pPr>
+      <w:r>
+        <w:t xml:space="preserve">Слайд 30 скрыт</w:t>
+      </w:r>
+    </w:p>
+    <w:p>
+      <w:pPr>
+        <w:pStyle w:val="Heading1"/>
+      </w:pPr>
+      <w:r>
+        <w:t xml:space="preserve">Слайд 31. Ошибка №1: «Поди туда, не знаю куда» (2 минуты)</w:t>
+      </w:r>
+    </w:p>
+    <w:p>
+      <w:r>
+        <w:t xml:space="preserve">«Причину нашли, теперь нужно правильно записать КРД. И тут нас поджидают четыре классические ошибки. Каждая есть в наших реальных планах.</w:t>
+      </w:r>
+    </w:p>
+    <w:p>
+      <w:r>
+        <w:t xml:space="preserve">Ошибка номер один: „Поди туда, не знаю куда, сделай то, не знаю что“. Посмотрите на примеры. Усилить контроль за хранением МТР. Обеспечить коммуникации между МОЛ и инженером входного контроля. Провести работу с мастерами ПРР. Улучшить хранение СИЗ.</w:t>
+      </w:r>
+    </w:p>
+    <w:p>
+      <w:r>
+        <w:t xml:space="preserve">Кто будет усиливать? Как? Что именно мы сделаем завтра утром? Непонятно.</w:t>
+      </w:r>
+    </w:p>
+    <w:p>
+      <w:r>
+        <w:t xml:space="preserve">Совет мастера на слайде: спросите себя, что вы сможете показать как доказательство, когда наступит срок. Если показать нечего, формулировка плохая.</w:t>
+      </w:r>
+    </w:p>
+    <w:p>
+      <w:r>
+        <w:t xml:space="preserve">Йода, кстати, говорил: „Делай или не делай. Не надо пытаться“. Так вот, „постараться обеспечить“ и „по возможности усилить“ Йода бы не подписал».</w:t>
+      </w:r>
+    </w:p>
+    <w:p>
+      <w:pPr>
+        <w:pStyle w:val="Heading1"/>
+      </w:pPr>
+      <w:r>
+        <w:t xml:space="preserve">Слайд 32. Ошибка №2: «Матрёшка» (1 минута)</w:t>
+      </w:r>
+    </w:p>
+    <w:p>
+      <w:r>
+        <w:t xml:space="preserve">«Ошибка номер два: матрёшка. Разработать мероприятия для отсутствия недостач. Составить план мероприятий по снижению травматизма. Реализовать мероприятия для увеличения SLA.</w:t>
+      </w:r>
+    </w:p>
+    <w:p>
+      <w:r>
+        <w:t xml:space="preserve">Открываешь план мероприятий, а там „разработать план мероприятий“. Открываешь его, а там „провести анализ и разработать мероприятия“. Как настоящая матрёшка: слоёв много, а внутри пусто.</w:t>
+      </w:r>
+    </w:p>
+    <w:p>
+      <w:r>
+        <w:t xml:space="preserve">Совет мастера: мероприятия уже должны быть в плане, когда вы его пишете. Зачем откладывать решение?»</w:t>
+      </w:r>
+    </w:p>
+    <w:p>
+      <w:pPr>
+        <w:pStyle w:val="Heading1"/>
+      </w:pPr>
+      <w:r>
+        <w:t xml:space="preserve">Слайд 33. Ошибка №3: «Мероприятие в квадрате» (1 минута)</w:t>
+      </w:r>
+    </w:p>
+    <w:p>
+      <w:r>
+        <w:t xml:space="preserve">«Ошибка номер три: мероприятие в квадрате. Проводить мониторинг температуры и влажности. Осуществлять раздельное накопление отходов. Оформлять записи в журнале брака. Соблюдать правила производственной безопасности.</w:t>
+      </w:r>
+    </w:p>
+    <w:p>
+      <w:r>
+        <w:t xml:space="preserve">Коллеги, а вы этого разве не делаете в своей работе? Это и так ваши обязанности, они записаны в должностной инструкции. Если нарушение случилось, значит, что-то мешает их выполнять. Вот это „что-то“ и надо найти и устранить».</w:t>
+      </w:r>
+    </w:p>
+    <w:p>
+      <w:pPr>
+        <w:pStyle w:val="Heading1"/>
+      </w:pPr>
+      <w:r>
+        <w:t xml:space="preserve">Слайд 34. Ошибка №4: мероприятие не связано с причиной (1 минута)</w:t>
+      </w:r>
+    </w:p>
+    <w:p>
+      <w:r>
+        <w:t xml:space="preserve">«И ошибка номер четыре: мероприятие не связано с причиной. Смотрите. Нарушение: неправильно хранится крупногабаритное оборудование. Причина: не хватает площадей. Мероприятие: актуализировать топологию склада.</w:t>
+      </w:r>
+    </w:p>
+    <w:p>
+      <w:r>
+        <w:t xml:space="preserve">Перерисуем схему склада. Площадей прибавится? Нет. Мероприятие хорошее, но бьёт мимо.</w:t>
+      </w:r>
+    </w:p>
+    <w:p>
+      <w:r>
+        <w:t xml:space="preserve">Проверка простая: прочитайте вслух „сделали это, и причина исчезла“. Если не складывается, значит, мимо».</w:t>
+      </w:r>
+    </w:p>
+    <w:p>
+      <w:pPr>
+        <w:pStyle w:val="Heading1"/>
+      </w:pPr>
+      <w:r>
+        <w:t xml:space="preserve">Слайд 35. Самые сильные джедаи умеют разрабатывать КРД на системном уровне (2 минуты)</w:t>
+      </w:r>
+    </w:p>
+    <w:p>
+      <w:r>
+        <w:t xml:space="preserve">«И высший пилотаж: КРД на системном уровне.</w:t>
+      </w:r>
+    </w:p>
+    <w:p>
+      <w:r>
+        <w:t xml:space="preserve">Вспомните катушки с кабелем у батареи. Можно отодвинуть катушки на своём складе: это коррекция. А можно изменить порядок заказа техники так, чтобы ни на одном складе катушки не застревали у батарей. Это системное КРД.</w:t>
+      </w:r>
+    </w:p>
+    <w:p>
+      <w:r>
+        <w:t xml:space="preserve">Системное КРД меняет порядок работы: регламент, договор, учётную систему. Так, чтобы нарушение не повторилось не только у вас, но и у коллег на других складах.</w:t>
+      </w:r>
+    </w:p>
+    <w:p>
+      <w:r>
+        <w:t xml:space="preserve">Йода на слайде говорит: решение принимаешь ты один, но помнить должен, что делаешь это и за других, кто стоит за плечом твоим. Это ровно про системное КРД».</w:t>
+      </w:r>
+    </w:p>
+    <w:p>
+      <w:pPr>
+        <w:pStyle w:val="Heading1"/>
+      </w:pPr>
+      <w:r>
+        <w:t xml:space="preserve">Слайды 36–41 скрыты</w:t>
+      </w:r>
+    </w:p>
+    <w:p>
+      <w:pPr>
+        <w:pStyle w:val="Heading1"/>
+      </w:pPr>
+      <w:r>
+        <w:t xml:space="preserve">▶ Открыть упражнение 4 «Выбери лучшее КРД» (8 минут)</w:t>
+      </w:r>
+    </w:p>
+    <w:p>
+      <w:r>
+        <w:rPr>
+          <w:i/>
+          <w:iCs/>
+        </w:rPr>
+        <w:t xml:space="preserve">Переключаюсь на тренажёр, «← Все упражнения», плитка «Выбери лучшее КРД».</w:t>
+      </w:r>
+    </w:p>
+    <w:p>
+      <w:r>
+        <w:t xml:space="preserve">«Последнее упражнение. Шесть случаев. Наверху несоответствие и причина, ниже четыре мероприятия с буквами А, Б, В, Г. Выбираем вместе одно: настоящее КРД. Называйте букву голосом или в чат.</w:t>
+      </w:r>
+    </w:p>
+    <w:p>
+      <w:r>
+        <w:t xml:space="preserve">После ответа на каждом варианте появится подпись, что с ним не так: общие слова, матрёшка, это и так обязанность, мимо причины или коррекция. Узнаете все четыре ошибки, которые мы только что разобрали. Поехали!»</w:t>
+      </w:r>
+    </w:p>
+    <w:p>
+      <w:r>
+        <w:rPr>
+          <w:i/>
+          <w:iCs/>
+        </w:rPr>
+        <w:t xml:space="preserve">По каждому случаю: читаю несоответствие, причину и четыре варианта, собираю буквы, нажимаю вариант большинства. После ответа коротко читаю подписи на всех вариантах.</w:t>
+      </w:r>
+    </w:p>
+    <w:p>
+      <w:r>
+        <w:rPr>
+          <w:i/>
+          <w:iCs/>
+        </w:rPr>
+        <w:t xml:space="preserve">Если времени мало, прохожу 3–4 случая.</w:t>
+      </w:r>
+    </w:p>
+    <w:p>
+      <w:r>
+        <w:rPr>
+          <w:i/>
+          <w:iCs/>
+        </w:rPr>
+        <w:t xml:space="preserve">В конце называю счёт группы и говорю:</w:t>
+      </w:r>
+    </w:p>
+    <w:p>
+      <w:r>
+        <w:t xml:space="preserve">«Заметили, где мы чаще всего ошибались? На коррекции. В каждом случае есть вариант „перерисовать схему“, „сколоть лёд“, „поставить контейнеры“. Он конкретный, полезный, его очень хочется выбрать. Но это коррекция: дефект исправили, а порядок, из-за которого он появился, остался. И в следующий раз всё повторится на другом секторе, на другой площадке, после следующего мороза.</w:t>
+      </w:r>
+    </w:p>
+    <w:p>
+      <w:r>
+        <w:t xml:space="preserve">Ещё раз главное правило. Исправить, заменить, переложить, построить: это коррекция. КРД меняет порядок работы: регламент, договор, систему. И проверка: что я покажу проверяющему через месяц? Если показать нечего, формулировка плохая».</w:t>
+      </w:r>
+    </w:p>
+    <w:p>
+      <w:pPr>
+        <w:pStyle w:val="Heading1"/>
+      </w:pPr>
+      <w:r>
+        <w:t xml:space="preserve">Слайд 42. Своё КРД (5–7 минут, по желанию)</w:t>
+      </w:r>
+    </w:p>
+    <w:p>
+      <w:r>
+        <w:rPr>
+          <w:i/>
+          <w:iCs/>
+        </w:rPr>
+        <w:t xml:space="preserve">Если время есть. Если нет, пропускаю и иду на слайд 43.</w:t>
+      </w:r>
+    </w:p>
+    <w:p>
+      <w:r>
+        <w:t xml:space="preserve">«А теперь самое полезное. Вспомните одно реальное нарушение вашего подразделения из 1С ПБ. Можно из разминки, можно своё.</w:t>
+      </w:r>
+    </w:p>
+    <w:p>
+      <w:r>
+        <w:t xml:space="preserve">За пять минут запишите три вещи. Причину: настоящую, через пять „почему“. Коррекцию. И КРД: конкретно, со сроком и ответственным.</w:t>
+      </w:r>
+    </w:p>
+    <w:p>
+      <w:r>
+        <w:t xml:space="preserve">(</w:t>
+      </w:r>
+      <w:r>
+        <w:rPr>
+          <w:i/>
+          <w:iCs/>
+        </w:rPr>
+        <w:t xml:space="preserve">через 5 минут</w:t>
+      </w:r>
+      <w:r>
+        <w:t xml:space="preserve">) Кто готов поделиться? (</w:t>
+      </w:r>
+      <w:r>
+        <w:rPr>
+          <w:i/>
+          <w:iCs/>
+        </w:rPr>
+        <w:t xml:space="preserve">2–3 человека зачитывают</w:t>
+      </w:r>
+      <w:r>
+        <w:t xml:space="preserve">)</w:t>
+      </w:r>
+    </w:p>
+    <w:p>
+      <w:r>
+        <w:t xml:space="preserve">Проверим по Кодексу. Конкретно? Связано с причиной? Это не просто обязанность из должностной инструкции? Меняет порядок работы?»</w:t>
+      </w:r>
+    </w:p>
+    <w:p>
+      <w:r>
+        <w:rPr>
+          <w:i/>
+          <w:iCs/>
+        </w:rPr>
+        <w:t xml:space="preserve">Если кто-то взял нарушение из разминки, говорю: «А помните, что вы предлагали в начале? Чувствуете разницу?»</w:t>
+      </w:r>
+    </w:p>
+    <w:p>
+      <w:pPr>
+        <w:pStyle w:val="Heading1"/>
+      </w:pPr>
+      <w:r>
+        <w:t xml:space="preserve">Слайд 43. Оценка результативности КРД (3 минуты)</w:t>
+      </w:r>
+    </w:p>
+    <w:p>
+      <w:r>
+        <w:t xml:space="preserve">«КРД написали и выполнили. Как понять, что оно сработало? (</w:t>
+      </w:r>
+      <w:r>
+        <w:rPr>
+          <w:i/>
+          <w:iCs/>
+        </w:rPr>
+        <w:t xml:space="preserve">жду ответа</w:t>
+      </w:r>
+      <w:r>
+        <w:t xml:space="preserve">)</w:t>
+      </w:r>
+    </w:p>
+    <w:p>
+      <w:r>
+        <w:t xml:space="preserve">Правильно: нарушение не повторилось на следующей проверке. Это единственный настоящий критерий.</w:t>
+      </w:r>
+    </w:p>
+    <w:p>
+      <w:r>
+        <w:t xml:space="preserve">А если повторилось? На слайде три причины. Неверно определили корневую причину: значит, остановились на первом „почему“. Появились новые обстоятельства: бывает, тогда анализ заново. Или мероприятия выполнили формально: галочку поставили, а по сути ничего не поменялось.</w:t>
+      </w:r>
+    </w:p>
+    <w:p>
+      <w:r>
+        <w:t xml:space="preserve">Если через полгода на проверке нашли то же самое, значит, наше КРД было коррекцией, которая просто надела костюм КРД.</w:t>
+      </w:r>
+    </w:p>
+    <w:p>
+      <w:r>
+        <w:t xml:space="preserve">Йода на слайде говорит: если вы не совершили ни единой ошибки, проигрываете вы, в другую игру вы должны играть. Ошибаться нормально. Ненормально повторять одну и ту же ошибку».</w:t>
+      </w:r>
+    </w:p>
+    <w:p>
+      <w:pPr>
+        <w:pStyle w:val="Heading1"/>
+      </w:pPr>
+      <w:r>
+        <w:t xml:space="preserve">Слайд 44. Подводим итоги (3–5 минут)</w:t>
+      </w:r>
+    </w:p>
+    <w:p>
+      <w:r>
+        <w:t xml:space="preserve">«Подведём итоги. Попрошу каждого закончить одну фразу: „Для меня самое важное в управлении КРД это…“</w:t>
+      </w:r>
+    </w:p>
+    <w:p>
+      <w:r>
+        <w:t xml:space="preserve">Одна фраза, коротко. Можно в чат, можно вслух. Кто начнёт?»</w:t>
+      </w:r>
+    </w:p>
+    <w:p>
+      <w:r>
+        <w:rPr>
+          <w:i/>
+          <w:iCs/>
+        </w:rPr>
         <w:t xml:space="preserve">Собираю ответы, коротко благодарю каждого.</w:t>
       </w:r>
     </w:p>
@@ -2018,7 +2219,7 @@
     </w:p>
     <w:p>
       <w:r>
-        <w:t xml:space="preserve">«Коллеги, спасибо за работу! Тренажёр остаётся у вас, проходите его ещё, когда захотите, и можете отправить коллегам.</w:t>
+        <w:t xml:space="preserve">«Коллеги, спасибо за работу! После тренинга я пришлю вам памятку: там всё главное, что мы сегодня разобрали, с примерами.</w:t>
       </w:r>
     </w:p>
     <w:p>
@@ -4431,7 +4632,7 @@
         <w:pStyle w:val="ListParagraph"/>
         <w:numPr>
           <w:ilvl w:val="0"/>
-          <w:numId w:val="3"/>
+          <w:numId w:val="4"/>
         </w:numPr>
       </w:pPr>
       <w:r>
@@ -4450,7 +4651,7 @@
         <w:pStyle w:val="ListParagraph"/>
         <w:numPr>
           <w:ilvl w:val="0"/>
-          <w:numId w:val="3"/>
+          <w:numId w:val="4"/>
         </w:numPr>
       </w:pPr>
       <w:r>
@@ -4469,7 +4670,7 @@
         <w:pStyle w:val="ListParagraph"/>
         <w:numPr>
           <w:ilvl w:val="0"/>
-          <w:numId w:val="3"/>
+          <w:numId w:val="4"/>
         </w:numPr>
       </w:pPr>
       <w:r>
@@ -4488,7 +4689,7 @@
         <w:pStyle w:val="ListParagraph"/>
         <w:numPr>
           <w:ilvl w:val="0"/>
-          <w:numId w:val="3"/>
+          <w:numId w:val="4"/>
         </w:numPr>
       </w:pPr>
       <w:r>
@@ -4507,7 +4708,7 @@
         <w:pStyle w:val="ListParagraph"/>
         <w:numPr>
           <w:ilvl w:val="0"/>
-          <w:numId w:val="3"/>
+          <w:numId w:val="4"/>
         </w:numPr>
       </w:pPr>
       <w:r>
@@ -4603,7 +4804,7 @@
         <w:pStyle w:val="ListParagraph"/>
         <w:numPr>
           <w:ilvl w:val="0"/>
-          <w:numId w:val="4"/>
+          <w:numId w:val="5"/>
         </w:numPr>
       </w:pPr>
       <w:r>
@@ -4622,7 +4823,7 @@
         <w:pStyle w:val="ListParagraph"/>
         <w:numPr>
           <w:ilvl w:val="0"/>
-          <w:numId w:val="4"/>
+          <w:numId w:val="5"/>
         </w:numPr>
       </w:pPr>
       <w:r>
@@ -4641,7 +4842,7 @@
         <w:pStyle w:val="ListParagraph"/>
         <w:numPr>
           <w:ilvl w:val="0"/>
-          <w:numId w:val="4"/>
+          <w:numId w:val="5"/>
         </w:numPr>
       </w:pPr>
       <w:r>
@@ -4660,7 +4861,7 @@
         <w:pStyle w:val="ListParagraph"/>
         <w:numPr>
           <w:ilvl w:val="0"/>
-          <w:numId w:val="4"/>
+          <w:numId w:val="5"/>
         </w:numPr>
       </w:pPr>
       <w:r>
@@ -4679,7 +4880,7 @@
         <w:pStyle w:val="ListParagraph"/>
         <w:numPr>
           <w:ilvl w:val="0"/>
-          <w:numId w:val="4"/>
+          <w:numId w:val="5"/>
         </w:numPr>
       </w:pPr>
       <w:r>
@@ -5420,7 +5621,7 @@
           </w:tcPr>
           <w:p>
             <w:r>
-              <w:t xml:space="preserve">У участника не открывается файл</w:t>
+              <w:t xml:space="preserve">Никто не отвечает</w:t>
             </w:r>
           </w:p>
         </w:tc>
@@ -5442,7 +5643,7 @@
           </w:tcPr>
           <w:p>
             <w:r>
-              <w:t xml:space="preserve">Сохранить на рабочий стол, открыть через Edge. Не вышло: смотрит мой экран или проходит в паре с соседом</w:t>
+              <w:t xml:space="preserve">Называю человека мягко: «Иван, а вы как думаете?» Или прошу проголосовать руками или буквой в чат</w:t>
             </w:r>
           </w:p>
         </w:tc>
@@ -5469,7 +5670,7 @@
           </w:tcPr>
           <w:p>
             <w:r>
-              <w:t xml:space="preserve">Нет компьютера, только телефон</w:t>
+              <w:t xml:space="preserve">Все отвечают по-разному</w:t>
             </w:r>
           </w:p>
         </w:tc>
@@ -5491,7 +5692,7 @@
           </w:tcPr>
           <w:p>
             <w:r>
-              <w:t xml:space="preserve">Тренажёр работает и на телефоне</w:t>
+              <w:t xml:space="preserve">Прошу по одному человеку с каждой стороны объяснить, потом нажимаю вариант большинства</w:t>
             </w:r>
           </w:p>
         </w:tc>
@@ -5518,7 +5719,7 @@
           </w:tcPr>
           <w:p>
             <w:r>
-              <w:t xml:space="preserve">Группа зависла на споре</w:t>
+              <w:t xml:space="preserve">Тренажёр не открылся на моём компьютере</w:t>
             </w:r>
           </w:p>
         </w:tc>
@@ -5540,7 +5741,7 @@
           </w:tcPr>
           <w:p>
             <w:r>
-              <w:t xml:space="preserve">«Отличный вопрос, обсудим на разборе», и дальше по таймеру</w:t>
+              <w:t xml:space="preserve">Открыть файл через Edge. Запасной вариант: читать карточки из раздела «Ответы к упражнениям» и голосовать устно</w:t>
             </w:r>
           </w:p>
         </w:tc>
@@ -5567,6 +5768,55 @@
           </w:tcPr>
           <w:p>
             <w:r>
+              <w:t xml:space="preserve">Группа зависла на споре</w:t>
+            </w:r>
+          </w:p>
+        </w:tc>
+        <w:tc>
+          <w:tcPr>
+            <w:tcW w:type="dxa" w:w="5783"/>
+            <w:tcBorders>
+              <w:top w:val="single" w:color="C9D4E8" w:sz="4"/>
+              <w:left w:val="single" w:color="C9D4E8" w:sz="4"/>
+              <w:bottom w:val="single" w:color="C9D4E8" w:sz="4"/>
+              <w:right w:val="single" w:color="C9D4E8" w:sz="4"/>
+            </w:tcBorders>
+            <w:tcMar>
+              <w:top w:type="dxa" w:w="80"/>
+              <w:left w:type="dxa" w:w="120"/>
+              <w:bottom w:type="dxa" w:w="80"/>
+              <w:right w:type="dxa" w:w="120"/>
+            </w:tcMar>
+          </w:tcPr>
+          <w:p>
+            <w:r>
+              <w:t xml:space="preserve">«Отличный вопрос, обсудим на разборе», и дальше по таймеру</w:t>
+            </w:r>
+          </w:p>
+        </w:tc>
+      </w:tr>
+      <w:tr>
+        <w:trPr>
+          <w:tblHeader w:val="off"/>
+        </w:trPr>
+        <w:tc>
+          <w:tcPr>
+            <w:tcW w:type="dxa" w:w="3855"/>
+            <w:tcBorders>
+              <w:top w:val="single" w:color="C9D4E8" w:sz="4"/>
+              <w:left w:val="single" w:color="C9D4E8" w:sz="4"/>
+              <w:bottom w:val="single" w:color="C9D4E8" w:sz="4"/>
+              <w:right w:val="single" w:color="C9D4E8" w:sz="4"/>
+            </w:tcBorders>
+            <w:tcMar>
+              <w:top w:type="dxa" w:w="80"/>
+              <w:left w:type="dxa" w:w="120"/>
+              <w:bottom w:type="dxa" w:w="80"/>
+              <w:right w:type="dxa" w:w="120"/>
+            </w:tcMar>
+          </w:tcPr>
+          <w:p>
+            <w:r>
               <w:t xml:space="preserve">Не хватает времени</w:t>
             </w:r>
           </w:p>
@@ -5589,7 +5839,7 @@
           </w:tcPr>
           <w:p>
             <w:r>
-              <w:t xml:space="preserve">Пропускаю слайд 42 и второй кейс в упражнении 3, сокращаю истории</w:t>
+              <w:t xml:space="preserve">В упражнении 1 прохожу 3 кейса, в упражнении 4 три-четыре случая, пропускаю второй кейс в упражнении 3 и слайд 42, сокращаю истории</w:t>
             </w:r>
           </w:p>
         </w:tc>
@@ -5858,6 +6108,12 @@
     </w:lvlOverride>
   </w:num>
   <w:num w:numId="4">
+    <w:abstractNumId w:val="3"/>
+    <w:lvlOverride w:ilvl="0">
+      <w:startOverride w:val="1"/>
+    </w:lvlOverride>
+  </w:num>
+  <w:num w:numId="5">
     <w:abstractNumId w:val="3"/>
     <w:lvlOverride w:ilvl="0">
       <w:startOverride w:val="1"/>
